--- a/Visual Design for Greenfield Local Hub Task1.docx
+++ b/Visual Design for Greenfield Local Hub Task1.docx
@@ -49,6 +49,7 @@
       </w:pPr>
       <w:r>
         <w:rPr>
+          <w:noProof/>
           <w:sz w:val="40"/>
           <w:szCs w:val="40"/>
         </w:rPr>
@@ -534,6 +535,150 @@
     </w:p>
     <w:p>
       <w:pPr>
+        <w:rPr>
+          <w:sz w:val="24"/>
+          <w:szCs w:val="24"/>
+        </w:rPr>
+      </w:pPr>
+    </w:p>
+    <w:p>
+      <w:pPr>
+        <w:rPr>
+          <w:sz w:val="24"/>
+          <w:szCs w:val="24"/>
+        </w:rPr>
+      </w:pPr>
+    </w:p>
+    <w:p>
+      <w:pPr>
+        <w:rPr>
+          <w:sz w:val="24"/>
+          <w:szCs w:val="24"/>
+        </w:rPr>
+      </w:pPr>
+    </w:p>
+    <w:p>
+      <w:pPr>
+        <w:rPr>
+          <w:sz w:val="28"/>
+          <w:szCs w:val="28"/>
+        </w:rPr>
+      </w:pPr>
+      <w:r>
+        <w:rPr>
+          <w:sz w:val="28"/>
+          <w:szCs w:val="28"/>
+        </w:rPr>
+        <w:t>Flowcharts:</w:t>
+      </w:r>
+    </w:p>
+    <w:p>
+      <w:pPr>
+        <w:rPr>
+          <w:sz w:val="24"/>
+          <w:szCs w:val="24"/>
+        </w:rPr>
+      </w:pPr>
+    </w:p>
+    <w:p>
+      <w:pPr>
+        <w:rPr>
+          <w:sz w:val="24"/>
+          <w:szCs w:val="24"/>
+        </w:rPr>
+      </w:pPr>
+      <w:r>
+        <w:rPr>
+          <w:noProof/>
+          <w:sz w:val="24"/>
+          <w:szCs w:val="24"/>
+        </w:rPr>
+        <w:lastRenderedPageBreak/>
+        <w:drawing>
+          <wp:inline distT="0" distB="0" distL="0" distR="0" wp14:anchorId="1F22BF27" wp14:editId="56070354">
+            <wp:extent cx="5963285" cy="5229860"/>
+            <wp:effectExtent l="0" t="0" r="0" b="8890"/>
+            <wp:docPr id="3" name="Picture 3"/>
+            <wp:cNvGraphicFramePr>
+              <a:graphicFrameLocks xmlns:a="http://schemas.openxmlformats.org/drawingml/2006/main" noChangeAspect="1"/>
+            </wp:cNvGraphicFramePr>
+            <a:graphic xmlns:a="http://schemas.openxmlformats.org/drawingml/2006/main">
+              <a:graphicData uri="http://schemas.openxmlformats.org/drawingml/2006/picture">
+                <pic:pic xmlns:pic="http://schemas.openxmlformats.org/drawingml/2006/picture">
+                  <pic:nvPicPr>
+                    <pic:cNvPr id="0" name="Picture 2"/>
+                    <pic:cNvPicPr>
+                      <a:picLocks noChangeAspect="1" noChangeArrowheads="1"/>
+                    </pic:cNvPicPr>
+                  </pic:nvPicPr>
+                  <pic:blipFill>
+                    <a:blip r:embed="rId5">
+                      <a:extLst>
+                        <a:ext uri="{28A0092B-C50C-407E-A947-70E740481C1C}">
+                          <a14:useLocalDpi xmlns:a14="http://schemas.microsoft.com/office/drawing/2010/main" val="0"/>
+                        </a:ext>
+                      </a:extLst>
+                    </a:blip>
+                    <a:srcRect/>
+                    <a:stretch>
+                      <a:fillRect/>
+                    </a:stretch>
+                  </pic:blipFill>
+                  <pic:spPr bwMode="auto">
+                    <a:xfrm>
+                      <a:off x="0" y="0"/>
+                      <a:ext cx="5963285" cy="5229860"/>
+                    </a:xfrm>
+                    <a:prstGeom prst="rect">
+                      <a:avLst/>
+                    </a:prstGeom>
+                    <a:noFill/>
+                  </pic:spPr>
+                </pic:pic>
+              </a:graphicData>
+            </a:graphic>
+          </wp:inline>
+        </w:drawing>
+      </w:r>
+    </w:p>
+    <w:p>
+      <w:pPr>
+        <w:tabs>
+          <w:tab w:val="left" w:pos="7964"/>
+        </w:tabs>
+        <w:rPr>
+          <w:sz w:val="24"/>
+          <w:szCs w:val="24"/>
+        </w:rPr>
+      </w:pPr>
+      <w:r>
+        <w:rPr>
+          <w:sz w:val="24"/>
+          <w:szCs w:val="24"/>
+        </w:rPr>
+        <w:t>Log in:</w:t>
+      </w:r>
+    </w:p>
+    <w:p>
+      <w:pPr>
+        <w:tabs>
+          <w:tab w:val="left" w:pos="7964"/>
+        </w:tabs>
+        <w:rPr>
+          <w:sz w:val="24"/>
+          <w:szCs w:val="24"/>
+        </w:rPr>
+      </w:pPr>
+      <w:r>
+        <w:rPr>
+          <w:sz w:val="24"/>
+          <w:szCs w:val="24"/>
+        </w:rPr>
+        <w:t>The user will be prompted to enter their username and password. The system will then check if the user clicked other options like forgot password or register. If they did, it will take the appropriate actions like sending a reset email link or taking the user to the register page. If not, the system will check if the username and password match the ones in the database of not. It will send an error message telling the user what they did wrong. If its correct, the system will log the user in and redirects them to the landing page.</w:t>
+      </w:r>
+    </w:p>
+    <w:p>
+      <w:pPr>
         <w:tabs>
           <w:tab w:val="left" w:pos="7964"/>
         </w:tabs>
@@ -553,6 +698,84 @@
           <w:szCs w:val="24"/>
         </w:rPr>
       </w:pPr>
+      <w:r>
+        <w:rPr>
+          <w:sz w:val="24"/>
+          <w:szCs w:val="24"/>
+        </w:rPr>
+        <w:lastRenderedPageBreak/>
+        <w:drawing>
+          <wp:inline distT="0" distB="0" distL="0" distR="0" wp14:anchorId="415793A6" wp14:editId="0BBB3369">
+            <wp:extent cx="5731510" cy="5023485"/>
+            <wp:effectExtent l="0" t="0" r="2540" b="5715"/>
+            <wp:docPr id="4" name="Picture 4"/>
+            <wp:cNvGraphicFramePr>
+              <a:graphicFrameLocks xmlns:a="http://schemas.openxmlformats.org/drawingml/2006/main" noChangeAspect="1"/>
+            </wp:cNvGraphicFramePr>
+            <a:graphic xmlns:a="http://schemas.openxmlformats.org/drawingml/2006/main">
+              <a:graphicData uri="http://schemas.openxmlformats.org/drawingml/2006/picture">
+                <pic:pic xmlns:pic="http://schemas.openxmlformats.org/drawingml/2006/picture">
+                  <pic:nvPicPr>
+                    <pic:cNvPr id="1" name=""/>
+                    <pic:cNvPicPr/>
+                  </pic:nvPicPr>
+                  <pic:blipFill>
+                    <a:blip r:embed="rId6"/>
+                    <a:stretch>
+                      <a:fillRect/>
+                    </a:stretch>
+                  </pic:blipFill>
+                  <pic:spPr>
+                    <a:xfrm>
+                      <a:off x="0" y="0"/>
+                      <a:ext cx="5731510" cy="5023485"/>
+                    </a:xfrm>
+                    <a:prstGeom prst="rect">
+                      <a:avLst/>
+                    </a:prstGeom>
+                  </pic:spPr>
+                </pic:pic>
+              </a:graphicData>
+            </a:graphic>
+          </wp:inline>
+        </w:drawing>
+      </w:r>
+    </w:p>
+    <w:p>
+      <w:pPr>
+        <w:tabs>
+          <w:tab w:val="left" w:pos="7964"/>
+        </w:tabs>
+        <w:rPr>
+          <w:sz w:val="24"/>
+          <w:szCs w:val="24"/>
+        </w:rPr>
+      </w:pPr>
+      <w:r>
+        <w:rPr>
+          <w:sz w:val="24"/>
+          <w:szCs w:val="24"/>
+        </w:rPr>
+        <w:t>Register:</w:t>
+      </w:r>
+    </w:p>
+    <w:p>
+      <w:pPr>
+        <w:tabs>
+          <w:tab w:val="left" w:pos="7964"/>
+        </w:tabs>
+        <w:rPr>
+          <w:sz w:val="24"/>
+          <w:szCs w:val="24"/>
+        </w:rPr>
+      </w:pPr>
+      <w:r>
+        <w:rPr>
+          <w:sz w:val="24"/>
+          <w:szCs w:val="24"/>
+        </w:rPr>
+        <w:t>The user will be prompted to enter their username and password. The system will check if the user clicked their options like log in. If it did, it will send the user to the log in page, otherwise it checks if the user details are valid, if the passwords match and if the email isn’t already registered, if all this is correct and isn’t an existing email the system will register the user and send them to the landing page and add their details to the database.</w:t>
+      </w:r>
     </w:p>
     <w:p>
       <w:pPr>
@@ -575,6 +798,13 @@
           <w:szCs w:val="24"/>
         </w:rPr>
       </w:pPr>
+      <w:r>
+        <w:rPr>
+          <w:sz w:val="24"/>
+          <w:szCs w:val="24"/>
+        </w:rPr>
+        <w:t>Edit products:</w:t>
+      </w:r>
     </w:p>
     <w:p>
       <w:pPr>
@@ -589,6 +819,27 @@
     </w:p>
     <w:p>
       <w:pPr>
+        <w:tabs>
+          <w:tab w:val="left" w:pos="7964"/>
+        </w:tabs>
+        <w:rPr>
+          <w:sz w:val="24"/>
+          <w:szCs w:val="24"/>
+        </w:rPr>
+      </w:pPr>
+      <w:r>
+        <w:rPr>
+          <w:sz w:val="24"/>
+          <w:szCs w:val="24"/>
+        </w:rPr>
+        <w:t>Add products to basket:</w:t>
+      </w:r>
+    </w:p>
+    <w:p>
+      <w:pPr>
+        <w:tabs>
+          <w:tab w:val="left" w:pos="7964"/>
+        </w:tabs>
         <w:rPr>
           <w:sz w:val="24"/>
           <w:szCs w:val="24"/>
@@ -597,6 +848,27 @@
     </w:p>
     <w:p>
       <w:pPr>
+        <w:tabs>
+          <w:tab w:val="left" w:pos="7964"/>
+        </w:tabs>
+        <w:rPr>
+          <w:sz w:val="24"/>
+          <w:szCs w:val="24"/>
+        </w:rPr>
+      </w:pPr>
+      <w:r>
+        <w:rPr>
+          <w:sz w:val="24"/>
+          <w:szCs w:val="24"/>
+        </w:rPr>
+        <w:t>Edit product availability:</w:t>
+      </w:r>
+    </w:p>
+    <w:p>
+      <w:pPr>
+        <w:tabs>
+          <w:tab w:val="left" w:pos="7964"/>
+        </w:tabs>
         <w:rPr>
           <w:sz w:val="24"/>
           <w:szCs w:val="24"/>
@@ -605,6 +877,9 @@
     </w:p>
     <w:p>
       <w:pPr>
+        <w:tabs>
+          <w:tab w:val="left" w:pos="7964"/>
+        </w:tabs>
         <w:rPr>
           <w:sz w:val="24"/>
           <w:szCs w:val="24"/>
@@ -613,12 +888,8453 @@
     </w:p>
     <w:p>
       <w:pPr>
+        <w:tabs>
+          <w:tab w:val="left" w:pos="7964"/>
+        </w:tabs>
+        <w:rPr>
+          <w:sz w:val="24"/>
+          <w:szCs w:val="24"/>
+        </w:rPr>
+      </w:pPr>
+      <w:r>
+        <w:rPr>
+          <w:sz w:val="28"/>
+          <w:szCs w:val="28"/>
+        </w:rPr>
+        <w:lastRenderedPageBreak/>
+        <w:t>Data Dictionaries</w:t>
+      </w:r>
+    </w:p>
+    <w:p>
+      <w:pPr>
+        <w:tabs>
+          <w:tab w:val="left" w:pos="7964"/>
+        </w:tabs>
         <w:rPr>
           <w:sz w:val="24"/>
           <w:szCs w:val="24"/>
         </w:rPr>
       </w:pPr>
     </w:p>
+    <w:p>
+      <w:pPr>
+        <w:tabs>
+          <w:tab w:val="left" w:pos="7964"/>
+        </w:tabs>
+        <w:rPr>
+          <w:sz w:val="24"/>
+          <w:szCs w:val="24"/>
+        </w:rPr>
+      </w:pPr>
+      <w:proofErr w:type="spellStart"/>
+      <w:r>
+        <w:rPr>
+          <w:sz w:val="24"/>
+          <w:szCs w:val="24"/>
+        </w:rPr>
+        <w:t>AspNetUsers</w:t>
+      </w:r>
+      <w:proofErr w:type="spellEnd"/>
+    </w:p>
+    <w:tbl>
+      <w:tblPr>
+        <w:tblStyle w:val="TableGrid"/>
+        <w:tblW w:w="0" w:type="auto"/>
+        <w:tblLook w:val="04A0" w:firstRow="1" w:lastRow="0" w:firstColumn="1" w:lastColumn="0" w:noHBand="0" w:noVBand="1"/>
+      </w:tblPr>
+      <w:tblGrid>
+        <w:gridCol w:w="2671"/>
+        <w:gridCol w:w="1307"/>
+        <w:gridCol w:w="1274"/>
+        <w:gridCol w:w="1176"/>
+        <w:gridCol w:w="1333"/>
+        <w:gridCol w:w="1255"/>
+      </w:tblGrid>
+      <w:tr>
+        <w:tc>
+          <w:tcPr>
+            <w:tcW w:w="2671" w:type="dxa"/>
+          </w:tcPr>
+          <w:p>
+            <w:pPr>
+              <w:tabs>
+                <w:tab w:val="left" w:pos="7964"/>
+              </w:tabs>
+              <w:rPr>
+                <w:sz w:val="24"/>
+                <w:szCs w:val="24"/>
+              </w:rPr>
+            </w:pPr>
+            <w:r>
+              <w:rPr>
+                <w:sz w:val="24"/>
+                <w:szCs w:val="24"/>
+              </w:rPr>
+              <w:t>Column</w:t>
+            </w:r>
+          </w:p>
+        </w:tc>
+        <w:tc>
+          <w:tcPr>
+            <w:tcW w:w="1307" w:type="dxa"/>
+          </w:tcPr>
+          <w:p>
+            <w:pPr>
+              <w:tabs>
+                <w:tab w:val="left" w:pos="7964"/>
+              </w:tabs>
+              <w:rPr>
+                <w:sz w:val="24"/>
+                <w:szCs w:val="24"/>
+              </w:rPr>
+            </w:pPr>
+            <w:r>
+              <w:rPr>
+                <w:sz w:val="24"/>
+                <w:szCs w:val="24"/>
+              </w:rPr>
+              <w:t>Data Type</w:t>
+            </w:r>
+          </w:p>
+        </w:tc>
+        <w:tc>
+          <w:tcPr>
+            <w:tcW w:w="1274" w:type="dxa"/>
+          </w:tcPr>
+          <w:p>
+            <w:pPr>
+              <w:tabs>
+                <w:tab w:val="left" w:pos="7964"/>
+              </w:tabs>
+              <w:rPr>
+                <w:sz w:val="24"/>
+                <w:szCs w:val="24"/>
+              </w:rPr>
+            </w:pPr>
+            <w:r>
+              <w:rPr>
+                <w:sz w:val="24"/>
+                <w:szCs w:val="24"/>
+              </w:rPr>
+              <w:t>Required</w:t>
+            </w:r>
+          </w:p>
+        </w:tc>
+        <w:tc>
+          <w:tcPr>
+            <w:tcW w:w="1176" w:type="dxa"/>
+          </w:tcPr>
+          <w:p>
+            <w:pPr>
+              <w:tabs>
+                <w:tab w:val="left" w:pos="7964"/>
+              </w:tabs>
+              <w:rPr>
+                <w:sz w:val="24"/>
+                <w:szCs w:val="24"/>
+              </w:rPr>
+            </w:pPr>
+            <w:r>
+              <w:rPr>
+                <w:sz w:val="24"/>
+                <w:szCs w:val="24"/>
+              </w:rPr>
+              <w:t>Default</w:t>
+            </w:r>
+          </w:p>
+        </w:tc>
+        <w:tc>
+          <w:tcPr>
+            <w:tcW w:w="1333" w:type="dxa"/>
+          </w:tcPr>
+          <w:p>
+            <w:pPr>
+              <w:tabs>
+                <w:tab w:val="left" w:pos="7964"/>
+              </w:tabs>
+              <w:rPr>
+                <w:sz w:val="24"/>
+                <w:szCs w:val="24"/>
+              </w:rPr>
+            </w:pPr>
+            <w:r>
+              <w:rPr>
+                <w:sz w:val="24"/>
+                <w:szCs w:val="24"/>
+              </w:rPr>
+              <w:t>Validation</w:t>
+            </w:r>
+          </w:p>
+        </w:tc>
+        <w:tc>
+          <w:tcPr>
+            <w:tcW w:w="1255" w:type="dxa"/>
+          </w:tcPr>
+          <w:p>
+            <w:pPr>
+              <w:tabs>
+                <w:tab w:val="left" w:pos="7964"/>
+              </w:tabs>
+              <w:rPr>
+                <w:sz w:val="24"/>
+                <w:szCs w:val="24"/>
+              </w:rPr>
+            </w:pPr>
+            <w:r>
+              <w:rPr>
+                <w:sz w:val="24"/>
+                <w:szCs w:val="24"/>
+              </w:rPr>
+              <w:t>Primary/</w:t>
+            </w:r>
+          </w:p>
+          <w:p>
+            <w:pPr>
+              <w:tabs>
+                <w:tab w:val="left" w:pos="7964"/>
+              </w:tabs>
+              <w:rPr>
+                <w:sz w:val="24"/>
+                <w:szCs w:val="24"/>
+              </w:rPr>
+            </w:pPr>
+            <w:r>
+              <w:rPr>
+                <w:sz w:val="24"/>
+                <w:szCs w:val="24"/>
+              </w:rPr>
+              <w:t>Foreign</w:t>
+            </w:r>
+          </w:p>
+        </w:tc>
+      </w:tr>
+      <w:tr>
+        <w:tc>
+          <w:tcPr>
+            <w:tcW w:w="2671" w:type="dxa"/>
+          </w:tcPr>
+          <w:p>
+            <w:pPr>
+              <w:tabs>
+                <w:tab w:val="left" w:pos="7964"/>
+              </w:tabs>
+              <w:rPr>
+                <w:sz w:val="24"/>
+                <w:szCs w:val="24"/>
+              </w:rPr>
+            </w:pPr>
+            <w:r>
+              <w:rPr>
+                <w:sz w:val="24"/>
+                <w:szCs w:val="24"/>
+              </w:rPr>
+              <w:t>Id</w:t>
+            </w:r>
+          </w:p>
+        </w:tc>
+        <w:tc>
+          <w:tcPr>
+            <w:tcW w:w="1307" w:type="dxa"/>
+          </w:tcPr>
+          <w:p>
+            <w:pPr>
+              <w:tabs>
+                <w:tab w:val="left" w:pos="7964"/>
+              </w:tabs>
+              <w:rPr>
+                <w:sz w:val="24"/>
+                <w:szCs w:val="24"/>
+              </w:rPr>
+            </w:pPr>
+            <w:r>
+              <w:rPr>
+                <w:sz w:val="24"/>
+                <w:szCs w:val="24"/>
+              </w:rPr>
+              <w:t>String</w:t>
+            </w:r>
+          </w:p>
+        </w:tc>
+        <w:tc>
+          <w:tcPr>
+            <w:tcW w:w="1274" w:type="dxa"/>
+          </w:tcPr>
+          <w:p>
+            <w:pPr>
+              <w:tabs>
+                <w:tab w:val="left" w:pos="7964"/>
+              </w:tabs>
+              <w:rPr>
+                <w:sz w:val="24"/>
+                <w:szCs w:val="24"/>
+              </w:rPr>
+            </w:pPr>
+            <w:r>
+              <w:rPr>
+                <w:sz w:val="24"/>
+                <w:szCs w:val="24"/>
+              </w:rPr>
+              <w:t>Yes</w:t>
+            </w:r>
+          </w:p>
+        </w:tc>
+        <w:tc>
+          <w:tcPr>
+            <w:tcW w:w="1176" w:type="dxa"/>
+          </w:tcPr>
+          <w:p>
+            <w:pPr>
+              <w:tabs>
+                <w:tab w:val="left" w:pos="7964"/>
+              </w:tabs>
+              <w:rPr>
+                <w:sz w:val="24"/>
+                <w:szCs w:val="24"/>
+              </w:rPr>
+            </w:pPr>
+          </w:p>
+        </w:tc>
+        <w:tc>
+          <w:tcPr>
+            <w:tcW w:w="1333" w:type="dxa"/>
+          </w:tcPr>
+          <w:p>
+            <w:pPr>
+              <w:tabs>
+                <w:tab w:val="left" w:pos="7964"/>
+              </w:tabs>
+              <w:rPr>
+                <w:sz w:val="24"/>
+                <w:szCs w:val="24"/>
+              </w:rPr>
+            </w:pPr>
+          </w:p>
+        </w:tc>
+        <w:tc>
+          <w:tcPr>
+            <w:tcW w:w="1255" w:type="dxa"/>
+          </w:tcPr>
+          <w:p>
+            <w:pPr>
+              <w:tabs>
+                <w:tab w:val="left" w:pos="7964"/>
+              </w:tabs>
+              <w:rPr>
+                <w:sz w:val="24"/>
+                <w:szCs w:val="24"/>
+              </w:rPr>
+            </w:pPr>
+            <w:r>
+              <w:rPr>
+                <w:sz w:val="24"/>
+                <w:szCs w:val="24"/>
+              </w:rPr>
+              <w:t>Primary</w:t>
+            </w:r>
+          </w:p>
+        </w:tc>
+      </w:tr>
+      <w:tr>
+        <w:tc>
+          <w:tcPr>
+            <w:tcW w:w="2671" w:type="dxa"/>
+          </w:tcPr>
+          <w:p>
+            <w:pPr>
+              <w:tabs>
+                <w:tab w:val="left" w:pos="7964"/>
+              </w:tabs>
+              <w:rPr>
+                <w:sz w:val="24"/>
+                <w:szCs w:val="24"/>
+              </w:rPr>
+            </w:pPr>
+            <w:proofErr w:type="spellStart"/>
+            <w:r>
+              <w:rPr>
+                <w:sz w:val="24"/>
+                <w:szCs w:val="24"/>
+              </w:rPr>
+              <w:t>UserName</w:t>
+            </w:r>
+            <w:proofErr w:type="spellEnd"/>
+          </w:p>
+          <w:p>
+            <w:pPr>
+              <w:tabs>
+                <w:tab w:val="left" w:pos="7964"/>
+              </w:tabs>
+              <w:rPr>
+                <w:sz w:val="24"/>
+                <w:szCs w:val="24"/>
+              </w:rPr>
+            </w:pPr>
+          </w:p>
+        </w:tc>
+        <w:tc>
+          <w:tcPr>
+            <w:tcW w:w="1307" w:type="dxa"/>
+          </w:tcPr>
+          <w:p>
+            <w:pPr>
+              <w:tabs>
+                <w:tab w:val="left" w:pos="7964"/>
+              </w:tabs>
+              <w:rPr>
+                <w:sz w:val="24"/>
+                <w:szCs w:val="24"/>
+              </w:rPr>
+            </w:pPr>
+            <w:r>
+              <w:rPr>
+                <w:sz w:val="24"/>
+                <w:szCs w:val="24"/>
+              </w:rPr>
+              <w:t>String</w:t>
+            </w:r>
+          </w:p>
+        </w:tc>
+        <w:tc>
+          <w:tcPr>
+            <w:tcW w:w="1274" w:type="dxa"/>
+          </w:tcPr>
+          <w:p>
+            <w:pPr>
+              <w:tabs>
+                <w:tab w:val="left" w:pos="7964"/>
+              </w:tabs>
+              <w:rPr>
+                <w:sz w:val="24"/>
+                <w:szCs w:val="24"/>
+              </w:rPr>
+            </w:pPr>
+            <w:r>
+              <w:rPr>
+                <w:sz w:val="24"/>
+                <w:szCs w:val="24"/>
+              </w:rPr>
+              <w:t>Yes</w:t>
+            </w:r>
+          </w:p>
+        </w:tc>
+        <w:tc>
+          <w:tcPr>
+            <w:tcW w:w="1176" w:type="dxa"/>
+          </w:tcPr>
+          <w:p>
+            <w:pPr>
+              <w:tabs>
+                <w:tab w:val="left" w:pos="7964"/>
+              </w:tabs>
+              <w:rPr>
+                <w:sz w:val="24"/>
+                <w:szCs w:val="24"/>
+              </w:rPr>
+            </w:pPr>
+          </w:p>
+        </w:tc>
+        <w:tc>
+          <w:tcPr>
+            <w:tcW w:w="1333" w:type="dxa"/>
+          </w:tcPr>
+          <w:p>
+            <w:pPr>
+              <w:tabs>
+                <w:tab w:val="left" w:pos="7964"/>
+              </w:tabs>
+              <w:rPr>
+                <w:sz w:val="24"/>
+                <w:szCs w:val="24"/>
+              </w:rPr>
+            </w:pPr>
+          </w:p>
+        </w:tc>
+        <w:tc>
+          <w:tcPr>
+            <w:tcW w:w="1255" w:type="dxa"/>
+          </w:tcPr>
+          <w:p>
+            <w:pPr>
+              <w:tabs>
+                <w:tab w:val="left" w:pos="7964"/>
+              </w:tabs>
+              <w:rPr>
+                <w:sz w:val="24"/>
+                <w:szCs w:val="24"/>
+              </w:rPr>
+            </w:pPr>
+          </w:p>
+        </w:tc>
+      </w:tr>
+      <w:tr>
+        <w:tc>
+          <w:tcPr>
+            <w:tcW w:w="2671" w:type="dxa"/>
+          </w:tcPr>
+          <w:p>
+            <w:pPr>
+              <w:tabs>
+                <w:tab w:val="left" w:pos="7964"/>
+              </w:tabs>
+              <w:rPr>
+                <w:sz w:val="24"/>
+                <w:szCs w:val="24"/>
+              </w:rPr>
+            </w:pPr>
+            <w:proofErr w:type="spellStart"/>
+            <w:r>
+              <w:rPr>
+                <w:sz w:val="24"/>
+                <w:szCs w:val="24"/>
+              </w:rPr>
+              <w:t>NormalisedUserName</w:t>
+            </w:r>
+            <w:proofErr w:type="spellEnd"/>
+          </w:p>
+          <w:p>
+            <w:pPr>
+              <w:tabs>
+                <w:tab w:val="left" w:pos="7964"/>
+              </w:tabs>
+              <w:rPr>
+                <w:sz w:val="24"/>
+                <w:szCs w:val="24"/>
+              </w:rPr>
+            </w:pPr>
+          </w:p>
+        </w:tc>
+        <w:tc>
+          <w:tcPr>
+            <w:tcW w:w="1307" w:type="dxa"/>
+          </w:tcPr>
+          <w:p>
+            <w:pPr>
+              <w:tabs>
+                <w:tab w:val="left" w:pos="7964"/>
+              </w:tabs>
+              <w:rPr>
+                <w:sz w:val="24"/>
+                <w:szCs w:val="24"/>
+              </w:rPr>
+            </w:pPr>
+            <w:r>
+              <w:rPr>
+                <w:sz w:val="24"/>
+                <w:szCs w:val="24"/>
+              </w:rPr>
+              <w:t>String</w:t>
+            </w:r>
+          </w:p>
+        </w:tc>
+        <w:tc>
+          <w:tcPr>
+            <w:tcW w:w="1274" w:type="dxa"/>
+          </w:tcPr>
+          <w:p>
+            <w:pPr>
+              <w:tabs>
+                <w:tab w:val="left" w:pos="7964"/>
+              </w:tabs>
+              <w:rPr>
+                <w:sz w:val="24"/>
+                <w:szCs w:val="24"/>
+              </w:rPr>
+            </w:pPr>
+            <w:r>
+              <w:rPr>
+                <w:sz w:val="24"/>
+                <w:szCs w:val="24"/>
+              </w:rPr>
+              <w:t>Yes</w:t>
+            </w:r>
+          </w:p>
+        </w:tc>
+        <w:tc>
+          <w:tcPr>
+            <w:tcW w:w="1176" w:type="dxa"/>
+          </w:tcPr>
+          <w:p>
+            <w:pPr>
+              <w:tabs>
+                <w:tab w:val="left" w:pos="7964"/>
+              </w:tabs>
+              <w:rPr>
+                <w:sz w:val="24"/>
+                <w:szCs w:val="24"/>
+              </w:rPr>
+            </w:pPr>
+          </w:p>
+        </w:tc>
+        <w:tc>
+          <w:tcPr>
+            <w:tcW w:w="1333" w:type="dxa"/>
+          </w:tcPr>
+          <w:p>
+            <w:pPr>
+              <w:tabs>
+                <w:tab w:val="left" w:pos="7964"/>
+              </w:tabs>
+              <w:rPr>
+                <w:sz w:val="24"/>
+                <w:szCs w:val="24"/>
+              </w:rPr>
+            </w:pPr>
+          </w:p>
+        </w:tc>
+        <w:tc>
+          <w:tcPr>
+            <w:tcW w:w="1255" w:type="dxa"/>
+          </w:tcPr>
+          <w:p>
+            <w:pPr>
+              <w:tabs>
+                <w:tab w:val="left" w:pos="7964"/>
+              </w:tabs>
+              <w:rPr>
+                <w:sz w:val="24"/>
+                <w:szCs w:val="24"/>
+              </w:rPr>
+            </w:pPr>
+          </w:p>
+        </w:tc>
+      </w:tr>
+      <w:tr>
+        <w:tc>
+          <w:tcPr>
+            <w:tcW w:w="2671" w:type="dxa"/>
+          </w:tcPr>
+          <w:p>
+            <w:pPr>
+              <w:tabs>
+                <w:tab w:val="left" w:pos="7964"/>
+              </w:tabs>
+              <w:rPr>
+                <w:sz w:val="24"/>
+                <w:szCs w:val="24"/>
+              </w:rPr>
+            </w:pPr>
+            <w:r>
+              <w:rPr>
+                <w:sz w:val="24"/>
+                <w:szCs w:val="24"/>
+              </w:rPr>
+              <w:t>Email</w:t>
+            </w:r>
+          </w:p>
+        </w:tc>
+        <w:tc>
+          <w:tcPr>
+            <w:tcW w:w="1307" w:type="dxa"/>
+          </w:tcPr>
+          <w:p>
+            <w:pPr>
+              <w:tabs>
+                <w:tab w:val="left" w:pos="7964"/>
+              </w:tabs>
+              <w:rPr>
+                <w:sz w:val="24"/>
+                <w:szCs w:val="24"/>
+              </w:rPr>
+            </w:pPr>
+            <w:r>
+              <w:rPr>
+                <w:sz w:val="24"/>
+                <w:szCs w:val="24"/>
+              </w:rPr>
+              <w:t>String</w:t>
+            </w:r>
+          </w:p>
+        </w:tc>
+        <w:tc>
+          <w:tcPr>
+            <w:tcW w:w="1274" w:type="dxa"/>
+          </w:tcPr>
+          <w:p>
+            <w:pPr>
+              <w:tabs>
+                <w:tab w:val="left" w:pos="7964"/>
+              </w:tabs>
+              <w:rPr>
+                <w:sz w:val="24"/>
+                <w:szCs w:val="24"/>
+              </w:rPr>
+            </w:pPr>
+            <w:r>
+              <w:rPr>
+                <w:sz w:val="24"/>
+                <w:szCs w:val="24"/>
+              </w:rPr>
+              <w:t>Yes</w:t>
+            </w:r>
+          </w:p>
+        </w:tc>
+        <w:tc>
+          <w:tcPr>
+            <w:tcW w:w="1176" w:type="dxa"/>
+          </w:tcPr>
+          <w:p>
+            <w:pPr>
+              <w:tabs>
+                <w:tab w:val="left" w:pos="7964"/>
+              </w:tabs>
+              <w:rPr>
+                <w:sz w:val="24"/>
+                <w:szCs w:val="24"/>
+              </w:rPr>
+            </w:pPr>
+          </w:p>
+        </w:tc>
+        <w:tc>
+          <w:tcPr>
+            <w:tcW w:w="1333" w:type="dxa"/>
+          </w:tcPr>
+          <w:p>
+            <w:pPr>
+              <w:tabs>
+                <w:tab w:val="left" w:pos="7964"/>
+              </w:tabs>
+              <w:rPr>
+                <w:sz w:val="24"/>
+                <w:szCs w:val="24"/>
+              </w:rPr>
+            </w:pPr>
+            <w:r>
+              <w:rPr>
+                <w:color w:val="000000"/>
+                <w:sz w:val="24"/>
+                <w:szCs w:val="24"/>
+              </w:rPr>
+              <w:t>Must include a valid structure, must have a “@” symbol, must have a domain name, must be in the correct format.</w:t>
+            </w:r>
+          </w:p>
+        </w:tc>
+        <w:tc>
+          <w:tcPr>
+            <w:tcW w:w="1255" w:type="dxa"/>
+          </w:tcPr>
+          <w:p>
+            <w:pPr>
+              <w:tabs>
+                <w:tab w:val="left" w:pos="7964"/>
+              </w:tabs>
+              <w:rPr>
+                <w:sz w:val="24"/>
+                <w:szCs w:val="24"/>
+              </w:rPr>
+            </w:pPr>
+          </w:p>
+        </w:tc>
+      </w:tr>
+      <w:tr>
+        <w:tc>
+          <w:tcPr>
+            <w:tcW w:w="2671" w:type="dxa"/>
+          </w:tcPr>
+          <w:p>
+            <w:pPr>
+              <w:tabs>
+                <w:tab w:val="left" w:pos="7964"/>
+              </w:tabs>
+              <w:rPr>
+                <w:sz w:val="24"/>
+                <w:szCs w:val="24"/>
+              </w:rPr>
+            </w:pPr>
+            <w:proofErr w:type="spellStart"/>
+            <w:r>
+              <w:rPr>
+                <w:sz w:val="24"/>
+                <w:szCs w:val="24"/>
+              </w:rPr>
+              <w:t>NormalisedEmail</w:t>
+            </w:r>
+            <w:proofErr w:type="spellEnd"/>
+          </w:p>
+        </w:tc>
+        <w:tc>
+          <w:tcPr>
+            <w:tcW w:w="1307" w:type="dxa"/>
+          </w:tcPr>
+          <w:p>
+            <w:pPr>
+              <w:tabs>
+                <w:tab w:val="left" w:pos="7964"/>
+              </w:tabs>
+              <w:rPr>
+                <w:sz w:val="24"/>
+                <w:szCs w:val="24"/>
+              </w:rPr>
+            </w:pPr>
+            <w:r>
+              <w:rPr>
+                <w:sz w:val="24"/>
+                <w:szCs w:val="24"/>
+              </w:rPr>
+              <w:t>String</w:t>
+            </w:r>
+          </w:p>
+        </w:tc>
+        <w:tc>
+          <w:tcPr>
+            <w:tcW w:w="1274" w:type="dxa"/>
+          </w:tcPr>
+          <w:p>
+            <w:pPr>
+              <w:tabs>
+                <w:tab w:val="left" w:pos="7964"/>
+              </w:tabs>
+              <w:rPr>
+                <w:sz w:val="24"/>
+                <w:szCs w:val="24"/>
+              </w:rPr>
+            </w:pPr>
+            <w:r>
+              <w:rPr>
+                <w:sz w:val="24"/>
+                <w:szCs w:val="24"/>
+              </w:rPr>
+              <w:t>Yes</w:t>
+            </w:r>
+          </w:p>
+        </w:tc>
+        <w:tc>
+          <w:tcPr>
+            <w:tcW w:w="1176" w:type="dxa"/>
+          </w:tcPr>
+          <w:p>
+            <w:pPr>
+              <w:tabs>
+                <w:tab w:val="left" w:pos="7964"/>
+              </w:tabs>
+              <w:rPr>
+                <w:sz w:val="24"/>
+                <w:szCs w:val="24"/>
+              </w:rPr>
+            </w:pPr>
+          </w:p>
+        </w:tc>
+        <w:tc>
+          <w:tcPr>
+            <w:tcW w:w="1333" w:type="dxa"/>
+          </w:tcPr>
+          <w:p>
+            <w:pPr>
+              <w:tabs>
+                <w:tab w:val="left" w:pos="7964"/>
+              </w:tabs>
+              <w:rPr>
+                <w:sz w:val="24"/>
+                <w:szCs w:val="24"/>
+              </w:rPr>
+            </w:pPr>
+          </w:p>
+        </w:tc>
+        <w:tc>
+          <w:tcPr>
+            <w:tcW w:w="1255" w:type="dxa"/>
+          </w:tcPr>
+          <w:p>
+            <w:pPr>
+              <w:tabs>
+                <w:tab w:val="left" w:pos="7964"/>
+              </w:tabs>
+              <w:rPr>
+                <w:sz w:val="24"/>
+                <w:szCs w:val="24"/>
+              </w:rPr>
+            </w:pPr>
+          </w:p>
+        </w:tc>
+      </w:tr>
+      <w:tr>
+        <w:tc>
+          <w:tcPr>
+            <w:tcW w:w="2671" w:type="dxa"/>
+          </w:tcPr>
+          <w:p>
+            <w:pPr>
+              <w:tabs>
+                <w:tab w:val="left" w:pos="7964"/>
+              </w:tabs>
+              <w:rPr>
+                <w:sz w:val="24"/>
+                <w:szCs w:val="24"/>
+              </w:rPr>
+            </w:pPr>
+            <w:proofErr w:type="spellStart"/>
+            <w:r>
+              <w:rPr>
+                <w:sz w:val="24"/>
+                <w:szCs w:val="24"/>
+              </w:rPr>
+              <w:t>EmailConfirmed</w:t>
+            </w:r>
+            <w:proofErr w:type="spellEnd"/>
+            <w:r>
+              <w:rPr>
+                <w:sz w:val="24"/>
+                <w:szCs w:val="24"/>
+              </w:rPr>
+              <w:t xml:space="preserve"> </w:t>
+            </w:r>
+          </w:p>
+        </w:tc>
+        <w:tc>
+          <w:tcPr>
+            <w:tcW w:w="1307" w:type="dxa"/>
+          </w:tcPr>
+          <w:p>
+            <w:pPr>
+              <w:tabs>
+                <w:tab w:val="left" w:pos="7964"/>
+              </w:tabs>
+              <w:rPr>
+                <w:sz w:val="24"/>
+                <w:szCs w:val="24"/>
+              </w:rPr>
+            </w:pPr>
+            <w:r>
+              <w:rPr>
+                <w:sz w:val="24"/>
+                <w:szCs w:val="24"/>
+              </w:rPr>
+              <w:t>Bool</w:t>
+            </w:r>
+          </w:p>
+        </w:tc>
+        <w:tc>
+          <w:tcPr>
+            <w:tcW w:w="1274" w:type="dxa"/>
+          </w:tcPr>
+          <w:p>
+            <w:pPr>
+              <w:tabs>
+                <w:tab w:val="left" w:pos="7964"/>
+              </w:tabs>
+              <w:rPr>
+                <w:sz w:val="24"/>
+                <w:szCs w:val="24"/>
+              </w:rPr>
+            </w:pPr>
+            <w:r>
+              <w:rPr>
+                <w:sz w:val="24"/>
+                <w:szCs w:val="24"/>
+              </w:rPr>
+              <w:t>Yes</w:t>
+            </w:r>
+          </w:p>
+        </w:tc>
+        <w:tc>
+          <w:tcPr>
+            <w:tcW w:w="1176" w:type="dxa"/>
+          </w:tcPr>
+          <w:p>
+            <w:pPr>
+              <w:tabs>
+                <w:tab w:val="left" w:pos="7964"/>
+              </w:tabs>
+              <w:rPr>
+                <w:sz w:val="24"/>
+                <w:szCs w:val="24"/>
+              </w:rPr>
+            </w:pPr>
+          </w:p>
+        </w:tc>
+        <w:tc>
+          <w:tcPr>
+            <w:tcW w:w="1333" w:type="dxa"/>
+          </w:tcPr>
+          <w:p>
+            <w:pPr>
+              <w:tabs>
+                <w:tab w:val="left" w:pos="7964"/>
+              </w:tabs>
+              <w:rPr>
+                <w:sz w:val="24"/>
+                <w:szCs w:val="24"/>
+              </w:rPr>
+            </w:pPr>
+            <w:r>
+              <w:rPr>
+                <w:sz w:val="24"/>
+                <w:szCs w:val="24"/>
+              </w:rPr>
+              <w:t>User must confirm their email.</w:t>
+            </w:r>
+          </w:p>
+        </w:tc>
+        <w:tc>
+          <w:tcPr>
+            <w:tcW w:w="1255" w:type="dxa"/>
+          </w:tcPr>
+          <w:p>
+            <w:pPr>
+              <w:tabs>
+                <w:tab w:val="left" w:pos="7964"/>
+              </w:tabs>
+              <w:rPr>
+                <w:sz w:val="24"/>
+                <w:szCs w:val="24"/>
+              </w:rPr>
+            </w:pPr>
+          </w:p>
+        </w:tc>
+      </w:tr>
+      <w:tr>
+        <w:tc>
+          <w:tcPr>
+            <w:tcW w:w="2671" w:type="dxa"/>
+          </w:tcPr>
+          <w:p>
+            <w:pPr>
+              <w:tabs>
+                <w:tab w:val="left" w:pos="7964"/>
+              </w:tabs>
+              <w:rPr>
+                <w:sz w:val="24"/>
+                <w:szCs w:val="24"/>
+              </w:rPr>
+            </w:pPr>
+            <w:proofErr w:type="spellStart"/>
+            <w:r>
+              <w:rPr>
+                <w:sz w:val="24"/>
+                <w:szCs w:val="24"/>
+              </w:rPr>
+              <w:t>PasswordHash</w:t>
+            </w:r>
+            <w:proofErr w:type="spellEnd"/>
+          </w:p>
+        </w:tc>
+        <w:tc>
+          <w:tcPr>
+            <w:tcW w:w="1307" w:type="dxa"/>
+          </w:tcPr>
+          <w:p>
+            <w:pPr>
+              <w:tabs>
+                <w:tab w:val="left" w:pos="7964"/>
+              </w:tabs>
+              <w:rPr>
+                <w:sz w:val="24"/>
+                <w:szCs w:val="24"/>
+              </w:rPr>
+            </w:pPr>
+            <w:r>
+              <w:rPr>
+                <w:sz w:val="24"/>
+                <w:szCs w:val="24"/>
+              </w:rPr>
+              <w:t>String</w:t>
+            </w:r>
+          </w:p>
+        </w:tc>
+        <w:tc>
+          <w:tcPr>
+            <w:tcW w:w="1274" w:type="dxa"/>
+          </w:tcPr>
+          <w:p>
+            <w:pPr>
+              <w:tabs>
+                <w:tab w:val="left" w:pos="7964"/>
+              </w:tabs>
+              <w:rPr>
+                <w:sz w:val="24"/>
+                <w:szCs w:val="24"/>
+              </w:rPr>
+            </w:pPr>
+            <w:r>
+              <w:rPr>
+                <w:sz w:val="24"/>
+                <w:szCs w:val="24"/>
+              </w:rPr>
+              <w:t>Yes</w:t>
+            </w:r>
+          </w:p>
+        </w:tc>
+        <w:tc>
+          <w:tcPr>
+            <w:tcW w:w="1176" w:type="dxa"/>
+          </w:tcPr>
+          <w:p>
+            <w:pPr>
+              <w:tabs>
+                <w:tab w:val="left" w:pos="7964"/>
+              </w:tabs>
+              <w:rPr>
+                <w:sz w:val="24"/>
+                <w:szCs w:val="24"/>
+              </w:rPr>
+            </w:pPr>
+          </w:p>
+        </w:tc>
+        <w:tc>
+          <w:tcPr>
+            <w:tcW w:w="1333" w:type="dxa"/>
+          </w:tcPr>
+          <w:p>
+            <w:pPr>
+              <w:tabs>
+                <w:tab w:val="left" w:pos="7964"/>
+              </w:tabs>
+              <w:rPr>
+                <w:sz w:val="24"/>
+                <w:szCs w:val="24"/>
+              </w:rPr>
+            </w:pPr>
+          </w:p>
+        </w:tc>
+        <w:tc>
+          <w:tcPr>
+            <w:tcW w:w="1255" w:type="dxa"/>
+          </w:tcPr>
+          <w:p>
+            <w:pPr>
+              <w:tabs>
+                <w:tab w:val="left" w:pos="7964"/>
+              </w:tabs>
+              <w:rPr>
+                <w:sz w:val="24"/>
+                <w:szCs w:val="24"/>
+              </w:rPr>
+            </w:pPr>
+          </w:p>
+        </w:tc>
+      </w:tr>
+      <w:tr>
+        <w:tc>
+          <w:tcPr>
+            <w:tcW w:w="2671" w:type="dxa"/>
+          </w:tcPr>
+          <w:p>
+            <w:pPr>
+              <w:tabs>
+                <w:tab w:val="left" w:pos="7964"/>
+              </w:tabs>
+              <w:rPr>
+                <w:sz w:val="24"/>
+                <w:szCs w:val="24"/>
+              </w:rPr>
+            </w:pPr>
+            <w:proofErr w:type="spellStart"/>
+            <w:r>
+              <w:rPr>
+                <w:sz w:val="24"/>
+                <w:szCs w:val="24"/>
+              </w:rPr>
+              <w:t>SecurityStamp</w:t>
+            </w:r>
+            <w:proofErr w:type="spellEnd"/>
+          </w:p>
+        </w:tc>
+        <w:tc>
+          <w:tcPr>
+            <w:tcW w:w="1307" w:type="dxa"/>
+          </w:tcPr>
+          <w:p>
+            <w:pPr>
+              <w:tabs>
+                <w:tab w:val="left" w:pos="7964"/>
+              </w:tabs>
+              <w:rPr>
+                <w:sz w:val="24"/>
+                <w:szCs w:val="24"/>
+              </w:rPr>
+            </w:pPr>
+            <w:r>
+              <w:rPr>
+                <w:sz w:val="24"/>
+                <w:szCs w:val="24"/>
+              </w:rPr>
+              <w:t>String</w:t>
+            </w:r>
+          </w:p>
+        </w:tc>
+        <w:tc>
+          <w:tcPr>
+            <w:tcW w:w="1274" w:type="dxa"/>
+          </w:tcPr>
+          <w:p>
+            <w:pPr>
+              <w:tabs>
+                <w:tab w:val="left" w:pos="7964"/>
+              </w:tabs>
+              <w:rPr>
+                <w:sz w:val="24"/>
+                <w:szCs w:val="24"/>
+              </w:rPr>
+            </w:pPr>
+          </w:p>
+        </w:tc>
+        <w:tc>
+          <w:tcPr>
+            <w:tcW w:w="1176" w:type="dxa"/>
+          </w:tcPr>
+          <w:p>
+            <w:pPr>
+              <w:tabs>
+                <w:tab w:val="left" w:pos="7964"/>
+              </w:tabs>
+              <w:rPr>
+                <w:sz w:val="24"/>
+                <w:szCs w:val="24"/>
+              </w:rPr>
+            </w:pPr>
+          </w:p>
+        </w:tc>
+        <w:tc>
+          <w:tcPr>
+            <w:tcW w:w="1333" w:type="dxa"/>
+          </w:tcPr>
+          <w:p>
+            <w:pPr>
+              <w:tabs>
+                <w:tab w:val="left" w:pos="7964"/>
+              </w:tabs>
+              <w:rPr>
+                <w:sz w:val="24"/>
+                <w:szCs w:val="24"/>
+              </w:rPr>
+            </w:pPr>
+          </w:p>
+        </w:tc>
+        <w:tc>
+          <w:tcPr>
+            <w:tcW w:w="1255" w:type="dxa"/>
+          </w:tcPr>
+          <w:p>
+            <w:pPr>
+              <w:tabs>
+                <w:tab w:val="left" w:pos="7964"/>
+              </w:tabs>
+              <w:rPr>
+                <w:sz w:val="24"/>
+                <w:szCs w:val="24"/>
+              </w:rPr>
+            </w:pPr>
+          </w:p>
+        </w:tc>
+      </w:tr>
+      <w:tr>
+        <w:tc>
+          <w:tcPr>
+            <w:tcW w:w="2671" w:type="dxa"/>
+          </w:tcPr>
+          <w:p>
+            <w:pPr>
+              <w:tabs>
+                <w:tab w:val="left" w:pos="7964"/>
+              </w:tabs>
+              <w:rPr>
+                <w:sz w:val="24"/>
+                <w:szCs w:val="24"/>
+              </w:rPr>
+            </w:pPr>
+            <w:proofErr w:type="spellStart"/>
+            <w:r>
+              <w:rPr>
+                <w:sz w:val="24"/>
+                <w:szCs w:val="24"/>
+              </w:rPr>
+              <w:t>ConcurrencyStamp</w:t>
+            </w:r>
+            <w:proofErr w:type="spellEnd"/>
+          </w:p>
+        </w:tc>
+        <w:tc>
+          <w:tcPr>
+            <w:tcW w:w="1307" w:type="dxa"/>
+          </w:tcPr>
+          <w:p>
+            <w:pPr>
+              <w:tabs>
+                <w:tab w:val="left" w:pos="7964"/>
+              </w:tabs>
+              <w:rPr>
+                <w:sz w:val="24"/>
+                <w:szCs w:val="24"/>
+              </w:rPr>
+            </w:pPr>
+            <w:r>
+              <w:rPr>
+                <w:sz w:val="24"/>
+                <w:szCs w:val="24"/>
+              </w:rPr>
+              <w:t>String</w:t>
+            </w:r>
+          </w:p>
+        </w:tc>
+        <w:tc>
+          <w:tcPr>
+            <w:tcW w:w="1274" w:type="dxa"/>
+          </w:tcPr>
+          <w:p>
+            <w:pPr>
+              <w:tabs>
+                <w:tab w:val="left" w:pos="7964"/>
+              </w:tabs>
+              <w:rPr>
+                <w:sz w:val="24"/>
+                <w:szCs w:val="24"/>
+              </w:rPr>
+            </w:pPr>
+          </w:p>
+        </w:tc>
+        <w:tc>
+          <w:tcPr>
+            <w:tcW w:w="1176" w:type="dxa"/>
+          </w:tcPr>
+          <w:p>
+            <w:pPr>
+              <w:tabs>
+                <w:tab w:val="left" w:pos="7964"/>
+              </w:tabs>
+              <w:rPr>
+                <w:sz w:val="24"/>
+                <w:szCs w:val="24"/>
+              </w:rPr>
+            </w:pPr>
+          </w:p>
+        </w:tc>
+        <w:tc>
+          <w:tcPr>
+            <w:tcW w:w="1333" w:type="dxa"/>
+          </w:tcPr>
+          <w:p>
+            <w:pPr>
+              <w:tabs>
+                <w:tab w:val="left" w:pos="7964"/>
+              </w:tabs>
+              <w:rPr>
+                <w:sz w:val="24"/>
+                <w:szCs w:val="24"/>
+              </w:rPr>
+            </w:pPr>
+          </w:p>
+        </w:tc>
+        <w:tc>
+          <w:tcPr>
+            <w:tcW w:w="1255" w:type="dxa"/>
+          </w:tcPr>
+          <w:p>
+            <w:pPr>
+              <w:tabs>
+                <w:tab w:val="left" w:pos="7964"/>
+              </w:tabs>
+              <w:rPr>
+                <w:sz w:val="24"/>
+                <w:szCs w:val="24"/>
+              </w:rPr>
+            </w:pPr>
+          </w:p>
+        </w:tc>
+      </w:tr>
+      <w:tr>
+        <w:tc>
+          <w:tcPr>
+            <w:tcW w:w="2671" w:type="dxa"/>
+          </w:tcPr>
+          <w:p>
+            <w:pPr>
+              <w:tabs>
+                <w:tab w:val="left" w:pos="7964"/>
+              </w:tabs>
+              <w:rPr>
+                <w:sz w:val="24"/>
+                <w:szCs w:val="24"/>
+              </w:rPr>
+            </w:pPr>
+            <w:proofErr w:type="spellStart"/>
+            <w:r>
+              <w:rPr>
+                <w:sz w:val="24"/>
+                <w:szCs w:val="24"/>
+              </w:rPr>
+              <w:t>PhoneNumber</w:t>
+            </w:r>
+            <w:proofErr w:type="spellEnd"/>
+          </w:p>
+        </w:tc>
+        <w:tc>
+          <w:tcPr>
+            <w:tcW w:w="1307" w:type="dxa"/>
+          </w:tcPr>
+          <w:p>
+            <w:pPr>
+              <w:tabs>
+                <w:tab w:val="left" w:pos="7964"/>
+              </w:tabs>
+              <w:rPr>
+                <w:sz w:val="24"/>
+                <w:szCs w:val="24"/>
+              </w:rPr>
+            </w:pPr>
+            <w:r>
+              <w:rPr>
+                <w:sz w:val="24"/>
+                <w:szCs w:val="24"/>
+              </w:rPr>
+              <w:t>String</w:t>
+            </w:r>
+          </w:p>
+        </w:tc>
+        <w:tc>
+          <w:tcPr>
+            <w:tcW w:w="1274" w:type="dxa"/>
+          </w:tcPr>
+          <w:p>
+            <w:pPr>
+              <w:tabs>
+                <w:tab w:val="left" w:pos="7964"/>
+              </w:tabs>
+              <w:rPr>
+                <w:sz w:val="24"/>
+                <w:szCs w:val="24"/>
+              </w:rPr>
+            </w:pPr>
+          </w:p>
+        </w:tc>
+        <w:tc>
+          <w:tcPr>
+            <w:tcW w:w="1176" w:type="dxa"/>
+          </w:tcPr>
+          <w:p>
+            <w:pPr>
+              <w:tabs>
+                <w:tab w:val="left" w:pos="7964"/>
+              </w:tabs>
+              <w:rPr>
+                <w:sz w:val="24"/>
+                <w:szCs w:val="24"/>
+              </w:rPr>
+            </w:pPr>
+          </w:p>
+        </w:tc>
+        <w:tc>
+          <w:tcPr>
+            <w:tcW w:w="1333" w:type="dxa"/>
+          </w:tcPr>
+          <w:p>
+            <w:pPr>
+              <w:tabs>
+                <w:tab w:val="left" w:pos="7964"/>
+              </w:tabs>
+              <w:rPr>
+                <w:sz w:val="24"/>
+                <w:szCs w:val="24"/>
+              </w:rPr>
+            </w:pPr>
+          </w:p>
+        </w:tc>
+        <w:tc>
+          <w:tcPr>
+            <w:tcW w:w="1255" w:type="dxa"/>
+          </w:tcPr>
+          <w:p>
+            <w:pPr>
+              <w:tabs>
+                <w:tab w:val="left" w:pos="7964"/>
+              </w:tabs>
+              <w:rPr>
+                <w:sz w:val="24"/>
+                <w:szCs w:val="24"/>
+              </w:rPr>
+            </w:pPr>
+          </w:p>
+        </w:tc>
+      </w:tr>
+      <w:tr>
+        <w:tc>
+          <w:tcPr>
+            <w:tcW w:w="2671" w:type="dxa"/>
+          </w:tcPr>
+          <w:p>
+            <w:pPr>
+              <w:tabs>
+                <w:tab w:val="left" w:pos="7964"/>
+              </w:tabs>
+              <w:rPr>
+                <w:sz w:val="24"/>
+                <w:szCs w:val="24"/>
+              </w:rPr>
+            </w:pPr>
+            <w:proofErr w:type="spellStart"/>
+            <w:r>
+              <w:rPr>
+                <w:sz w:val="24"/>
+                <w:szCs w:val="24"/>
+              </w:rPr>
+              <w:t>PhoneNumberConfirmed</w:t>
+            </w:r>
+            <w:proofErr w:type="spellEnd"/>
+          </w:p>
+        </w:tc>
+        <w:tc>
+          <w:tcPr>
+            <w:tcW w:w="1307" w:type="dxa"/>
+          </w:tcPr>
+          <w:p>
+            <w:pPr>
+              <w:tabs>
+                <w:tab w:val="left" w:pos="7964"/>
+              </w:tabs>
+              <w:rPr>
+                <w:sz w:val="24"/>
+                <w:szCs w:val="24"/>
+              </w:rPr>
+            </w:pPr>
+            <w:r>
+              <w:rPr>
+                <w:sz w:val="24"/>
+                <w:szCs w:val="24"/>
+              </w:rPr>
+              <w:t>Bool</w:t>
+            </w:r>
+          </w:p>
+        </w:tc>
+        <w:tc>
+          <w:tcPr>
+            <w:tcW w:w="1274" w:type="dxa"/>
+          </w:tcPr>
+          <w:p>
+            <w:pPr>
+              <w:tabs>
+                <w:tab w:val="left" w:pos="7964"/>
+              </w:tabs>
+              <w:rPr>
+                <w:sz w:val="24"/>
+                <w:szCs w:val="24"/>
+              </w:rPr>
+            </w:pPr>
+          </w:p>
+        </w:tc>
+        <w:tc>
+          <w:tcPr>
+            <w:tcW w:w="1176" w:type="dxa"/>
+          </w:tcPr>
+          <w:p>
+            <w:pPr>
+              <w:tabs>
+                <w:tab w:val="left" w:pos="7964"/>
+              </w:tabs>
+              <w:rPr>
+                <w:sz w:val="24"/>
+                <w:szCs w:val="24"/>
+              </w:rPr>
+            </w:pPr>
+          </w:p>
+        </w:tc>
+        <w:tc>
+          <w:tcPr>
+            <w:tcW w:w="1333" w:type="dxa"/>
+          </w:tcPr>
+          <w:p>
+            <w:pPr>
+              <w:tabs>
+                <w:tab w:val="left" w:pos="7964"/>
+              </w:tabs>
+              <w:rPr>
+                <w:sz w:val="24"/>
+                <w:szCs w:val="24"/>
+              </w:rPr>
+            </w:pPr>
+          </w:p>
+        </w:tc>
+        <w:tc>
+          <w:tcPr>
+            <w:tcW w:w="1255" w:type="dxa"/>
+          </w:tcPr>
+          <w:p>
+            <w:pPr>
+              <w:tabs>
+                <w:tab w:val="left" w:pos="7964"/>
+              </w:tabs>
+              <w:rPr>
+                <w:sz w:val="24"/>
+                <w:szCs w:val="24"/>
+              </w:rPr>
+            </w:pPr>
+          </w:p>
+        </w:tc>
+      </w:tr>
+      <w:tr>
+        <w:tc>
+          <w:tcPr>
+            <w:tcW w:w="2671" w:type="dxa"/>
+          </w:tcPr>
+          <w:p>
+            <w:pPr>
+              <w:tabs>
+                <w:tab w:val="left" w:pos="7964"/>
+              </w:tabs>
+              <w:rPr>
+                <w:sz w:val="24"/>
+                <w:szCs w:val="24"/>
+              </w:rPr>
+            </w:pPr>
+            <w:proofErr w:type="spellStart"/>
+            <w:r>
+              <w:rPr>
+                <w:sz w:val="24"/>
+                <w:szCs w:val="24"/>
+              </w:rPr>
+              <w:t>TwoFactorEnabled</w:t>
+            </w:r>
+            <w:proofErr w:type="spellEnd"/>
+          </w:p>
+        </w:tc>
+        <w:tc>
+          <w:tcPr>
+            <w:tcW w:w="1307" w:type="dxa"/>
+          </w:tcPr>
+          <w:p>
+            <w:pPr>
+              <w:tabs>
+                <w:tab w:val="left" w:pos="7964"/>
+              </w:tabs>
+              <w:rPr>
+                <w:sz w:val="24"/>
+                <w:szCs w:val="24"/>
+              </w:rPr>
+            </w:pPr>
+            <w:r>
+              <w:rPr>
+                <w:sz w:val="24"/>
+                <w:szCs w:val="24"/>
+              </w:rPr>
+              <w:t>Bool</w:t>
+            </w:r>
+          </w:p>
+        </w:tc>
+        <w:tc>
+          <w:tcPr>
+            <w:tcW w:w="1274" w:type="dxa"/>
+          </w:tcPr>
+          <w:p>
+            <w:pPr>
+              <w:tabs>
+                <w:tab w:val="left" w:pos="7964"/>
+              </w:tabs>
+              <w:rPr>
+                <w:sz w:val="24"/>
+                <w:szCs w:val="24"/>
+              </w:rPr>
+            </w:pPr>
+          </w:p>
+        </w:tc>
+        <w:tc>
+          <w:tcPr>
+            <w:tcW w:w="1176" w:type="dxa"/>
+          </w:tcPr>
+          <w:p>
+            <w:pPr>
+              <w:tabs>
+                <w:tab w:val="left" w:pos="7964"/>
+              </w:tabs>
+              <w:rPr>
+                <w:sz w:val="24"/>
+                <w:szCs w:val="24"/>
+              </w:rPr>
+            </w:pPr>
+          </w:p>
+        </w:tc>
+        <w:tc>
+          <w:tcPr>
+            <w:tcW w:w="1333" w:type="dxa"/>
+          </w:tcPr>
+          <w:p>
+            <w:pPr>
+              <w:tabs>
+                <w:tab w:val="left" w:pos="7964"/>
+              </w:tabs>
+              <w:rPr>
+                <w:sz w:val="24"/>
+                <w:szCs w:val="24"/>
+              </w:rPr>
+            </w:pPr>
+          </w:p>
+        </w:tc>
+        <w:tc>
+          <w:tcPr>
+            <w:tcW w:w="1255" w:type="dxa"/>
+          </w:tcPr>
+          <w:p>
+            <w:pPr>
+              <w:tabs>
+                <w:tab w:val="left" w:pos="7964"/>
+              </w:tabs>
+              <w:rPr>
+                <w:sz w:val="24"/>
+                <w:szCs w:val="24"/>
+              </w:rPr>
+            </w:pPr>
+          </w:p>
+        </w:tc>
+      </w:tr>
+      <w:tr>
+        <w:tc>
+          <w:tcPr>
+            <w:tcW w:w="2671" w:type="dxa"/>
+          </w:tcPr>
+          <w:p>
+            <w:pPr>
+              <w:tabs>
+                <w:tab w:val="left" w:pos="7964"/>
+              </w:tabs>
+              <w:rPr>
+                <w:sz w:val="24"/>
+                <w:szCs w:val="24"/>
+              </w:rPr>
+            </w:pPr>
+            <w:proofErr w:type="spellStart"/>
+            <w:r>
+              <w:rPr>
+                <w:sz w:val="24"/>
+                <w:szCs w:val="24"/>
+              </w:rPr>
+              <w:t>LookoutEnd</w:t>
+            </w:r>
+            <w:proofErr w:type="spellEnd"/>
+          </w:p>
+        </w:tc>
+        <w:tc>
+          <w:tcPr>
+            <w:tcW w:w="1307" w:type="dxa"/>
+          </w:tcPr>
+          <w:p>
+            <w:pPr>
+              <w:tabs>
+                <w:tab w:val="left" w:pos="7964"/>
+              </w:tabs>
+              <w:rPr>
+                <w:sz w:val="24"/>
+                <w:szCs w:val="24"/>
+              </w:rPr>
+            </w:pPr>
+            <w:proofErr w:type="spellStart"/>
+            <w:r>
+              <w:rPr>
+                <w:sz w:val="24"/>
+                <w:szCs w:val="24"/>
+              </w:rPr>
+              <w:t>DateTime</w:t>
+            </w:r>
+            <w:proofErr w:type="spellEnd"/>
+          </w:p>
+        </w:tc>
+        <w:tc>
+          <w:tcPr>
+            <w:tcW w:w="1274" w:type="dxa"/>
+          </w:tcPr>
+          <w:p>
+            <w:pPr>
+              <w:tabs>
+                <w:tab w:val="left" w:pos="7964"/>
+              </w:tabs>
+              <w:rPr>
+                <w:sz w:val="24"/>
+                <w:szCs w:val="24"/>
+              </w:rPr>
+            </w:pPr>
+          </w:p>
+        </w:tc>
+        <w:tc>
+          <w:tcPr>
+            <w:tcW w:w="1176" w:type="dxa"/>
+          </w:tcPr>
+          <w:p>
+            <w:pPr>
+              <w:tabs>
+                <w:tab w:val="left" w:pos="7964"/>
+              </w:tabs>
+              <w:rPr>
+                <w:sz w:val="24"/>
+                <w:szCs w:val="24"/>
+              </w:rPr>
+            </w:pPr>
+          </w:p>
+        </w:tc>
+        <w:tc>
+          <w:tcPr>
+            <w:tcW w:w="1333" w:type="dxa"/>
+          </w:tcPr>
+          <w:p>
+            <w:pPr>
+              <w:tabs>
+                <w:tab w:val="left" w:pos="7964"/>
+              </w:tabs>
+              <w:rPr>
+                <w:sz w:val="24"/>
+                <w:szCs w:val="24"/>
+              </w:rPr>
+            </w:pPr>
+          </w:p>
+        </w:tc>
+        <w:tc>
+          <w:tcPr>
+            <w:tcW w:w="1255" w:type="dxa"/>
+          </w:tcPr>
+          <w:p>
+            <w:pPr>
+              <w:tabs>
+                <w:tab w:val="left" w:pos="7964"/>
+              </w:tabs>
+              <w:rPr>
+                <w:sz w:val="24"/>
+                <w:szCs w:val="24"/>
+              </w:rPr>
+            </w:pPr>
+          </w:p>
+        </w:tc>
+      </w:tr>
+      <w:tr>
+        <w:tc>
+          <w:tcPr>
+            <w:tcW w:w="2671" w:type="dxa"/>
+          </w:tcPr>
+          <w:p>
+            <w:pPr>
+              <w:tabs>
+                <w:tab w:val="left" w:pos="7964"/>
+              </w:tabs>
+              <w:rPr>
+                <w:sz w:val="24"/>
+                <w:szCs w:val="24"/>
+              </w:rPr>
+            </w:pPr>
+            <w:proofErr w:type="spellStart"/>
+            <w:r>
+              <w:rPr>
+                <w:sz w:val="24"/>
+                <w:szCs w:val="24"/>
+              </w:rPr>
+              <w:t>LookoutEnabled</w:t>
+            </w:r>
+            <w:proofErr w:type="spellEnd"/>
+          </w:p>
+        </w:tc>
+        <w:tc>
+          <w:tcPr>
+            <w:tcW w:w="1307" w:type="dxa"/>
+          </w:tcPr>
+          <w:p>
+            <w:pPr>
+              <w:tabs>
+                <w:tab w:val="left" w:pos="7964"/>
+              </w:tabs>
+              <w:rPr>
+                <w:sz w:val="24"/>
+                <w:szCs w:val="24"/>
+              </w:rPr>
+            </w:pPr>
+            <w:r>
+              <w:rPr>
+                <w:sz w:val="24"/>
+                <w:szCs w:val="24"/>
+              </w:rPr>
+              <w:t>Bool</w:t>
+            </w:r>
+          </w:p>
+        </w:tc>
+        <w:tc>
+          <w:tcPr>
+            <w:tcW w:w="1274" w:type="dxa"/>
+          </w:tcPr>
+          <w:p>
+            <w:pPr>
+              <w:tabs>
+                <w:tab w:val="left" w:pos="7964"/>
+              </w:tabs>
+              <w:rPr>
+                <w:sz w:val="24"/>
+                <w:szCs w:val="24"/>
+              </w:rPr>
+            </w:pPr>
+          </w:p>
+        </w:tc>
+        <w:tc>
+          <w:tcPr>
+            <w:tcW w:w="1176" w:type="dxa"/>
+          </w:tcPr>
+          <w:p>
+            <w:pPr>
+              <w:tabs>
+                <w:tab w:val="left" w:pos="7964"/>
+              </w:tabs>
+              <w:rPr>
+                <w:sz w:val="24"/>
+                <w:szCs w:val="24"/>
+              </w:rPr>
+            </w:pPr>
+          </w:p>
+        </w:tc>
+        <w:tc>
+          <w:tcPr>
+            <w:tcW w:w="1333" w:type="dxa"/>
+          </w:tcPr>
+          <w:p>
+            <w:pPr>
+              <w:tabs>
+                <w:tab w:val="left" w:pos="7964"/>
+              </w:tabs>
+              <w:rPr>
+                <w:sz w:val="24"/>
+                <w:szCs w:val="24"/>
+              </w:rPr>
+            </w:pPr>
+          </w:p>
+        </w:tc>
+        <w:tc>
+          <w:tcPr>
+            <w:tcW w:w="1255" w:type="dxa"/>
+          </w:tcPr>
+          <w:p>
+            <w:pPr>
+              <w:tabs>
+                <w:tab w:val="left" w:pos="7964"/>
+              </w:tabs>
+              <w:rPr>
+                <w:sz w:val="24"/>
+                <w:szCs w:val="24"/>
+              </w:rPr>
+            </w:pPr>
+          </w:p>
+        </w:tc>
+      </w:tr>
+      <w:tr>
+        <w:tc>
+          <w:tcPr>
+            <w:tcW w:w="2671" w:type="dxa"/>
+          </w:tcPr>
+          <w:p>
+            <w:pPr>
+              <w:tabs>
+                <w:tab w:val="left" w:pos="7964"/>
+              </w:tabs>
+              <w:rPr>
+                <w:sz w:val="24"/>
+                <w:szCs w:val="24"/>
+              </w:rPr>
+            </w:pPr>
+            <w:proofErr w:type="spellStart"/>
+            <w:r>
+              <w:rPr>
+                <w:sz w:val="24"/>
+                <w:szCs w:val="24"/>
+              </w:rPr>
+              <w:t>AccessFailedCount</w:t>
+            </w:r>
+            <w:proofErr w:type="spellEnd"/>
+          </w:p>
+        </w:tc>
+        <w:tc>
+          <w:tcPr>
+            <w:tcW w:w="1307" w:type="dxa"/>
+          </w:tcPr>
+          <w:p>
+            <w:pPr>
+              <w:tabs>
+                <w:tab w:val="left" w:pos="7964"/>
+              </w:tabs>
+              <w:rPr>
+                <w:sz w:val="24"/>
+                <w:szCs w:val="24"/>
+              </w:rPr>
+            </w:pPr>
+            <w:r>
+              <w:rPr>
+                <w:sz w:val="24"/>
+                <w:szCs w:val="24"/>
+              </w:rPr>
+              <w:t>Int</w:t>
+            </w:r>
+          </w:p>
+        </w:tc>
+        <w:tc>
+          <w:tcPr>
+            <w:tcW w:w="1274" w:type="dxa"/>
+          </w:tcPr>
+          <w:p>
+            <w:pPr>
+              <w:tabs>
+                <w:tab w:val="left" w:pos="7964"/>
+              </w:tabs>
+              <w:rPr>
+                <w:sz w:val="24"/>
+                <w:szCs w:val="24"/>
+              </w:rPr>
+            </w:pPr>
+          </w:p>
+        </w:tc>
+        <w:tc>
+          <w:tcPr>
+            <w:tcW w:w="1176" w:type="dxa"/>
+          </w:tcPr>
+          <w:p>
+            <w:pPr>
+              <w:tabs>
+                <w:tab w:val="left" w:pos="7964"/>
+              </w:tabs>
+              <w:rPr>
+                <w:sz w:val="24"/>
+                <w:szCs w:val="24"/>
+              </w:rPr>
+            </w:pPr>
+          </w:p>
+        </w:tc>
+        <w:tc>
+          <w:tcPr>
+            <w:tcW w:w="1333" w:type="dxa"/>
+          </w:tcPr>
+          <w:p>
+            <w:pPr>
+              <w:tabs>
+                <w:tab w:val="left" w:pos="7964"/>
+              </w:tabs>
+              <w:rPr>
+                <w:sz w:val="24"/>
+                <w:szCs w:val="24"/>
+              </w:rPr>
+            </w:pPr>
+          </w:p>
+        </w:tc>
+        <w:tc>
+          <w:tcPr>
+            <w:tcW w:w="1255" w:type="dxa"/>
+          </w:tcPr>
+          <w:p>
+            <w:pPr>
+              <w:tabs>
+                <w:tab w:val="left" w:pos="7964"/>
+              </w:tabs>
+              <w:rPr>
+                <w:sz w:val="24"/>
+                <w:szCs w:val="24"/>
+              </w:rPr>
+            </w:pPr>
+          </w:p>
+        </w:tc>
+      </w:tr>
+    </w:tbl>
+    <w:p>
+      <w:pPr>
+        <w:tabs>
+          <w:tab w:val="left" w:pos="7964"/>
+        </w:tabs>
+        <w:rPr>
+          <w:sz w:val="24"/>
+          <w:szCs w:val="24"/>
+        </w:rPr>
+      </w:pPr>
+    </w:p>
+    <w:p>
+      <w:pPr>
+        <w:tabs>
+          <w:tab w:val="left" w:pos="7964"/>
+        </w:tabs>
+        <w:rPr>
+          <w:sz w:val="24"/>
+          <w:szCs w:val="24"/>
+        </w:rPr>
+      </w:pPr>
+    </w:p>
+    <w:p>
+      <w:pPr>
+        <w:tabs>
+          <w:tab w:val="left" w:pos="7964"/>
+        </w:tabs>
+        <w:rPr>
+          <w:sz w:val="24"/>
+          <w:szCs w:val="24"/>
+        </w:rPr>
+      </w:pPr>
+      <w:proofErr w:type="spellStart"/>
+      <w:r>
+        <w:rPr>
+          <w:sz w:val="24"/>
+          <w:szCs w:val="24"/>
+        </w:rPr>
+        <w:t>AspNetUserRoles</w:t>
+      </w:r>
+      <w:proofErr w:type="spellEnd"/>
+    </w:p>
+    <w:tbl>
+      <w:tblPr>
+        <w:tblStyle w:val="TableGrid"/>
+        <w:tblW w:w="0" w:type="auto"/>
+        <w:tblLook w:val="04A0" w:firstRow="1" w:lastRow="0" w:firstColumn="1" w:lastColumn="0" w:noHBand="0" w:noVBand="1"/>
+      </w:tblPr>
+      <w:tblGrid>
+        <w:gridCol w:w="1502"/>
+        <w:gridCol w:w="1502"/>
+        <w:gridCol w:w="1503"/>
+        <w:gridCol w:w="1503"/>
+        <w:gridCol w:w="1503"/>
+        <w:gridCol w:w="1503"/>
+      </w:tblGrid>
+      <w:tr>
+        <w:tc>
+          <w:tcPr>
+            <w:tcW w:w="1502" w:type="dxa"/>
+          </w:tcPr>
+          <w:p>
+            <w:pPr>
+              <w:tabs>
+                <w:tab w:val="left" w:pos="7964"/>
+              </w:tabs>
+              <w:rPr>
+                <w:sz w:val="24"/>
+                <w:szCs w:val="24"/>
+              </w:rPr>
+            </w:pPr>
+            <w:r>
+              <w:rPr>
+                <w:sz w:val="24"/>
+                <w:szCs w:val="24"/>
+              </w:rPr>
+              <w:t>Column</w:t>
+            </w:r>
+          </w:p>
+        </w:tc>
+        <w:tc>
+          <w:tcPr>
+            <w:tcW w:w="1502" w:type="dxa"/>
+          </w:tcPr>
+          <w:p>
+            <w:pPr>
+              <w:tabs>
+                <w:tab w:val="left" w:pos="7964"/>
+              </w:tabs>
+              <w:rPr>
+                <w:sz w:val="24"/>
+                <w:szCs w:val="24"/>
+              </w:rPr>
+            </w:pPr>
+            <w:r>
+              <w:rPr>
+                <w:sz w:val="24"/>
+                <w:szCs w:val="24"/>
+              </w:rPr>
+              <w:t>Data Type</w:t>
+            </w:r>
+          </w:p>
+        </w:tc>
+        <w:tc>
+          <w:tcPr>
+            <w:tcW w:w="1503" w:type="dxa"/>
+          </w:tcPr>
+          <w:p>
+            <w:pPr>
+              <w:tabs>
+                <w:tab w:val="left" w:pos="7964"/>
+              </w:tabs>
+              <w:rPr>
+                <w:sz w:val="24"/>
+                <w:szCs w:val="24"/>
+              </w:rPr>
+            </w:pPr>
+            <w:r>
+              <w:rPr>
+                <w:sz w:val="24"/>
+                <w:szCs w:val="24"/>
+              </w:rPr>
+              <w:t>Required</w:t>
+            </w:r>
+          </w:p>
+        </w:tc>
+        <w:tc>
+          <w:tcPr>
+            <w:tcW w:w="1503" w:type="dxa"/>
+          </w:tcPr>
+          <w:p>
+            <w:pPr>
+              <w:tabs>
+                <w:tab w:val="left" w:pos="7964"/>
+              </w:tabs>
+              <w:rPr>
+                <w:sz w:val="24"/>
+                <w:szCs w:val="24"/>
+              </w:rPr>
+            </w:pPr>
+            <w:r>
+              <w:rPr>
+                <w:sz w:val="24"/>
+                <w:szCs w:val="24"/>
+              </w:rPr>
+              <w:t>Default</w:t>
+            </w:r>
+          </w:p>
+        </w:tc>
+        <w:tc>
+          <w:tcPr>
+            <w:tcW w:w="1503" w:type="dxa"/>
+          </w:tcPr>
+          <w:p>
+            <w:pPr>
+              <w:tabs>
+                <w:tab w:val="left" w:pos="7964"/>
+              </w:tabs>
+              <w:rPr>
+                <w:sz w:val="24"/>
+                <w:szCs w:val="24"/>
+              </w:rPr>
+            </w:pPr>
+            <w:r>
+              <w:rPr>
+                <w:sz w:val="24"/>
+                <w:szCs w:val="24"/>
+              </w:rPr>
+              <w:t>Validation</w:t>
+            </w:r>
+          </w:p>
+        </w:tc>
+        <w:tc>
+          <w:tcPr>
+            <w:tcW w:w="1503" w:type="dxa"/>
+          </w:tcPr>
+          <w:p>
+            <w:pPr>
+              <w:tabs>
+                <w:tab w:val="left" w:pos="7964"/>
+              </w:tabs>
+              <w:rPr>
+                <w:sz w:val="24"/>
+                <w:szCs w:val="24"/>
+              </w:rPr>
+            </w:pPr>
+            <w:r>
+              <w:rPr>
+                <w:sz w:val="24"/>
+                <w:szCs w:val="24"/>
+              </w:rPr>
+              <w:t>Primary/</w:t>
+            </w:r>
+          </w:p>
+          <w:p>
+            <w:pPr>
+              <w:tabs>
+                <w:tab w:val="left" w:pos="7964"/>
+              </w:tabs>
+              <w:rPr>
+                <w:sz w:val="24"/>
+                <w:szCs w:val="24"/>
+              </w:rPr>
+            </w:pPr>
+            <w:r>
+              <w:rPr>
+                <w:sz w:val="24"/>
+                <w:szCs w:val="24"/>
+              </w:rPr>
+              <w:t>Foreign</w:t>
+            </w:r>
+          </w:p>
+        </w:tc>
+      </w:tr>
+      <w:tr>
+        <w:tc>
+          <w:tcPr>
+            <w:tcW w:w="1502" w:type="dxa"/>
+          </w:tcPr>
+          <w:p>
+            <w:pPr>
+              <w:tabs>
+                <w:tab w:val="left" w:pos="7964"/>
+              </w:tabs>
+              <w:rPr>
+                <w:sz w:val="24"/>
+                <w:szCs w:val="24"/>
+              </w:rPr>
+            </w:pPr>
+            <w:r>
+              <w:rPr>
+                <w:sz w:val="24"/>
+                <w:szCs w:val="24"/>
+              </w:rPr>
+              <w:t>Id</w:t>
+            </w:r>
+          </w:p>
+        </w:tc>
+        <w:tc>
+          <w:tcPr>
+            <w:tcW w:w="1502" w:type="dxa"/>
+          </w:tcPr>
+          <w:p>
+            <w:pPr>
+              <w:tabs>
+                <w:tab w:val="left" w:pos="7964"/>
+              </w:tabs>
+              <w:rPr>
+                <w:sz w:val="24"/>
+                <w:szCs w:val="24"/>
+              </w:rPr>
+            </w:pPr>
+            <w:r>
+              <w:rPr>
+                <w:sz w:val="24"/>
+                <w:szCs w:val="24"/>
+              </w:rPr>
+              <w:t>Int</w:t>
+            </w:r>
+          </w:p>
+        </w:tc>
+        <w:tc>
+          <w:tcPr>
+            <w:tcW w:w="1503" w:type="dxa"/>
+          </w:tcPr>
+          <w:p>
+            <w:pPr>
+              <w:tabs>
+                <w:tab w:val="left" w:pos="7964"/>
+              </w:tabs>
+              <w:rPr>
+                <w:sz w:val="24"/>
+                <w:szCs w:val="24"/>
+              </w:rPr>
+            </w:pPr>
+            <w:r>
+              <w:rPr>
+                <w:sz w:val="24"/>
+                <w:szCs w:val="24"/>
+              </w:rPr>
+              <w:t>Yes</w:t>
+            </w:r>
+          </w:p>
+        </w:tc>
+        <w:tc>
+          <w:tcPr>
+            <w:tcW w:w="1503" w:type="dxa"/>
+          </w:tcPr>
+          <w:p>
+            <w:pPr>
+              <w:tabs>
+                <w:tab w:val="left" w:pos="7964"/>
+              </w:tabs>
+              <w:rPr>
+                <w:sz w:val="24"/>
+                <w:szCs w:val="24"/>
+              </w:rPr>
+            </w:pPr>
+          </w:p>
+        </w:tc>
+        <w:tc>
+          <w:tcPr>
+            <w:tcW w:w="1503" w:type="dxa"/>
+          </w:tcPr>
+          <w:p>
+            <w:pPr>
+              <w:tabs>
+                <w:tab w:val="left" w:pos="7964"/>
+              </w:tabs>
+              <w:rPr>
+                <w:sz w:val="24"/>
+                <w:szCs w:val="24"/>
+              </w:rPr>
+            </w:pPr>
+          </w:p>
+        </w:tc>
+        <w:tc>
+          <w:tcPr>
+            <w:tcW w:w="1503" w:type="dxa"/>
+          </w:tcPr>
+          <w:p>
+            <w:pPr>
+              <w:tabs>
+                <w:tab w:val="left" w:pos="7964"/>
+              </w:tabs>
+              <w:rPr>
+                <w:sz w:val="24"/>
+                <w:szCs w:val="24"/>
+              </w:rPr>
+            </w:pPr>
+            <w:r>
+              <w:rPr>
+                <w:sz w:val="24"/>
+                <w:szCs w:val="24"/>
+              </w:rPr>
+              <w:t xml:space="preserve">Primary </w:t>
+            </w:r>
+          </w:p>
+        </w:tc>
+      </w:tr>
+      <w:tr>
+        <w:tc>
+          <w:tcPr>
+            <w:tcW w:w="1502" w:type="dxa"/>
+          </w:tcPr>
+          <w:p>
+            <w:pPr>
+              <w:tabs>
+                <w:tab w:val="left" w:pos="7964"/>
+              </w:tabs>
+              <w:rPr>
+                <w:sz w:val="24"/>
+                <w:szCs w:val="24"/>
+              </w:rPr>
+            </w:pPr>
+            <w:proofErr w:type="spellStart"/>
+            <w:r>
+              <w:rPr>
+                <w:sz w:val="24"/>
+                <w:szCs w:val="24"/>
+              </w:rPr>
+              <w:lastRenderedPageBreak/>
+              <w:t>UserId</w:t>
+            </w:r>
+            <w:proofErr w:type="spellEnd"/>
+          </w:p>
+        </w:tc>
+        <w:tc>
+          <w:tcPr>
+            <w:tcW w:w="1502" w:type="dxa"/>
+          </w:tcPr>
+          <w:p>
+            <w:pPr>
+              <w:tabs>
+                <w:tab w:val="left" w:pos="7964"/>
+              </w:tabs>
+              <w:rPr>
+                <w:sz w:val="24"/>
+                <w:szCs w:val="24"/>
+              </w:rPr>
+            </w:pPr>
+            <w:r>
+              <w:rPr>
+                <w:sz w:val="24"/>
+                <w:szCs w:val="24"/>
+              </w:rPr>
+              <w:t>String</w:t>
+            </w:r>
+          </w:p>
+        </w:tc>
+        <w:tc>
+          <w:tcPr>
+            <w:tcW w:w="1503" w:type="dxa"/>
+          </w:tcPr>
+          <w:p>
+            <w:pPr>
+              <w:tabs>
+                <w:tab w:val="left" w:pos="7964"/>
+              </w:tabs>
+              <w:rPr>
+                <w:sz w:val="24"/>
+                <w:szCs w:val="24"/>
+              </w:rPr>
+            </w:pPr>
+            <w:r>
+              <w:rPr>
+                <w:sz w:val="24"/>
+                <w:szCs w:val="24"/>
+              </w:rPr>
+              <w:t>Yes</w:t>
+            </w:r>
+          </w:p>
+        </w:tc>
+        <w:tc>
+          <w:tcPr>
+            <w:tcW w:w="1503" w:type="dxa"/>
+          </w:tcPr>
+          <w:p>
+            <w:pPr>
+              <w:tabs>
+                <w:tab w:val="left" w:pos="7964"/>
+              </w:tabs>
+              <w:rPr>
+                <w:sz w:val="24"/>
+                <w:szCs w:val="24"/>
+              </w:rPr>
+            </w:pPr>
+            <w:r>
+              <w:rPr>
+                <w:sz w:val="24"/>
+                <w:szCs w:val="24"/>
+              </w:rPr>
+              <w:t>Users Id</w:t>
+            </w:r>
+          </w:p>
+        </w:tc>
+        <w:tc>
+          <w:tcPr>
+            <w:tcW w:w="1503" w:type="dxa"/>
+          </w:tcPr>
+          <w:p>
+            <w:pPr>
+              <w:tabs>
+                <w:tab w:val="left" w:pos="7964"/>
+              </w:tabs>
+              <w:rPr>
+                <w:sz w:val="24"/>
+                <w:szCs w:val="24"/>
+              </w:rPr>
+            </w:pPr>
+          </w:p>
+        </w:tc>
+        <w:tc>
+          <w:tcPr>
+            <w:tcW w:w="1503" w:type="dxa"/>
+          </w:tcPr>
+          <w:p>
+            <w:pPr>
+              <w:tabs>
+                <w:tab w:val="left" w:pos="7964"/>
+              </w:tabs>
+              <w:rPr>
+                <w:sz w:val="24"/>
+                <w:szCs w:val="24"/>
+              </w:rPr>
+            </w:pPr>
+            <w:r>
+              <w:rPr>
+                <w:sz w:val="24"/>
+                <w:szCs w:val="24"/>
+              </w:rPr>
+              <w:t>Foreign</w:t>
+            </w:r>
+          </w:p>
+        </w:tc>
+      </w:tr>
+      <w:tr>
+        <w:tc>
+          <w:tcPr>
+            <w:tcW w:w="1502" w:type="dxa"/>
+          </w:tcPr>
+          <w:p>
+            <w:pPr>
+              <w:tabs>
+                <w:tab w:val="left" w:pos="7964"/>
+              </w:tabs>
+              <w:rPr>
+                <w:sz w:val="24"/>
+                <w:szCs w:val="24"/>
+              </w:rPr>
+            </w:pPr>
+            <w:proofErr w:type="spellStart"/>
+            <w:r>
+              <w:rPr>
+                <w:sz w:val="24"/>
+                <w:szCs w:val="24"/>
+              </w:rPr>
+              <w:t>RoleId</w:t>
+            </w:r>
+            <w:proofErr w:type="spellEnd"/>
+          </w:p>
+        </w:tc>
+        <w:tc>
+          <w:tcPr>
+            <w:tcW w:w="1502" w:type="dxa"/>
+          </w:tcPr>
+          <w:p>
+            <w:pPr>
+              <w:tabs>
+                <w:tab w:val="left" w:pos="7964"/>
+              </w:tabs>
+              <w:rPr>
+                <w:sz w:val="24"/>
+                <w:szCs w:val="24"/>
+              </w:rPr>
+            </w:pPr>
+            <w:r>
+              <w:rPr>
+                <w:sz w:val="24"/>
+                <w:szCs w:val="24"/>
+              </w:rPr>
+              <w:t>String</w:t>
+            </w:r>
+          </w:p>
+        </w:tc>
+        <w:tc>
+          <w:tcPr>
+            <w:tcW w:w="1503" w:type="dxa"/>
+          </w:tcPr>
+          <w:p>
+            <w:pPr>
+              <w:tabs>
+                <w:tab w:val="left" w:pos="7964"/>
+              </w:tabs>
+              <w:rPr>
+                <w:sz w:val="24"/>
+                <w:szCs w:val="24"/>
+              </w:rPr>
+            </w:pPr>
+            <w:r>
+              <w:rPr>
+                <w:sz w:val="24"/>
+                <w:szCs w:val="24"/>
+              </w:rPr>
+              <w:t>Yes</w:t>
+            </w:r>
+          </w:p>
+        </w:tc>
+        <w:tc>
+          <w:tcPr>
+            <w:tcW w:w="1503" w:type="dxa"/>
+          </w:tcPr>
+          <w:p>
+            <w:pPr>
+              <w:tabs>
+                <w:tab w:val="left" w:pos="7964"/>
+              </w:tabs>
+              <w:rPr>
+                <w:sz w:val="24"/>
+                <w:szCs w:val="24"/>
+              </w:rPr>
+            </w:pPr>
+          </w:p>
+        </w:tc>
+        <w:tc>
+          <w:tcPr>
+            <w:tcW w:w="1503" w:type="dxa"/>
+          </w:tcPr>
+          <w:p>
+            <w:pPr>
+              <w:tabs>
+                <w:tab w:val="left" w:pos="7964"/>
+              </w:tabs>
+              <w:rPr>
+                <w:sz w:val="24"/>
+                <w:szCs w:val="24"/>
+              </w:rPr>
+            </w:pPr>
+          </w:p>
+        </w:tc>
+        <w:tc>
+          <w:tcPr>
+            <w:tcW w:w="1503" w:type="dxa"/>
+          </w:tcPr>
+          <w:p>
+            <w:pPr>
+              <w:tabs>
+                <w:tab w:val="left" w:pos="7964"/>
+              </w:tabs>
+              <w:rPr>
+                <w:sz w:val="24"/>
+                <w:szCs w:val="24"/>
+              </w:rPr>
+            </w:pPr>
+          </w:p>
+        </w:tc>
+      </w:tr>
+    </w:tbl>
+    <w:p>
+      <w:pPr>
+        <w:tabs>
+          <w:tab w:val="left" w:pos="7964"/>
+        </w:tabs>
+        <w:rPr>
+          <w:sz w:val="24"/>
+          <w:szCs w:val="24"/>
+        </w:rPr>
+      </w:pPr>
+    </w:p>
+    <w:p>
+      <w:pPr>
+        <w:tabs>
+          <w:tab w:val="left" w:pos="7964"/>
+        </w:tabs>
+        <w:rPr>
+          <w:sz w:val="24"/>
+          <w:szCs w:val="24"/>
+        </w:rPr>
+      </w:pPr>
+    </w:p>
+    <w:p>
+      <w:pPr>
+        <w:tabs>
+          <w:tab w:val="left" w:pos="7964"/>
+        </w:tabs>
+        <w:rPr>
+          <w:sz w:val="24"/>
+          <w:szCs w:val="24"/>
+        </w:rPr>
+      </w:pPr>
+      <w:proofErr w:type="spellStart"/>
+      <w:r>
+        <w:rPr>
+          <w:sz w:val="24"/>
+          <w:szCs w:val="24"/>
+        </w:rPr>
+        <w:t>AspNetRoles</w:t>
+      </w:r>
+      <w:proofErr w:type="spellEnd"/>
+    </w:p>
+    <w:tbl>
+      <w:tblPr>
+        <w:tblStyle w:val="TableGrid"/>
+        <w:tblW w:w="0" w:type="auto"/>
+        <w:tblLook w:val="04A0" w:firstRow="1" w:lastRow="0" w:firstColumn="1" w:lastColumn="0" w:noHBand="0" w:noVBand="1"/>
+      </w:tblPr>
+      <w:tblGrid>
+        <w:gridCol w:w="2071"/>
+        <w:gridCol w:w="1333"/>
+        <w:gridCol w:w="1409"/>
+        <w:gridCol w:w="1369"/>
+        <w:gridCol w:w="1433"/>
+        <w:gridCol w:w="1401"/>
+      </w:tblGrid>
+      <w:tr>
+        <w:tc>
+          <w:tcPr>
+            <w:tcW w:w="1502" w:type="dxa"/>
+          </w:tcPr>
+          <w:p>
+            <w:pPr>
+              <w:tabs>
+                <w:tab w:val="left" w:pos="7964"/>
+              </w:tabs>
+              <w:rPr>
+                <w:sz w:val="24"/>
+                <w:szCs w:val="24"/>
+              </w:rPr>
+            </w:pPr>
+            <w:r>
+              <w:rPr>
+                <w:sz w:val="24"/>
+                <w:szCs w:val="24"/>
+              </w:rPr>
+              <w:t>Column</w:t>
+            </w:r>
+          </w:p>
+        </w:tc>
+        <w:tc>
+          <w:tcPr>
+            <w:tcW w:w="1502" w:type="dxa"/>
+          </w:tcPr>
+          <w:p>
+            <w:pPr>
+              <w:tabs>
+                <w:tab w:val="left" w:pos="7964"/>
+              </w:tabs>
+              <w:rPr>
+                <w:sz w:val="24"/>
+                <w:szCs w:val="24"/>
+              </w:rPr>
+            </w:pPr>
+            <w:r>
+              <w:rPr>
+                <w:sz w:val="24"/>
+                <w:szCs w:val="24"/>
+              </w:rPr>
+              <w:t>Data Type</w:t>
+            </w:r>
+          </w:p>
+        </w:tc>
+        <w:tc>
+          <w:tcPr>
+            <w:tcW w:w="1503" w:type="dxa"/>
+          </w:tcPr>
+          <w:p>
+            <w:pPr>
+              <w:tabs>
+                <w:tab w:val="left" w:pos="7964"/>
+              </w:tabs>
+              <w:rPr>
+                <w:sz w:val="24"/>
+                <w:szCs w:val="24"/>
+              </w:rPr>
+            </w:pPr>
+            <w:r>
+              <w:rPr>
+                <w:sz w:val="24"/>
+                <w:szCs w:val="24"/>
+              </w:rPr>
+              <w:t>Required</w:t>
+            </w:r>
+          </w:p>
+        </w:tc>
+        <w:tc>
+          <w:tcPr>
+            <w:tcW w:w="1503" w:type="dxa"/>
+          </w:tcPr>
+          <w:p>
+            <w:pPr>
+              <w:tabs>
+                <w:tab w:val="left" w:pos="7964"/>
+              </w:tabs>
+              <w:rPr>
+                <w:sz w:val="24"/>
+                <w:szCs w:val="24"/>
+              </w:rPr>
+            </w:pPr>
+            <w:r>
+              <w:rPr>
+                <w:sz w:val="24"/>
+                <w:szCs w:val="24"/>
+              </w:rPr>
+              <w:t>Default</w:t>
+            </w:r>
+          </w:p>
+        </w:tc>
+        <w:tc>
+          <w:tcPr>
+            <w:tcW w:w="1503" w:type="dxa"/>
+          </w:tcPr>
+          <w:p>
+            <w:pPr>
+              <w:tabs>
+                <w:tab w:val="left" w:pos="7964"/>
+              </w:tabs>
+              <w:rPr>
+                <w:sz w:val="24"/>
+                <w:szCs w:val="24"/>
+              </w:rPr>
+            </w:pPr>
+            <w:r>
+              <w:rPr>
+                <w:sz w:val="24"/>
+                <w:szCs w:val="24"/>
+              </w:rPr>
+              <w:t>Validation</w:t>
+            </w:r>
+          </w:p>
+        </w:tc>
+        <w:tc>
+          <w:tcPr>
+            <w:tcW w:w="1503" w:type="dxa"/>
+          </w:tcPr>
+          <w:p>
+            <w:pPr>
+              <w:tabs>
+                <w:tab w:val="left" w:pos="7964"/>
+              </w:tabs>
+              <w:rPr>
+                <w:sz w:val="24"/>
+                <w:szCs w:val="24"/>
+              </w:rPr>
+            </w:pPr>
+            <w:r>
+              <w:rPr>
+                <w:sz w:val="24"/>
+                <w:szCs w:val="24"/>
+              </w:rPr>
+              <w:t>Primary/</w:t>
+            </w:r>
+          </w:p>
+          <w:p>
+            <w:pPr>
+              <w:tabs>
+                <w:tab w:val="left" w:pos="7964"/>
+              </w:tabs>
+              <w:rPr>
+                <w:sz w:val="24"/>
+                <w:szCs w:val="24"/>
+              </w:rPr>
+            </w:pPr>
+            <w:r>
+              <w:rPr>
+                <w:sz w:val="24"/>
+                <w:szCs w:val="24"/>
+              </w:rPr>
+              <w:t>Foreign</w:t>
+            </w:r>
+          </w:p>
+        </w:tc>
+      </w:tr>
+      <w:tr>
+        <w:tc>
+          <w:tcPr>
+            <w:tcW w:w="1502" w:type="dxa"/>
+          </w:tcPr>
+          <w:p>
+            <w:pPr>
+              <w:tabs>
+                <w:tab w:val="left" w:pos="7964"/>
+              </w:tabs>
+              <w:rPr>
+                <w:sz w:val="24"/>
+                <w:szCs w:val="24"/>
+              </w:rPr>
+            </w:pPr>
+            <w:r>
+              <w:rPr>
+                <w:sz w:val="24"/>
+                <w:szCs w:val="24"/>
+              </w:rPr>
+              <w:t>Id</w:t>
+            </w:r>
+          </w:p>
+        </w:tc>
+        <w:tc>
+          <w:tcPr>
+            <w:tcW w:w="1502" w:type="dxa"/>
+          </w:tcPr>
+          <w:p>
+            <w:pPr>
+              <w:tabs>
+                <w:tab w:val="left" w:pos="7964"/>
+              </w:tabs>
+              <w:rPr>
+                <w:sz w:val="24"/>
+                <w:szCs w:val="24"/>
+              </w:rPr>
+            </w:pPr>
+            <w:r>
+              <w:rPr>
+                <w:sz w:val="24"/>
+                <w:szCs w:val="24"/>
+              </w:rPr>
+              <w:t>String</w:t>
+            </w:r>
+          </w:p>
+        </w:tc>
+        <w:tc>
+          <w:tcPr>
+            <w:tcW w:w="1503" w:type="dxa"/>
+          </w:tcPr>
+          <w:p>
+            <w:pPr>
+              <w:tabs>
+                <w:tab w:val="left" w:pos="7964"/>
+              </w:tabs>
+              <w:rPr>
+                <w:sz w:val="24"/>
+                <w:szCs w:val="24"/>
+              </w:rPr>
+            </w:pPr>
+            <w:r>
+              <w:rPr>
+                <w:sz w:val="24"/>
+                <w:szCs w:val="24"/>
+              </w:rPr>
+              <w:t>Yes</w:t>
+            </w:r>
+          </w:p>
+        </w:tc>
+        <w:tc>
+          <w:tcPr>
+            <w:tcW w:w="1503" w:type="dxa"/>
+          </w:tcPr>
+          <w:p>
+            <w:pPr>
+              <w:tabs>
+                <w:tab w:val="left" w:pos="7964"/>
+              </w:tabs>
+              <w:rPr>
+                <w:sz w:val="24"/>
+                <w:szCs w:val="24"/>
+              </w:rPr>
+            </w:pPr>
+          </w:p>
+        </w:tc>
+        <w:tc>
+          <w:tcPr>
+            <w:tcW w:w="1503" w:type="dxa"/>
+          </w:tcPr>
+          <w:p>
+            <w:pPr>
+              <w:tabs>
+                <w:tab w:val="left" w:pos="7964"/>
+              </w:tabs>
+              <w:rPr>
+                <w:sz w:val="24"/>
+                <w:szCs w:val="24"/>
+              </w:rPr>
+            </w:pPr>
+          </w:p>
+        </w:tc>
+        <w:tc>
+          <w:tcPr>
+            <w:tcW w:w="1503" w:type="dxa"/>
+          </w:tcPr>
+          <w:p>
+            <w:pPr>
+              <w:tabs>
+                <w:tab w:val="left" w:pos="7964"/>
+              </w:tabs>
+              <w:rPr>
+                <w:sz w:val="24"/>
+                <w:szCs w:val="24"/>
+              </w:rPr>
+            </w:pPr>
+          </w:p>
+        </w:tc>
+      </w:tr>
+      <w:tr>
+        <w:tc>
+          <w:tcPr>
+            <w:tcW w:w="1502" w:type="dxa"/>
+          </w:tcPr>
+          <w:p>
+            <w:pPr>
+              <w:tabs>
+                <w:tab w:val="left" w:pos="7964"/>
+              </w:tabs>
+              <w:rPr>
+                <w:sz w:val="24"/>
+                <w:szCs w:val="24"/>
+              </w:rPr>
+            </w:pPr>
+            <w:r>
+              <w:rPr>
+                <w:sz w:val="24"/>
+                <w:szCs w:val="24"/>
+              </w:rPr>
+              <w:t>Name</w:t>
+            </w:r>
+          </w:p>
+        </w:tc>
+        <w:tc>
+          <w:tcPr>
+            <w:tcW w:w="1502" w:type="dxa"/>
+          </w:tcPr>
+          <w:p>
+            <w:pPr>
+              <w:tabs>
+                <w:tab w:val="left" w:pos="7964"/>
+              </w:tabs>
+              <w:rPr>
+                <w:sz w:val="24"/>
+                <w:szCs w:val="24"/>
+              </w:rPr>
+            </w:pPr>
+            <w:r>
+              <w:rPr>
+                <w:sz w:val="24"/>
+                <w:szCs w:val="24"/>
+              </w:rPr>
+              <w:t>String</w:t>
+            </w:r>
+          </w:p>
+        </w:tc>
+        <w:tc>
+          <w:tcPr>
+            <w:tcW w:w="1503" w:type="dxa"/>
+          </w:tcPr>
+          <w:p>
+            <w:pPr>
+              <w:tabs>
+                <w:tab w:val="left" w:pos="7964"/>
+              </w:tabs>
+              <w:rPr>
+                <w:sz w:val="24"/>
+                <w:szCs w:val="24"/>
+              </w:rPr>
+            </w:pPr>
+            <w:r>
+              <w:rPr>
+                <w:sz w:val="24"/>
+                <w:szCs w:val="24"/>
+              </w:rPr>
+              <w:t>Yes</w:t>
+            </w:r>
+          </w:p>
+        </w:tc>
+        <w:tc>
+          <w:tcPr>
+            <w:tcW w:w="1503" w:type="dxa"/>
+          </w:tcPr>
+          <w:p>
+            <w:pPr>
+              <w:tabs>
+                <w:tab w:val="left" w:pos="7964"/>
+              </w:tabs>
+              <w:rPr>
+                <w:sz w:val="24"/>
+                <w:szCs w:val="24"/>
+              </w:rPr>
+            </w:pPr>
+          </w:p>
+        </w:tc>
+        <w:tc>
+          <w:tcPr>
+            <w:tcW w:w="1503" w:type="dxa"/>
+          </w:tcPr>
+          <w:p>
+            <w:pPr>
+              <w:tabs>
+                <w:tab w:val="left" w:pos="7964"/>
+              </w:tabs>
+              <w:rPr>
+                <w:sz w:val="24"/>
+                <w:szCs w:val="24"/>
+              </w:rPr>
+            </w:pPr>
+          </w:p>
+        </w:tc>
+        <w:tc>
+          <w:tcPr>
+            <w:tcW w:w="1503" w:type="dxa"/>
+          </w:tcPr>
+          <w:p>
+            <w:pPr>
+              <w:tabs>
+                <w:tab w:val="left" w:pos="7964"/>
+              </w:tabs>
+              <w:rPr>
+                <w:sz w:val="24"/>
+                <w:szCs w:val="24"/>
+              </w:rPr>
+            </w:pPr>
+          </w:p>
+        </w:tc>
+      </w:tr>
+      <w:tr>
+        <w:tc>
+          <w:tcPr>
+            <w:tcW w:w="1502" w:type="dxa"/>
+          </w:tcPr>
+          <w:p>
+            <w:pPr>
+              <w:tabs>
+                <w:tab w:val="left" w:pos="7964"/>
+              </w:tabs>
+              <w:rPr>
+                <w:sz w:val="24"/>
+                <w:szCs w:val="24"/>
+              </w:rPr>
+            </w:pPr>
+            <w:proofErr w:type="spellStart"/>
+            <w:r>
+              <w:rPr>
+                <w:sz w:val="24"/>
+                <w:szCs w:val="24"/>
+              </w:rPr>
+              <w:t>NormalisedName</w:t>
+            </w:r>
+            <w:proofErr w:type="spellEnd"/>
+          </w:p>
+        </w:tc>
+        <w:tc>
+          <w:tcPr>
+            <w:tcW w:w="1502" w:type="dxa"/>
+          </w:tcPr>
+          <w:p>
+            <w:pPr>
+              <w:tabs>
+                <w:tab w:val="left" w:pos="7964"/>
+              </w:tabs>
+              <w:rPr>
+                <w:sz w:val="24"/>
+                <w:szCs w:val="24"/>
+              </w:rPr>
+            </w:pPr>
+            <w:r>
+              <w:rPr>
+                <w:sz w:val="24"/>
+                <w:szCs w:val="24"/>
+              </w:rPr>
+              <w:t>String</w:t>
+            </w:r>
+          </w:p>
+        </w:tc>
+        <w:tc>
+          <w:tcPr>
+            <w:tcW w:w="1503" w:type="dxa"/>
+          </w:tcPr>
+          <w:p>
+            <w:pPr>
+              <w:tabs>
+                <w:tab w:val="left" w:pos="7964"/>
+              </w:tabs>
+              <w:rPr>
+                <w:sz w:val="24"/>
+                <w:szCs w:val="24"/>
+              </w:rPr>
+            </w:pPr>
+            <w:r>
+              <w:rPr>
+                <w:sz w:val="24"/>
+                <w:szCs w:val="24"/>
+              </w:rPr>
+              <w:t>Yes</w:t>
+            </w:r>
+          </w:p>
+        </w:tc>
+        <w:tc>
+          <w:tcPr>
+            <w:tcW w:w="1503" w:type="dxa"/>
+          </w:tcPr>
+          <w:p>
+            <w:pPr>
+              <w:tabs>
+                <w:tab w:val="left" w:pos="7964"/>
+              </w:tabs>
+              <w:rPr>
+                <w:sz w:val="24"/>
+                <w:szCs w:val="24"/>
+              </w:rPr>
+            </w:pPr>
+          </w:p>
+        </w:tc>
+        <w:tc>
+          <w:tcPr>
+            <w:tcW w:w="1503" w:type="dxa"/>
+          </w:tcPr>
+          <w:p>
+            <w:pPr>
+              <w:tabs>
+                <w:tab w:val="left" w:pos="7964"/>
+              </w:tabs>
+              <w:rPr>
+                <w:sz w:val="24"/>
+                <w:szCs w:val="24"/>
+              </w:rPr>
+            </w:pPr>
+          </w:p>
+        </w:tc>
+        <w:tc>
+          <w:tcPr>
+            <w:tcW w:w="1503" w:type="dxa"/>
+          </w:tcPr>
+          <w:p>
+            <w:pPr>
+              <w:tabs>
+                <w:tab w:val="left" w:pos="7964"/>
+              </w:tabs>
+              <w:rPr>
+                <w:sz w:val="24"/>
+                <w:szCs w:val="24"/>
+              </w:rPr>
+            </w:pPr>
+          </w:p>
+        </w:tc>
+      </w:tr>
+      <w:tr>
+        <w:tc>
+          <w:tcPr>
+            <w:tcW w:w="1502" w:type="dxa"/>
+          </w:tcPr>
+          <w:p>
+            <w:pPr>
+              <w:tabs>
+                <w:tab w:val="left" w:pos="7964"/>
+              </w:tabs>
+              <w:rPr>
+                <w:sz w:val="24"/>
+                <w:szCs w:val="24"/>
+              </w:rPr>
+            </w:pPr>
+            <w:proofErr w:type="spellStart"/>
+            <w:r>
+              <w:rPr>
+                <w:sz w:val="24"/>
+                <w:szCs w:val="24"/>
+              </w:rPr>
+              <w:t>ConcurrencyStamp</w:t>
+            </w:r>
+            <w:proofErr w:type="spellEnd"/>
+          </w:p>
+        </w:tc>
+        <w:tc>
+          <w:tcPr>
+            <w:tcW w:w="1502" w:type="dxa"/>
+          </w:tcPr>
+          <w:p>
+            <w:pPr>
+              <w:tabs>
+                <w:tab w:val="left" w:pos="7964"/>
+              </w:tabs>
+              <w:rPr>
+                <w:sz w:val="24"/>
+                <w:szCs w:val="24"/>
+              </w:rPr>
+            </w:pPr>
+            <w:r>
+              <w:rPr>
+                <w:sz w:val="24"/>
+                <w:szCs w:val="24"/>
+              </w:rPr>
+              <w:t>String</w:t>
+            </w:r>
+          </w:p>
+        </w:tc>
+        <w:tc>
+          <w:tcPr>
+            <w:tcW w:w="1503" w:type="dxa"/>
+          </w:tcPr>
+          <w:p>
+            <w:pPr>
+              <w:tabs>
+                <w:tab w:val="left" w:pos="7964"/>
+              </w:tabs>
+              <w:rPr>
+                <w:sz w:val="24"/>
+                <w:szCs w:val="24"/>
+              </w:rPr>
+            </w:pPr>
+            <w:r>
+              <w:rPr>
+                <w:sz w:val="24"/>
+                <w:szCs w:val="24"/>
+              </w:rPr>
+              <w:t>Yes</w:t>
+            </w:r>
+          </w:p>
+        </w:tc>
+        <w:tc>
+          <w:tcPr>
+            <w:tcW w:w="1503" w:type="dxa"/>
+          </w:tcPr>
+          <w:p>
+            <w:pPr>
+              <w:tabs>
+                <w:tab w:val="left" w:pos="7964"/>
+              </w:tabs>
+              <w:rPr>
+                <w:sz w:val="24"/>
+                <w:szCs w:val="24"/>
+              </w:rPr>
+            </w:pPr>
+          </w:p>
+        </w:tc>
+        <w:tc>
+          <w:tcPr>
+            <w:tcW w:w="1503" w:type="dxa"/>
+          </w:tcPr>
+          <w:p>
+            <w:pPr>
+              <w:tabs>
+                <w:tab w:val="left" w:pos="7964"/>
+              </w:tabs>
+              <w:rPr>
+                <w:sz w:val="24"/>
+                <w:szCs w:val="24"/>
+              </w:rPr>
+            </w:pPr>
+          </w:p>
+        </w:tc>
+        <w:tc>
+          <w:tcPr>
+            <w:tcW w:w="1503" w:type="dxa"/>
+          </w:tcPr>
+          <w:p>
+            <w:pPr>
+              <w:tabs>
+                <w:tab w:val="left" w:pos="7964"/>
+              </w:tabs>
+              <w:rPr>
+                <w:sz w:val="24"/>
+                <w:szCs w:val="24"/>
+              </w:rPr>
+            </w:pPr>
+          </w:p>
+        </w:tc>
+      </w:tr>
+    </w:tbl>
+    <w:p>
+      <w:pPr>
+        <w:tabs>
+          <w:tab w:val="left" w:pos="7964"/>
+        </w:tabs>
+        <w:rPr>
+          <w:sz w:val="24"/>
+          <w:szCs w:val="24"/>
+        </w:rPr>
+      </w:pPr>
+    </w:p>
+    <w:p>
+      <w:pPr>
+        <w:tabs>
+          <w:tab w:val="left" w:pos="7964"/>
+        </w:tabs>
+        <w:rPr>
+          <w:sz w:val="24"/>
+          <w:szCs w:val="24"/>
+        </w:rPr>
+      </w:pPr>
+    </w:p>
+    <w:p>
+      <w:pPr>
+        <w:rPr>
+          <w:sz w:val="24"/>
+          <w:szCs w:val="24"/>
+        </w:rPr>
+      </w:pPr>
+      <w:r>
+        <w:rPr>
+          <w:sz w:val="24"/>
+          <w:szCs w:val="24"/>
+        </w:rPr>
+        <w:t>Producer</w:t>
+      </w:r>
+    </w:p>
+    <w:tbl>
+      <w:tblPr>
+        <w:tblStyle w:val="TableGrid"/>
+        <w:tblW w:w="0" w:type="auto"/>
+        <w:tblLook w:val="04A0" w:firstRow="1" w:lastRow="0" w:firstColumn="1" w:lastColumn="0" w:noHBand="0" w:noVBand="1"/>
+      </w:tblPr>
+      <w:tblGrid>
+        <w:gridCol w:w="1688"/>
+        <w:gridCol w:w="1447"/>
+        <w:gridCol w:w="1472"/>
+        <w:gridCol w:w="1459"/>
+        <w:gridCol w:w="1480"/>
+        <w:gridCol w:w="1470"/>
+      </w:tblGrid>
+      <w:tr>
+        <w:tc>
+          <w:tcPr>
+            <w:tcW w:w="1688" w:type="dxa"/>
+          </w:tcPr>
+          <w:p>
+            <w:pPr>
+              <w:rPr>
+                <w:sz w:val="24"/>
+                <w:szCs w:val="24"/>
+              </w:rPr>
+            </w:pPr>
+            <w:r>
+              <w:rPr>
+                <w:sz w:val="24"/>
+                <w:szCs w:val="24"/>
+              </w:rPr>
+              <w:t>Column</w:t>
+            </w:r>
+          </w:p>
+        </w:tc>
+        <w:tc>
+          <w:tcPr>
+            <w:tcW w:w="1447" w:type="dxa"/>
+          </w:tcPr>
+          <w:p>
+            <w:pPr>
+              <w:rPr>
+                <w:sz w:val="24"/>
+                <w:szCs w:val="24"/>
+              </w:rPr>
+            </w:pPr>
+            <w:r>
+              <w:rPr>
+                <w:sz w:val="24"/>
+                <w:szCs w:val="24"/>
+              </w:rPr>
+              <w:t>Data Type</w:t>
+            </w:r>
+          </w:p>
+        </w:tc>
+        <w:tc>
+          <w:tcPr>
+            <w:tcW w:w="1472" w:type="dxa"/>
+          </w:tcPr>
+          <w:p>
+            <w:pPr>
+              <w:rPr>
+                <w:sz w:val="24"/>
+                <w:szCs w:val="24"/>
+              </w:rPr>
+            </w:pPr>
+            <w:r>
+              <w:rPr>
+                <w:sz w:val="24"/>
+                <w:szCs w:val="24"/>
+              </w:rPr>
+              <w:t>Required</w:t>
+            </w:r>
+          </w:p>
+        </w:tc>
+        <w:tc>
+          <w:tcPr>
+            <w:tcW w:w="1459" w:type="dxa"/>
+          </w:tcPr>
+          <w:p>
+            <w:pPr>
+              <w:rPr>
+                <w:sz w:val="24"/>
+                <w:szCs w:val="24"/>
+              </w:rPr>
+            </w:pPr>
+            <w:r>
+              <w:rPr>
+                <w:sz w:val="24"/>
+                <w:szCs w:val="24"/>
+              </w:rPr>
+              <w:t>Default</w:t>
+            </w:r>
+          </w:p>
+        </w:tc>
+        <w:tc>
+          <w:tcPr>
+            <w:tcW w:w="1480" w:type="dxa"/>
+          </w:tcPr>
+          <w:p>
+            <w:pPr>
+              <w:rPr>
+                <w:sz w:val="24"/>
+                <w:szCs w:val="24"/>
+              </w:rPr>
+            </w:pPr>
+            <w:r>
+              <w:rPr>
+                <w:sz w:val="24"/>
+                <w:szCs w:val="24"/>
+              </w:rPr>
+              <w:t>Validation</w:t>
+            </w:r>
+          </w:p>
+        </w:tc>
+        <w:tc>
+          <w:tcPr>
+            <w:tcW w:w="1470" w:type="dxa"/>
+          </w:tcPr>
+          <w:p>
+            <w:pPr>
+              <w:rPr>
+                <w:sz w:val="24"/>
+                <w:szCs w:val="24"/>
+              </w:rPr>
+            </w:pPr>
+            <w:r>
+              <w:rPr>
+                <w:sz w:val="24"/>
+                <w:szCs w:val="24"/>
+              </w:rPr>
+              <w:t>Primary/</w:t>
+            </w:r>
+          </w:p>
+          <w:p>
+            <w:pPr>
+              <w:rPr>
+                <w:sz w:val="24"/>
+                <w:szCs w:val="24"/>
+              </w:rPr>
+            </w:pPr>
+            <w:r>
+              <w:rPr>
+                <w:sz w:val="24"/>
+                <w:szCs w:val="24"/>
+              </w:rPr>
+              <w:t>Foreign</w:t>
+            </w:r>
+          </w:p>
+        </w:tc>
+      </w:tr>
+      <w:tr>
+        <w:tc>
+          <w:tcPr>
+            <w:tcW w:w="1688" w:type="dxa"/>
+          </w:tcPr>
+          <w:p>
+            <w:pPr>
+              <w:rPr>
+                <w:sz w:val="24"/>
+                <w:szCs w:val="24"/>
+              </w:rPr>
+            </w:pPr>
+            <w:proofErr w:type="spellStart"/>
+            <w:r>
+              <w:rPr>
+                <w:sz w:val="24"/>
+                <w:szCs w:val="24"/>
+              </w:rPr>
+              <w:t>ProducerId</w:t>
+            </w:r>
+            <w:proofErr w:type="spellEnd"/>
+          </w:p>
+        </w:tc>
+        <w:tc>
+          <w:tcPr>
+            <w:tcW w:w="1447" w:type="dxa"/>
+          </w:tcPr>
+          <w:p>
+            <w:pPr>
+              <w:rPr>
+                <w:sz w:val="24"/>
+                <w:szCs w:val="24"/>
+              </w:rPr>
+            </w:pPr>
+            <w:r>
+              <w:rPr>
+                <w:sz w:val="24"/>
+                <w:szCs w:val="24"/>
+              </w:rPr>
+              <w:t>Int</w:t>
+            </w:r>
+          </w:p>
+        </w:tc>
+        <w:tc>
+          <w:tcPr>
+            <w:tcW w:w="1472" w:type="dxa"/>
+          </w:tcPr>
+          <w:p>
+            <w:pPr>
+              <w:rPr>
+                <w:sz w:val="24"/>
+                <w:szCs w:val="24"/>
+              </w:rPr>
+            </w:pPr>
+            <w:r>
+              <w:rPr>
+                <w:sz w:val="24"/>
+                <w:szCs w:val="24"/>
+              </w:rPr>
+              <w:t>Yes</w:t>
+            </w:r>
+          </w:p>
+        </w:tc>
+        <w:tc>
+          <w:tcPr>
+            <w:tcW w:w="1459" w:type="dxa"/>
+          </w:tcPr>
+          <w:p>
+            <w:pPr>
+              <w:rPr>
+                <w:sz w:val="24"/>
+                <w:szCs w:val="24"/>
+              </w:rPr>
+            </w:pPr>
+          </w:p>
+        </w:tc>
+        <w:tc>
+          <w:tcPr>
+            <w:tcW w:w="1480" w:type="dxa"/>
+          </w:tcPr>
+          <w:p>
+            <w:pPr>
+              <w:rPr>
+                <w:sz w:val="24"/>
+                <w:szCs w:val="24"/>
+              </w:rPr>
+            </w:pPr>
+          </w:p>
+        </w:tc>
+        <w:tc>
+          <w:tcPr>
+            <w:tcW w:w="1470" w:type="dxa"/>
+          </w:tcPr>
+          <w:p>
+            <w:pPr>
+              <w:rPr>
+                <w:sz w:val="24"/>
+                <w:szCs w:val="24"/>
+              </w:rPr>
+            </w:pPr>
+            <w:r>
+              <w:rPr>
+                <w:sz w:val="24"/>
+                <w:szCs w:val="24"/>
+              </w:rPr>
+              <w:t>Primary</w:t>
+            </w:r>
+          </w:p>
+        </w:tc>
+      </w:tr>
+      <w:tr>
+        <w:tc>
+          <w:tcPr>
+            <w:tcW w:w="1688" w:type="dxa"/>
+          </w:tcPr>
+          <w:p>
+            <w:pPr>
+              <w:rPr>
+                <w:sz w:val="24"/>
+                <w:szCs w:val="24"/>
+              </w:rPr>
+            </w:pPr>
+            <w:proofErr w:type="spellStart"/>
+            <w:r>
+              <w:rPr>
+                <w:sz w:val="24"/>
+                <w:szCs w:val="24"/>
+              </w:rPr>
+              <w:t>UserId</w:t>
+            </w:r>
+            <w:proofErr w:type="spellEnd"/>
+          </w:p>
+        </w:tc>
+        <w:tc>
+          <w:tcPr>
+            <w:tcW w:w="1447" w:type="dxa"/>
+          </w:tcPr>
+          <w:p>
+            <w:pPr>
+              <w:rPr>
+                <w:sz w:val="24"/>
+                <w:szCs w:val="24"/>
+              </w:rPr>
+            </w:pPr>
+            <w:r>
+              <w:rPr>
+                <w:sz w:val="24"/>
+                <w:szCs w:val="24"/>
+              </w:rPr>
+              <w:t>String</w:t>
+            </w:r>
+          </w:p>
+        </w:tc>
+        <w:tc>
+          <w:tcPr>
+            <w:tcW w:w="1472" w:type="dxa"/>
+          </w:tcPr>
+          <w:p>
+            <w:pPr>
+              <w:rPr>
+                <w:sz w:val="24"/>
+                <w:szCs w:val="24"/>
+              </w:rPr>
+            </w:pPr>
+            <w:r>
+              <w:rPr>
+                <w:sz w:val="24"/>
+                <w:szCs w:val="24"/>
+              </w:rPr>
+              <w:t>Yes</w:t>
+            </w:r>
+          </w:p>
+        </w:tc>
+        <w:tc>
+          <w:tcPr>
+            <w:tcW w:w="1459" w:type="dxa"/>
+          </w:tcPr>
+          <w:p>
+            <w:pPr>
+              <w:rPr>
+                <w:sz w:val="24"/>
+                <w:szCs w:val="24"/>
+              </w:rPr>
+            </w:pPr>
+          </w:p>
+        </w:tc>
+        <w:tc>
+          <w:tcPr>
+            <w:tcW w:w="1480" w:type="dxa"/>
+          </w:tcPr>
+          <w:p>
+            <w:pPr>
+              <w:rPr>
+                <w:sz w:val="24"/>
+                <w:szCs w:val="24"/>
+              </w:rPr>
+            </w:pPr>
+          </w:p>
+        </w:tc>
+        <w:tc>
+          <w:tcPr>
+            <w:tcW w:w="1470" w:type="dxa"/>
+          </w:tcPr>
+          <w:p>
+            <w:pPr>
+              <w:rPr>
+                <w:sz w:val="24"/>
+                <w:szCs w:val="24"/>
+              </w:rPr>
+            </w:pPr>
+            <w:r>
+              <w:rPr>
+                <w:sz w:val="24"/>
+                <w:szCs w:val="24"/>
+              </w:rPr>
+              <w:t>Foreign</w:t>
+            </w:r>
+          </w:p>
+        </w:tc>
+      </w:tr>
+      <w:tr>
+        <w:tc>
+          <w:tcPr>
+            <w:tcW w:w="1688" w:type="dxa"/>
+          </w:tcPr>
+          <w:p>
+            <w:pPr>
+              <w:rPr>
+                <w:sz w:val="24"/>
+                <w:szCs w:val="24"/>
+              </w:rPr>
+            </w:pPr>
+            <w:proofErr w:type="spellStart"/>
+            <w:r>
+              <w:rPr>
+                <w:sz w:val="24"/>
+                <w:szCs w:val="24"/>
+              </w:rPr>
+              <w:t>ProducerName</w:t>
+            </w:r>
+            <w:proofErr w:type="spellEnd"/>
+          </w:p>
+        </w:tc>
+        <w:tc>
+          <w:tcPr>
+            <w:tcW w:w="1447" w:type="dxa"/>
+          </w:tcPr>
+          <w:p>
+            <w:pPr>
+              <w:rPr>
+                <w:sz w:val="24"/>
+                <w:szCs w:val="24"/>
+              </w:rPr>
+            </w:pPr>
+            <w:r>
+              <w:rPr>
+                <w:sz w:val="24"/>
+                <w:szCs w:val="24"/>
+              </w:rPr>
+              <w:t>string</w:t>
+            </w:r>
+          </w:p>
+        </w:tc>
+        <w:tc>
+          <w:tcPr>
+            <w:tcW w:w="1472" w:type="dxa"/>
+          </w:tcPr>
+          <w:p>
+            <w:pPr>
+              <w:rPr>
+                <w:sz w:val="24"/>
+                <w:szCs w:val="24"/>
+              </w:rPr>
+            </w:pPr>
+            <w:r>
+              <w:rPr>
+                <w:sz w:val="24"/>
+                <w:szCs w:val="24"/>
+              </w:rPr>
+              <w:t>Yes</w:t>
+            </w:r>
+          </w:p>
+        </w:tc>
+        <w:tc>
+          <w:tcPr>
+            <w:tcW w:w="1459" w:type="dxa"/>
+          </w:tcPr>
+          <w:p>
+            <w:pPr>
+              <w:rPr>
+                <w:sz w:val="24"/>
+                <w:szCs w:val="24"/>
+              </w:rPr>
+            </w:pPr>
+          </w:p>
+        </w:tc>
+        <w:tc>
+          <w:tcPr>
+            <w:tcW w:w="1480" w:type="dxa"/>
+          </w:tcPr>
+          <w:p>
+            <w:pPr>
+              <w:rPr>
+                <w:sz w:val="24"/>
+                <w:szCs w:val="24"/>
+              </w:rPr>
+            </w:pPr>
+          </w:p>
+        </w:tc>
+        <w:tc>
+          <w:tcPr>
+            <w:tcW w:w="1470" w:type="dxa"/>
+          </w:tcPr>
+          <w:p>
+            <w:pPr>
+              <w:rPr>
+                <w:sz w:val="24"/>
+                <w:szCs w:val="24"/>
+              </w:rPr>
+            </w:pPr>
+          </w:p>
+        </w:tc>
+      </w:tr>
+    </w:tbl>
+    <w:p>
+      <w:pPr>
+        <w:rPr>
+          <w:sz w:val="24"/>
+          <w:szCs w:val="24"/>
+        </w:rPr>
+      </w:pPr>
+    </w:p>
+    <w:p>
+      <w:pPr>
+        <w:rPr>
+          <w:sz w:val="24"/>
+          <w:szCs w:val="24"/>
+        </w:rPr>
+      </w:pPr>
+    </w:p>
+    <w:p>
+      <w:pPr>
+        <w:rPr>
+          <w:sz w:val="24"/>
+          <w:szCs w:val="24"/>
+        </w:rPr>
+      </w:pPr>
+      <w:r>
+        <w:rPr>
+          <w:sz w:val="24"/>
+          <w:szCs w:val="24"/>
+        </w:rPr>
+        <w:t>Product</w:t>
+      </w:r>
+    </w:p>
+    <w:tbl>
+      <w:tblPr>
+        <w:tblStyle w:val="TableGrid"/>
+        <w:tblW w:w="0" w:type="auto"/>
+        <w:tblLook w:val="04A0" w:firstRow="1" w:lastRow="0" w:firstColumn="1" w:lastColumn="0" w:noHBand="0" w:noVBand="1"/>
+      </w:tblPr>
+      <w:tblGrid>
+        <w:gridCol w:w="1567"/>
+        <w:gridCol w:w="1481"/>
+        <w:gridCol w:w="1493"/>
+        <w:gridCol w:w="1488"/>
+        <w:gridCol w:w="1495"/>
+        <w:gridCol w:w="1492"/>
+      </w:tblGrid>
+      <w:tr>
+        <w:tc>
+          <w:tcPr>
+            <w:tcW w:w="1567" w:type="dxa"/>
+          </w:tcPr>
+          <w:p>
+            <w:pPr>
+              <w:rPr>
+                <w:sz w:val="24"/>
+                <w:szCs w:val="24"/>
+              </w:rPr>
+            </w:pPr>
+            <w:r>
+              <w:rPr>
+                <w:sz w:val="24"/>
+                <w:szCs w:val="24"/>
+              </w:rPr>
+              <w:t>Column</w:t>
+            </w:r>
+          </w:p>
+        </w:tc>
+        <w:tc>
+          <w:tcPr>
+            <w:tcW w:w="1481" w:type="dxa"/>
+          </w:tcPr>
+          <w:p>
+            <w:pPr>
+              <w:rPr>
+                <w:sz w:val="24"/>
+                <w:szCs w:val="24"/>
+              </w:rPr>
+            </w:pPr>
+            <w:r>
+              <w:rPr>
+                <w:sz w:val="24"/>
+                <w:szCs w:val="24"/>
+              </w:rPr>
+              <w:t>Data Type</w:t>
+            </w:r>
+          </w:p>
+        </w:tc>
+        <w:tc>
+          <w:tcPr>
+            <w:tcW w:w="1493" w:type="dxa"/>
+          </w:tcPr>
+          <w:p>
+            <w:pPr>
+              <w:rPr>
+                <w:sz w:val="24"/>
+                <w:szCs w:val="24"/>
+              </w:rPr>
+            </w:pPr>
+            <w:r>
+              <w:rPr>
+                <w:sz w:val="24"/>
+                <w:szCs w:val="24"/>
+              </w:rPr>
+              <w:t xml:space="preserve">Required </w:t>
+            </w:r>
+          </w:p>
+        </w:tc>
+        <w:tc>
+          <w:tcPr>
+            <w:tcW w:w="1488" w:type="dxa"/>
+          </w:tcPr>
+          <w:p>
+            <w:pPr>
+              <w:rPr>
+                <w:sz w:val="24"/>
+                <w:szCs w:val="24"/>
+              </w:rPr>
+            </w:pPr>
+            <w:r>
+              <w:rPr>
+                <w:sz w:val="24"/>
+                <w:szCs w:val="24"/>
+              </w:rPr>
+              <w:t>Default</w:t>
+            </w:r>
+          </w:p>
+        </w:tc>
+        <w:tc>
+          <w:tcPr>
+            <w:tcW w:w="1495" w:type="dxa"/>
+          </w:tcPr>
+          <w:p>
+            <w:pPr>
+              <w:rPr>
+                <w:sz w:val="24"/>
+                <w:szCs w:val="24"/>
+              </w:rPr>
+            </w:pPr>
+            <w:r>
+              <w:rPr>
+                <w:sz w:val="24"/>
+                <w:szCs w:val="24"/>
+              </w:rPr>
+              <w:t>Validation</w:t>
+            </w:r>
+          </w:p>
+        </w:tc>
+        <w:tc>
+          <w:tcPr>
+            <w:tcW w:w="1492" w:type="dxa"/>
+          </w:tcPr>
+          <w:p>
+            <w:pPr>
+              <w:rPr>
+                <w:sz w:val="24"/>
+                <w:szCs w:val="24"/>
+              </w:rPr>
+            </w:pPr>
+            <w:r>
+              <w:rPr>
+                <w:sz w:val="24"/>
+                <w:szCs w:val="24"/>
+              </w:rPr>
+              <w:t>Primary/</w:t>
+            </w:r>
+          </w:p>
+          <w:p>
+            <w:pPr>
+              <w:rPr>
+                <w:sz w:val="24"/>
+                <w:szCs w:val="24"/>
+              </w:rPr>
+            </w:pPr>
+            <w:r>
+              <w:rPr>
+                <w:sz w:val="24"/>
+                <w:szCs w:val="24"/>
+              </w:rPr>
+              <w:t>Foreign</w:t>
+            </w:r>
+          </w:p>
+        </w:tc>
+      </w:tr>
+      <w:tr>
+        <w:tc>
+          <w:tcPr>
+            <w:tcW w:w="1567" w:type="dxa"/>
+          </w:tcPr>
+          <w:p>
+            <w:pPr>
+              <w:rPr>
+                <w:sz w:val="24"/>
+                <w:szCs w:val="24"/>
+              </w:rPr>
+            </w:pPr>
+            <w:proofErr w:type="spellStart"/>
+            <w:r>
+              <w:rPr>
+                <w:sz w:val="24"/>
+                <w:szCs w:val="24"/>
+              </w:rPr>
+              <w:t>ProductId</w:t>
+            </w:r>
+            <w:proofErr w:type="spellEnd"/>
+          </w:p>
+        </w:tc>
+        <w:tc>
+          <w:tcPr>
+            <w:tcW w:w="1481" w:type="dxa"/>
+          </w:tcPr>
+          <w:p>
+            <w:pPr>
+              <w:rPr>
+                <w:sz w:val="24"/>
+                <w:szCs w:val="24"/>
+              </w:rPr>
+            </w:pPr>
+            <w:r>
+              <w:rPr>
+                <w:sz w:val="24"/>
+                <w:szCs w:val="24"/>
+              </w:rPr>
+              <w:t>Int</w:t>
+            </w:r>
+          </w:p>
+        </w:tc>
+        <w:tc>
+          <w:tcPr>
+            <w:tcW w:w="1493" w:type="dxa"/>
+          </w:tcPr>
+          <w:p>
+            <w:pPr>
+              <w:rPr>
+                <w:sz w:val="24"/>
+                <w:szCs w:val="24"/>
+              </w:rPr>
+            </w:pPr>
+            <w:r>
+              <w:rPr>
+                <w:sz w:val="24"/>
+                <w:szCs w:val="24"/>
+              </w:rPr>
+              <w:t>Yes</w:t>
+            </w:r>
+          </w:p>
+        </w:tc>
+        <w:tc>
+          <w:tcPr>
+            <w:tcW w:w="1488" w:type="dxa"/>
+          </w:tcPr>
+          <w:p>
+            <w:pPr>
+              <w:rPr>
+                <w:sz w:val="24"/>
+                <w:szCs w:val="24"/>
+              </w:rPr>
+            </w:pPr>
+          </w:p>
+        </w:tc>
+        <w:tc>
+          <w:tcPr>
+            <w:tcW w:w="1495" w:type="dxa"/>
+          </w:tcPr>
+          <w:p>
+            <w:pPr>
+              <w:rPr>
+                <w:sz w:val="24"/>
+                <w:szCs w:val="24"/>
+              </w:rPr>
+            </w:pPr>
+          </w:p>
+        </w:tc>
+        <w:tc>
+          <w:tcPr>
+            <w:tcW w:w="1492" w:type="dxa"/>
+          </w:tcPr>
+          <w:p>
+            <w:pPr>
+              <w:rPr>
+                <w:sz w:val="24"/>
+                <w:szCs w:val="24"/>
+              </w:rPr>
+            </w:pPr>
+          </w:p>
+        </w:tc>
+      </w:tr>
+      <w:tr>
+        <w:tc>
+          <w:tcPr>
+            <w:tcW w:w="1567" w:type="dxa"/>
+          </w:tcPr>
+          <w:p>
+            <w:pPr>
+              <w:rPr>
+                <w:sz w:val="24"/>
+                <w:szCs w:val="24"/>
+              </w:rPr>
+            </w:pPr>
+            <w:proofErr w:type="spellStart"/>
+            <w:r>
+              <w:rPr>
+                <w:sz w:val="24"/>
+                <w:szCs w:val="24"/>
+              </w:rPr>
+              <w:t>ProducerId</w:t>
+            </w:r>
+            <w:proofErr w:type="spellEnd"/>
+          </w:p>
+        </w:tc>
+        <w:tc>
+          <w:tcPr>
+            <w:tcW w:w="1481" w:type="dxa"/>
+          </w:tcPr>
+          <w:p>
+            <w:pPr>
+              <w:rPr>
+                <w:sz w:val="24"/>
+                <w:szCs w:val="24"/>
+              </w:rPr>
+            </w:pPr>
+            <w:r>
+              <w:rPr>
+                <w:sz w:val="24"/>
+                <w:szCs w:val="24"/>
+              </w:rPr>
+              <w:t>Int</w:t>
+            </w:r>
+          </w:p>
+        </w:tc>
+        <w:tc>
+          <w:tcPr>
+            <w:tcW w:w="1493" w:type="dxa"/>
+          </w:tcPr>
+          <w:p>
+            <w:pPr>
+              <w:rPr>
+                <w:sz w:val="24"/>
+                <w:szCs w:val="24"/>
+              </w:rPr>
+            </w:pPr>
+            <w:r>
+              <w:rPr>
+                <w:sz w:val="24"/>
+                <w:szCs w:val="24"/>
+              </w:rPr>
+              <w:t>Yes</w:t>
+            </w:r>
+          </w:p>
+        </w:tc>
+        <w:tc>
+          <w:tcPr>
+            <w:tcW w:w="1488" w:type="dxa"/>
+          </w:tcPr>
+          <w:p>
+            <w:pPr>
+              <w:rPr>
+                <w:sz w:val="24"/>
+                <w:szCs w:val="24"/>
+              </w:rPr>
+            </w:pPr>
+          </w:p>
+        </w:tc>
+        <w:tc>
+          <w:tcPr>
+            <w:tcW w:w="1495" w:type="dxa"/>
+          </w:tcPr>
+          <w:p>
+            <w:pPr>
+              <w:rPr>
+                <w:sz w:val="24"/>
+                <w:szCs w:val="24"/>
+              </w:rPr>
+            </w:pPr>
+          </w:p>
+        </w:tc>
+        <w:tc>
+          <w:tcPr>
+            <w:tcW w:w="1492" w:type="dxa"/>
+          </w:tcPr>
+          <w:p>
+            <w:pPr>
+              <w:rPr>
+                <w:sz w:val="24"/>
+                <w:szCs w:val="24"/>
+              </w:rPr>
+            </w:pPr>
+          </w:p>
+        </w:tc>
+      </w:tr>
+      <w:tr>
+        <w:tc>
+          <w:tcPr>
+            <w:tcW w:w="1567" w:type="dxa"/>
+          </w:tcPr>
+          <w:p>
+            <w:pPr>
+              <w:rPr>
+                <w:sz w:val="24"/>
+                <w:szCs w:val="24"/>
+              </w:rPr>
+            </w:pPr>
+            <w:r>
+              <w:rPr>
+                <w:sz w:val="24"/>
+                <w:szCs w:val="24"/>
+              </w:rPr>
+              <w:t>ProductName</w:t>
+            </w:r>
+          </w:p>
+        </w:tc>
+        <w:tc>
+          <w:tcPr>
+            <w:tcW w:w="1481" w:type="dxa"/>
+          </w:tcPr>
+          <w:p>
+            <w:pPr>
+              <w:rPr>
+                <w:sz w:val="24"/>
+                <w:szCs w:val="24"/>
+              </w:rPr>
+            </w:pPr>
+            <w:r>
+              <w:rPr>
+                <w:sz w:val="24"/>
+                <w:szCs w:val="24"/>
+              </w:rPr>
+              <w:t>String</w:t>
+            </w:r>
+          </w:p>
+        </w:tc>
+        <w:tc>
+          <w:tcPr>
+            <w:tcW w:w="1493" w:type="dxa"/>
+          </w:tcPr>
+          <w:p>
+            <w:pPr>
+              <w:rPr>
+                <w:sz w:val="24"/>
+                <w:szCs w:val="24"/>
+              </w:rPr>
+            </w:pPr>
+            <w:r>
+              <w:rPr>
+                <w:sz w:val="24"/>
+                <w:szCs w:val="24"/>
+              </w:rPr>
+              <w:t>Yes</w:t>
+            </w:r>
+          </w:p>
+        </w:tc>
+        <w:tc>
+          <w:tcPr>
+            <w:tcW w:w="1488" w:type="dxa"/>
+          </w:tcPr>
+          <w:p>
+            <w:pPr>
+              <w:rPr>
+                <w:sz w:val="24"/>
+                <w:szCs w:val="24"/>
+              </w:rPr>
+            </w:pPr>
+          </w:p>
+        </w:tc>
+        <w:tc>
+          <w:tcPr>
+            <w:tcW w:w="1495" w:type="dxa"/>
+          </w:tcPr>
+          <w:p>
+            <w:pPr>
+              <w:rPr>
+                <w:sz w:val="24"/>
+                <w:szCs w:val="24"/>
+              </w:rPr>
+            </w:pPr>
+          </w:p>
+        </w:tc>
+        <w:tc>
+          <w:tcPr>
+            <w:tcW w:w="1492" w:type="dxa"/>
+          </w:tcPr>
+          <w:p>
+            <w:pPr>
+              <w:rPr>
+                <w:sz w:val="24"/>
+                <w:szCs w:val="24"/>
+              </w:rPr>
+            </w:pPr>
+          </w:p>
+        </w:tc>
+      </w:tr>
+      <w:tr>
+        <w:tc>
+          <w:tcPr>
+            <w:tcW w:w="1567" w:type="dxa"/>
+          </w:tcPr>
+          <w:p>
+            <w:pPr>
+              <w:rPr>
+                <w:sz w:val="24"/>
+                <w:szCs w:val="24"/>
+              </w:rPr>
+            </w:pPr>
+            <w:r>
+              <w:rPr>
+                <w:sz w:val="24"/>
+                <w:szCs w:val="24"/>
+              </w:rPr>
+              <w:t xml:space="preserve">Description </w:t>
+            </w:r>
+          </w:p>
+        </w:tc>
+        <w:tc>
+          <w:tcPr>
+            <w:tcW w:w="1481" w:type="dxa"/>
+          </w:tcPr>
+          <w:p>
+            <w:pPr>
+              <w:rPr>
+                <w:sz w:val="24"/>
+                <w:szCs w:val="24"/>
+              </w:rPr>
+            </w:pPr>
+            <w:r>
+              <w:rPr>
+                <w:sz w:val="24"/>
+                <w:szCs w:val="24"/>
+              </w:rPr>
+              <w:t>String</w:t>
+            </w:r>
+          </w:p>
+        </w:tc>
+        <w:tc>
+          <w:tcPr>
+            <w:tcW w:w="1493" w:type="dxa"/>
+          </w:tcPr>
+          <w:p>
+            <w:pPr>
+              <w:rPr>
+                <w:sz w:val="24"/>
+                <w:szCs w:val="24"/>
+              </w:rPr>
+            </w:pPr>
+            <w:r>
+              <w:rPr>
+                <w:sz w:val="24"/>
+                <w:szCs w:val="24"/>
+              </w:rPr>
+              <w:t>Yes</w:t>
+            </w:r>
+          </w:p>
+        </w:tc>
+        <w:tc>
+          <w:tcPr>
+            <w:tcW w:w="1488" w:type="dxa"/>
+          </w:tcPr>
+          <w:p>
+            <w:pPr>
+              <w:rPr>
+                <w:sz w:val="24"/>
+                <w:szCs w:val="24"/>
+              </w:rPr>
+            </w:pPr>
+          </w:p>
+        </w:tc>
+        <w:tc>
+          <w:tcPr>
+            <w:tcW w:w="1495" w:type="dxa"/>
+          </w:tcPr>
+          <w:p>
+            <w:pPr>
+              <w:rPr>
+                <w:sz w:val="24"/>
+                <w:szCs w:val="24"/>
+              </w:rPr>
+            </w:pPr>
+          </w:p>
+        </w:tc>
+        <w:tc>
+          <w:tcPr>
+            <w:tcW w:w="1492" w:type="dxa"/>
+          </w:tcPr>
+          <w:p>
+            <w:pPr>
+              <w:rPr>
+                <w:sz w:val="24"/>
+                <w:szCs w:val="24"/>
+              </w:rPr>
+            </w:pPr>
+          </w:p>
+        </w:tc>
+      </w:tr>
+      <w:tr>
+        <w:tc>
+          <w:tcPr>
+            <w:tcW w:w="1567" w:type="dxa"/>
+          </w:tcPr>
+          <w:p>
+            <w:pPr>
+              <w:rPr>
+                <w:sz w:val="24"/>
+                <w:szCs w:val="24"/>
+              </w:rPr>
+            </w:pPr>
+            <w:r>
+              <w:rPr>
+                <w:sz w:val="24"/>
+                <w:szCs w:val="24"/>
+              </w:rPr>
+              <w:t>Rating</w:t>
+            </w:r>
+          </w:p>
+        </w:tc>
+        <w:tc>
+          <w:tcPr>
+            <w:tcW w:w="1481" w:type="dxa"/>
+          </w:tcPr>
+          <w:p>
+            <w:pPr>
+              <w:rPr>
+                <w:sz w:val="24"/>
+                <w:szCs w:val="24"/>
+              </w:rPr>
+            </w:pPr>
+            <w:r>
+              <w:rPr>
+                <w:sz w:val="24"/>
+                <w:szCs w:val="24"/>
+              </w:rPr>
+              <w:t>Float</w:t>
+            </w:r>
+          </w:p>
+        </w:tc>
+        <w:tc>
+          <w:tcPr>
+            <w:tcW w:w="1493" w:type="dxa"/>
+          </w:tcPr>
+          <w:p>
+            <w:pPr>
+              <w:rPr>
+                <w:sz w:val="24"/>
+                <w:szCs w:val="24"/>
+              </w:rPr>
+            </w:pPr>
+            <w:r>
+              <w:rPr>
+                <w:sz w:val="24"/>
+                <w:szCs w:val="24"/>
+              </w:rPr>
+              <w:t>Yes</w:t>
+            </w:r>
+          </w:p>
+        </w:tc>
+        <w:tc>
+          <w:tcPr>
+            <w:tcW w:w="1488" w:type="dxa"/>
+          </w:tcPr>
+          <w:p>
+            <w:pPr>
+              <w:rPr>
+                <w:sz w:val="24"/>
+                <w:szCs w:val="24"/>
+              </w:rPr>
+            </w:pPr>
+          </w:p>
+        </w:tc>
+        <w:tc>
+          <w:tcPr>
+            <w:tcW w:w="1495" w:type="dxa"/>
+          </w:tcPr>
+          <w:p>
+            <w:pPr>
+              <w:rPr>
+                <w:sz w:val="24"/>
+                <w:szCs w:val="24"/>
+              </w:rPr>
+            </w:pPr>
+          </w:p>
+        </w:tc>
+        <w:tc>
+          <w:tcPr>
+            <w:tcW w:w="1492" w:type="dxa"/>
+          </w:tcPr>
+          <w:p>
+            <w:pPr>
+              <w:rPr>
+                <w:sz w:val="24"/>
+                <w:szCs w:val="24"/>
+              </w:rPr>
+            </w:pPr>
+          </w:p>
+        </w:tc>
+      </w:tr>
+      <w:tr>
+        <w:tc>
+          <w:tcPr>
+            <w:tcW w:w="1567" w:type="dxa"/>
+          </w:tcPr>
+          <w:p>
+            <w:pPr>
+              <w:rPr>
+                <w:sz w:val="24"/>
+                <w:szCs w:val="24"/>
+              </w:rPr>
+            </w:pPr>
+            <w:r>
+              <w:rPr>
+                <w:sz w:val="24"/>
+                <w:szCs w:val="24"/>
+              </w:rPr>
+              <w:t>Stock</w:t>
+            </w:r>
+          </w:p>
+        </w:tc>
+        <w:tc>
+          <w:tcPr>
+            <w:tcW w:w="1481" w:type="dxa"/>
+          </w:tcPr>
+          <w:p>
+            <w:pPr>
+              <w:rPr>
+                <w:sz w:val="24"/>
+                <w:szCs w:val="24"/>
+              </w:rPr>
+            </w:pPr>
+            <w:r>
+              <w:rPr>
+                <w:sz w:val="24"/>
+                <w:szCs w:val="24"/>
+              </w:rPr>
+              <w:t>Int</w:t>
+            </w:r>
+          </w:p>
+        </w:tc>
+        <w:tc>
+          <w:tcPr>
+            <w:tcW w:w="1493" w:type="dxa"/>
+          </w:tcPr>
+          <w:p>
+            <w:pPr>
+              <w:rPr>
+                <w:sz w:val="24"/>
+                <w:szCs w:val="24"/>
+              </w:rPr>
+            </w:pPr>
+            <w:r>
+              <w:rPr>
+                <w:sz w:val="24"/>
+                <w:szCs w:val="24"/>
+              </w:rPr>
+              <w:t>Yes</w:t>
+            </w:r>
+          </w:p>
+        </w:tc>
+        <w:tc>
+          <w:tcPr>
+            <w:tcW w:w="1488" w:type="dxa"/>
+          </w:tcPr>
+          <w:p>
+            <w:pPr>
+              <w:rPr>
+                <w:sz w:val="24"/>
+                <w:szCs w:val="24"/>
+              </w:rPr>
+            </w:pPr>
+          </w:p>
+        </w:tc>
+        <w:tc>
+          <w:tcPr>
+            <w:tcW w:w="1495" w:type="dxa"/>
+          </w:tcPr>
+          <w:p>
+            <w:pPr>
+              <w:rPr>
+                <w:sz w:val="24"/>
+                <w:szCs w:val="24"/>
+              </w:rPr>
+            </w:pPr>
+            <w:r>
+              <w:rPr>
+                <w:sz w:val="24"/>
+                <w:szCs w:val="24"/>
+              </w:rPr>
+              <w:t>No less than 0</w:t>
+            </w:r>
+          </w:p>
+        </w:tc>
+        <w:tc>
+          <w:tcPr>
+            <w:tcW w:w="1492" w:type="dxa"/>
+          </w:tcPr>
+          <w:p>
+            <w:pPr>
+              <w:rPr>
+                <w:sz w:val="24"/>
+                <w:szCs w:val="24"/>
+              </w:rPr>
+            </w:pPr>
+          </w:p>
+        </w:tc>
+      </w:tr>
+      <w:tr>
+        <w:tc>
+          <w:tcPr>
+            <w:tcW w:w="1567" w:type="dxa"/>
+          </w:tcPr>
+          <w:p>
+            <w:pPr>
+              <w:rPr>
+                <w:sz w:val="24"/>
+                <w:szCs w:val="24"/>
+              </w:rPr>
+            </w:pPr>
+            <w:proofErr w:type="spellStart"/>
+            <w:r>
+              <w:rPr>
+                <w:sz w:val="24"/>
+                <w:szCs w:val="24"/>
+              </w:rPr>
+              <w:t>IsAvailable</w:t>
+            </w:r>
+            <w:proofErr w:type="spellEnd"/>
+          </w:p>
+        </w:tc>
+        <w:tc>
+          <w:tcPr>
+            <w:tcW w:w="1481" w:type="dxa"/>
+          </w:tcPr>
+          <w:p>
+            <w:pPr>
+              <w:rPr>
+                <w:sz w:val="24"/>
+                <w:szCs w:val="24"/>
+              </w:rPr>
+            </w:pPr>
+            <w:r>
+              <w:rPr>
+                <w:sz w:val="24"/>
+                <w:szCs w:val="24"/>
+              </w:rPr>
+              <w:t>Bool</w:t>
+            </w:r>
+          </w:p>
+        </w:tc>
+        <w:tc>
+          <w:tcPr>
+            <w:tcW w:w="1493" w:type="dxa"/>
+          </w:tcPr>
+          <w:p>
+            <w:pPr>
+              <w:rPr>
+                <w:sz w:val="24"/>
+                <w:szCs w:val="24"/>
+              </w:rPr>
+            </w:pPr>
+          </w:p>
+        </w:tc>
+        <w:tc>
+          <w:tcPr>
+            <w:tcW w:w="1488" w:type="dxa"/>
+          </w:tcPr>
+          <w:p>
+            <w:pPr>
+              <w:rPr>
+                <w:sz w:val="24"/>
+                <w:szCs w:val="24"/>
+              </w:rPr>
+            </w:pPr>
+          </w:p>
+        </w:tc>
+        <w:tc>
+          <w:tcPr>
+            <w:tcW w:w="1495" w:type="dxa"/>
+          </w:tcPr>
+          <w:p>
+            <w:pPr>
+              <w:rPr>
+                <w:sz w:val="24"/>
+                <w:szCs w:val="24"/>
+              </w:rPr>
+            </w:pPr>
+          </w:p>
+        </w:tc>
+        <w:tc>
+          <w:tcPr>
+            <w:tcW w:w="1492" w:type="dxa"/>
+          </w:tcPr>
+          <w:p>
+            <w:pPr>
+              <w:rPr>
+                <w:sz w:val="24"/>
+                <w:szCs w:val="24"/>
+              </w:rPr>
+            </w:pPr>
+          </w:p>
+        </w:tc>
+      </w:tr>
+      <w:tr>
+        <w:tc>
+          <w:tcPr>
+            <w:tcW w:w="1567" w:type="dxa"/>
+          </w:tcPr>
+          <w:p>
+            <w:pPr>
+              <w:rPr>
+                <w:sz w:val="24"/>
+                <w:szCs w:val="24"/>
+              </w:rPr>
+            </w:pPr>
+            <w:r>
+              <w:rPr>
+                <w:sz w:val="24"/>
+                <w:szCs w:val="24"/>
+              </w:rPr>
+              <w:t>Price</w:t>
+            </w:r>
+          </w:p>
+        </w:tc>
+        <w:tc>
+          <w:tcPr>
+            <w:tcW w:w="1481" w:type="dxa"/>
+          </w:tcPr>
+          <w:p>
+            <w:pPr>
+              <w:rPr>
+                <w:sz w:val="24"/>
+                <w:szCs w:val="24"/>
+              </w:rPr>
+            </w:pPr>
+            <w:r>
+              <w:rPr>
+                <w:sz w:val="24"/>
+                <w:szCs w:val="24"/>
+              </w:rPr>
+              <w:t>Float</w:t>
+            </w:r>
+          </w:p>
+        </w:tc>
+        <w:tc>
+          <w:tcPr>
+            <w:tcW w:w="1493" w:type="dxa"/>
+          </w:tcPr>
+          <w:p>
+            <w:pPr>
+              <w:rPr>
+                <w:sz w:val="24"/>
+                <w:szCs w:val="24"/>
+              </w:rPr>
+            </w:pPr>
+            <w:r>
+              <w:rPr>
+                <w:sz w:val="24"/>
+                <w:szCs w:val="24"/>
+              </w:rPr>
+              <w:t>Yes</w:t>
+            </w:r>
+          </w:p>
+        </w:tc>
+        <w:tc>
+          <w:tcPr>
+            <w:tcW w:w="1488" w:type="dxa"/>
+          </w:tcPr>
+          <w:p>
+            <w:pPr>
+              <w:rPr>
+                <w:sz w:val="24"/>
+                <w:szCs w:val="24"/>
+              </w:rPr>
+            </w:pPr>
+          </w:p>
+        </w:tc>
+        <w:tc>
+          <w:tcPr>
+            <w:tcW w:w="1495" w:type="dxa"/>
+          </w:tcPr>
+          <w:p>
+            <w:pPr>
+              <w:rPr>
+                <w:sz w:val="24"/>
+                <w:szCs w:val="24"/>
+              </w:rPr>
+            </w:pPr>
+            <w:r>
+              <w:rPr>
+                <w:sz w:val="24"/>
+                <w:szCs w:val="24"/>
+              </w:rPr>
+              <w:t>No less that 0 or equal to 0</w:t>
+            </w:r>
+          </w:p>
+        </w:tc>
+        <w:tc>
+          <w:tcPr>
+            <w:tcW w:w="1492" w:type="dxa"/>
+          </w:tcPr>
+          <w:p>
+            <w:pPr>
+              <w:rPr>
+                <w:sz w:val="24"/>
+                <w:szCs w:val="24"/>
+              </w:rPr>
+            </w:pPr>
+          </w:p>
+        </w:tc>
+      </w:tr>
+    </w:tbl>
+    <w:p>
+      <w:pPr>
+        <w:rPr>
+          <w:sz w:val="24"/>
+          <w:szCs w:val="24"/>
+        </w:rPr>
+      </w:pPr>
+    </w:p>
+    <w:p>
+      <w:pPr>
+        <w:rPr>
+          <w:sz w:val="24"/>
+          <w:szCs w:val="24"/>
+        </w:rPr>
+      </w:pPr>
+    </w:p>
+    <w:p>
+      <w:pPr>
+        <w:rPr>
+          <w:sz w:val="24"/>
+          <w:szCs w:val="24"/>
+        </w:rPr>
+      </w:pPr>
+      <w:r>
+        <w:rPr>
+          <w:sz w:val="24"/>
+          <w:szCs w:val="24"/>
+        </w:rPr>
+        <w:t>Order</w:t>
+      </w:r>
+    </w:p>
+    <w:tbl>
+      <w:tblPr>
+        <w:tblStyle w:val="TableGrid"/>
+        <w:tblW w:w="0" w:type="auto"/>
+        <w:tblLook w:val="04A0" w:firstRow="1" w:lastRow="0" w:firstColumn="1" w:lastColumn="0" w:noHBand="0" w:noVBand="1"/>
+      </w:tblPr>
+      <w:tblGrid>
+        <w:gridCol w:w="1939"/>
+        <w:gridCol w:w="1421"/>
+        <w:gridCol w:w="1409"/>
+        <w:gridCol w:w="1369"/>
+        <w:gridCol w:w="1477"/>
+        <w:gridCol w:w="1401"/>
+      </w:tblGrid>
+      <w:tr>
+        <w:tc>
+          <w:tcPr>
+            <w:tcW w:w="1502" w:type="dxa"/>
+          </w:tcPr>
+          <w:p>
+            <w:pPr>
+              <w:rPr>
+                <w:sz w:val="24"/>
+                <w:szCs w:val="24"/>
+              </w:rPr>
+            </w:pPr>
+            <w:r>
+              <w:rPr>
+                <w:sz w:val="24"/>
+                <w:szCs w:val="24"/>
+              </w:rPr>
+              <w:t>Column</w:t>
+            </w:r>
+          </w:p>
+        </w:tc>
+        <w:tc>
+          <w:tcPr>
+            <w:tcW w:w="1502" w:type="dxa"/>
+          </w:tcPr>
+          <w:p>
+            <w:pPr>
+              <w:rPr>
+                <w:sz w:val="24"/>
+                <w:szCs w:val="24"/>
+              </w:rPr>
+            </w:pPr>
+            <w:r>
+              <w:rPr>
+                <w:sz w:val="24"/>
+                <w:szCs w:val="24"/>
+              </w:rPr>
+              <w:t>Data Type</w:t>
+            </w:r>
+          </w:p>
+        </w:tc>
+        <w:tc>
+          <w:tcPr>
+            <w:tcW w:w="1503" w:type="dxa"/>
+          </w:tcPr>
+          <w:p>
+            <w:pPr>
+              <w:rPr>
+                <w:sz w:val="24"/>
+                <w:szCs w:val="24"/>
+              </w:rPr>
+            </w:pPr>
+            <w:r>
+              <w:rPr>
+                <w:sz w:val="24"/>
+                <w:szCs w:val="24"/>
+              </w:rPr>
+              <w:t>Required</w:t>
+            </w:r>
+          </w:p>
+        </w:tc>
+        <w:tc>
+          <w:tcPr>
+            <w:tcW w:w="1503" w:type="dxa"/>
+          </w:tcPr>
+          <w:p>
+            <w:pPr>
+              <w:rPr>
+                <w:sz w:val="24"/>
+                <w:szCs w:val="24"/>
+              </w:rPr>
+            </w:pPr>
+            <w:r>
+              <w:rPr>
+                <w:sz w:val="24"/>
+                <w:szCs w:val="24"/>
+              </w:rPr>
+              <w:t xml:space="preserve">Default </w:t>
+            </w:r>
+          </w:p>
+        </w:tc>
+        <w:tc>
+          <w:tcPr>
+            <w:tcW w:w="1503" w:type="dxa"/>
+          </w:tcPr>
+          <w:p>
+            <w:pPr>
+              <w:rPr>
+                <w:sz w:val="24"/>
+                <w:szCs w:val="24"/>
+              </w:rPr>
+            </w:pPr>
+            <w:r>
+              <w:rPr>
+                <w:sz w:val="24"/>
+                <w:szCs w:val="24"/>
+              </w:rPr>
+              <w:t>Validation</w:t>
+            </w:r>
+          </w:p>
+        </w:tc>
+        <w:tc>
+          <w:tcPr>
+            <w:tcW w:w="1503" w:type="dxa"/>
+          </w:tcPr>
+          <w:p>
+            <w:pPr>
+              <w:rPr>
+                <w:sz w:val="24"/>
+                <w:szCs w:val="24"/>
+              </w:rPr>
+            </w:pPr>
+            <w:r>
+              <w:rPr>
+                <w:sz w:val="24"/>
+                <w:szCs w:val="24"/>
+              </w:rPr>
+              <w:t>Primary/</w:t>
+            </w:r>
+          </w:p>
+          <w:p>
+            <w:pPr>
+              <w:rPr>
+                <w:sz w:val="24"/>
+                <w:szCs w:val="24"/>
+              </w:rPr>
+            </w:pPr>
+            <w:r>
+              <w:rPr>
+                <w:sz w:val="24"/>
+                <w:szCs w:val="24"/>
+              </w:rPr>
+              <w:lastRenderedPageBreak/>
+              <w:t>Foreign</w:t>
+            </w:r>
+          </w:p>
+        </w:tc>
+      </w:tr>
+      <w:tr>
+        <w:tc>
+          <w:tcPr>
+            <w:tcW w:w="1502" w:type="dxa"/>
+          </w:tcPr>
+          <w:p>
+            <w:pPr>
+              <w:rPr>
+                <w:sz w:val="24"/>
+                <w:szCs w:val="24"/>
+              </w:rPr>
+            </w:pPr>
+            <w:proofErr w:type="spellStart"/>
+            <w:r>
+              <w:rPr>
+                <w:sz w:val="24"/>
+                <w:szCs w:val="24"/>
+              </w:rPr>
+              <w:lastRenderedPageBreak/>
+              <w:t>OrderId</w:t>
+            </w:r>
+            <w:proofErr w:type="spellEnd"/>
+          </w:p>
+        </w:tc>
+        <w:tc>
+          <w:tcPr>
+            <w:tcW w:w="1502" w:type="dxa"/>
+          </w:tcPr>
+          <w:p>
+            <w:pPr>
+              <w:rPr>
+                <w:sz w:val="24"/>
+                <w:szCs w:val="24"/>
+              </w:rPr>
+            </w:pPr>
+            <w:r>
+              <w:rPr>
+                <w:sz w:val="24"/>
+                <w:szCs w:val="24"/>
+              </w:rPr>
+              <w:t>Int</w:t>
+            </w:r>
+          </w:p>
+        </w:tc>
+        <w:tc>
+          <w:tcPr>
+            <w:tcW w:w="1503" w:type="dxa"/>
+          </w:tcPr>
+          <w:p>
+            <w:pPr>
+              <w:rPr>
+                <w:sz w:val="24"/>
+                <w:szCs w:val="24"/>
+              </w:rPr>
+            </w:pPr>
+            <w:r>
+              <w:rPr>
+                <w:sz w:val="24"/>
+                <w:szCs w:val="24"/>
+              </w:rPr>
+              <w:t>Yes</w:t>
+            </w:r>
+          </w:p>
+        </w:tc>
+        <w:tc>
+          <w:tcPr>
+            <w:tcW w:w="1503" w:type="dxa"/>
+          </w:tcPr>
+          <w:p>
+            <w:pPr>
+              <w:rPr>
+                <w:sz w:val="24"/>
+                <w:szCs w:val="24"/>
+              </w:rPr>
+            </w:pPr>
+          </w:p>
+        </w:tc>
+        <w:tc>
+          <w:tcPr>
+            <w:tcW w:w="1503" w:type="dxa"/>
+          </w:tcPr>
+          <w:p>
+            <w:pPr>
+              <w:rPr>
+                <w:sz w:val="24"/>
+                <w:szCs w:val="24"/>
+              </w:rPr>
+            </w:pPr>
+          </w:p>
+        </w:tc>
+        <w:tc>
+          <w:tcPr>
+            <w:tcW w:w="1503" w:type="dxa"/>
+          </w:tcPr>
+          <w:p>
+            <w:pPr>
+              <w:rPr>
+                <w:sz w:val="24"/>
+                <w:szCs w:val="24"/>
+              </w:rPr>
+            </w:pPr>
+          </w:p>
+        </w:tc>
+      </w:tr>
+      <w:tr>
+        <w:tc>
+          <w:tcPr>
+            <w:tcW w:w="1502" w:type="dxa"/>
+          </w:tcPr>
+          <w:p>
+            <w:pPr>
+              <w:rPr>
+                <w:sz w:val="24"/>
+                <w:szCs w:val="24"/>
+              </w:rPr>
+            </w:pPr>
+            <w:proofErr w:type="spellStart"/>
+            <w:r>
+              <w:rPr>
+                <w:sz w:val="24"/>
+                <w:szCs w:val="24"/>
+              </w:rPr>
+              <w:t>UserId</w:t>
+            </w:r>
+            <w:proofErr w:type="spellEnd"/>
+          </w:p>
+        </w:tc>
+        <w:tc>
+          <w:tcPr>
+            <w:tcW w:w="1502" w:type="dxa"/>
+          </w:tcPr>
+          <w:p>
+            <w:pPr>
+              <w:rPr>
+                <w:sz w:val="24"/>
+                <w:szCs w:val="24"/>
+              </w:rPr>
+            </w:pPr>
+            <w:r>
+              <w:rPr>
+                <w:sz w:val="24"/>
+                <w:szCs w:val="24"/>
+              </w:rPr>
+              <w:t>String</w:t>
+            </w:r>
+          </w:p>
+        </w:tc>
+        <w:tc>
+          <w:tcPr>
+            <w:tcW w:w="1503" w:type="dxa"/>
+          </w:tcPr>
+          <w:p>
+            <w:pPr>
+              <w:rPr>
+                <w:sz w:val="24"/>
+                <w:szCs w:val="24"/>
+              </w:rPr>
+            </w:pPr>
+            <w:r>
+              <w:rPr>
+                <w:sz w:val="24"/>
+                <w:szCs w:val="24"/>
+              </w:rPr>
+              <w:t>Yes</w:t>
+            </w:r>
+          </w:p>
+        </w:tc>
+        <w:tc>
+          <w:tcPr>
+            <w:tcW w:w="1503" w:type="dxa"/>
+          </w:tcPr>
+          <w:p>
+            <w:pPr>
+              <w:rPr>
+                <w:sz w:val="24"/>
+                <w:szCs w:val="24"/>
+              </w:rPr>
+            </w:pPr>
+          </w:p>
+        </w:tc>
+        <w:tc>
+          <w:tcPr>
+            <w:tcW w:w="1503" w:type="dxa"/>
+          </w:tcPr>
+          <w:p>
+            <w:pPr>
+              <w:rPr>
+                <w:sz w:val="24"/>
+                <w:szCs w:val="24"/>
+              </w:rPr>
+            </w:pPr>
+          </w:p>
+        </w:tc>
+        <w:tc>
+          <w:tcPr>
+            <w:tcW w:w="1503" w:type="dxa"/>
+          </w:tcPr>
+          <w:p>
+            <w:pPr>
+              <w:rPr>
+                <w:sz w:val="24"/>
+                <w:szCs w:val="24"/>
+              </w:rPr>
+            </w:pPr>
+          </w:p>
+        </w:tc>
+      </w:tr>
+      <w:tr>
+        <w:tc>
+          <w:tcPr>
+            <w:tcW w:w="1502" w:type="dxa"/>
+          </w:tcPr>
+          <w:p>
+            <w:pPr>
+              <w:rPr>
+                <w:sz w:val="24"/>
+                <w:szCs w:val="24"/>
+              </w:rPr>
+            </w:pPr>
+            <w:proofErr w:type="spellStart"/>
+            <w:r>
+              <w:rPr>
+                <w:sz w:val="24"/>
+                <w:szCs w:val="24"/>
+              </w:rPr>
+              <w:t>CreatedAt</w:t>
+            </w:r>
+            <w:proofErr w:type="spellEnd"/>
+          </w:p>
+        </w:tc>
+        <w:tc>
+          <w:tcPr>
+            <w:tcW w:w="1502" w:type="dxa"/>
+          </w:tcPr>
+          <w:p>
+            <w:pPr>
+              <w:rPr>
+                <w:sz w:val="24"/>
+                <w:szCs w:val="24"/>
+              </w:rPr>
+            </w:pPr>
+            <w:proofErr w:type="spellStart"/>
+            <w:r>
+              <w:rPr>
+                <w:sz w:val="24"/>
+                <w:szCs w:val="24"/>
+              </w:rPr>
+              <w:t>DateTime</w:t>
+            </w:r>
+            <w:proofErr w:type="spellEnd"/>
+          </w:p>
+        </w:tc>
+        <w:tc>
+          <w:tcPr>
+            <w:tcW w:w="1503" w:type="dxa"/>
+          </w:tcPr>
+          <w:p>
+            <w:pPr>
+              <w:rPr>
+                <w:sz w:val="24"/>
+                <w:szCs w:val="24"/>
+              </w:rPr>
+            </w:pPr>
+            <w:r>
+              <w:rPr>
+                <w:sz w:val="24"/>
+                <w:szCs w:val="24"/>
+              </w:rPr>
+              <w:t>Yes</w:t>
+            </w:r>
+          </w:p>
+        </w:tc>
+        <w:tc>
+          <w:tcPr>
+            <w:tcW w:w="1503" w:type="dxa"/>
+          </w:tcPr>
+          <w:p>
+            <w:pPr>
+              <w:rPr>
+                <w:sz w:val="24"/>
+                <w:szCs w:val="24"/>
+              </w:rPr>
+            </w:pPr>
+          </w:p>
+        </w:tc>
+        <w:tc>
+          <w:tcPr>
+            <w:tcW w:w="1503" w:type="dxa"/>
+          </w:tcPr>
+          <w:p>
+            <w:pPr>
+              <w:rPr>
+                <w:sz w:val="24"/>
+                <w:szCs w:val="24"/>
+              </w:rPr>
+            </w:pPr>
+          </w:p>
+        </w:tc>
+        <w:tc>
+          <w:tcPr>
+            <w:tcW w:w="1503" w:type="dxa"/>
+          </w:tcPr>
+          <w:p>
+            <w:pPr>
+              <w:rPr>
+                <w:sz w:val="24"/>
+                <w:szCs w:val="24"/>
+              </w:rPr>
+            </w:pPr>
+          </w:p>
+        </w:tc>
+      </w:tr>
+      <w:tr>
+        <w:tc>
+          <w:tcPr>
+            <w:tcW w:w="1502" w:type="dxa"/>
+          </w:tcPr>
+          <w:p>
+            <w:pPr>
+              <w:rPr>
+                <w:sz w:val="24"/>
+                <w:szCs w:val="24"/>
+              </w:rPr>
+            </w:pPr>
+            <w:proofErr w:type="spellStart"/>
+            <w:r>
+              <w:rPr>
+                <w:sz w:val="24"/>
+                <w:szCs w:val="24"/>
+              </w:rPr>
+              <w:t>OrderType</w:t>
+            </w:r>
+            <w:proofErr w:type="spellEnd"/>
+          </w:p>
+        </w:tc>
+        <w:tc>
+          <w:tcPr>
+            <w:tcW w:w="1502" w:type="dxa"/>
+          </w:tcPr>
+          <w:p>
+            <w:pPr>
+              <w:rPr>
+                <w:sz w:val="24"/>
+                <w:szCs w:val="24"/>
+              </w:rPr>
+            </w:pPr>
+            <w:r>
+              <w:rPr>
+                <w:sz w:val="24"/>
+                <w:szCs w:val="24"/>
+              </w:rPr>
+              <w:t>String</w:t>
+            </w:r>
+          </w:p>
+        </w:tc>
+        <w:tc>
+          <w:tcPr>
+            <w:tcW w:w="1503" w:type="dxa"/>
+          </w:tcPr>
+          <w:p>
+            <w:pPr>
+              <w:rPr>
+                <w:sz w:val="24"/>
+                <w:szCs w:val="24"/>
+              </w:rPr>
+            </w:pPr>
+            <w:r>
+              <w:rPr>
+                <w:sz w:val="24"/>
+                <w:szCs w:val="24"/>
+              </w:rPr>
+              <w:t>Yes</w:t>
+            </w:r>
+          </w:p>
+        </w:tc>
+        <w:tc>
+          <w:tcPr>
+            <w:tcW w:w="1503" w:type="dxa"/>
+          </w:tcPr>
+          <w:p>
+            <w:pPr>
+              <w:rPr>
+                <w:sz w:val="24"/>
+                <w:szCs w:val="24"/>
+              </w:rPr>
+            </w:pPr>
+          </w:p>
+        </w:tc>
+        <w:tc>
+          <w:tcPr>
+            <w:tcW w:w="1503" w:type="dxa"/>
+          </w:tcPr>
+          <w:p>
+            <w:pPr>
+              <w:rPr>
+                <w:sz w:val="24"/>
+                <w:szCs w:val="24"/>
+              </w:rPr>
+            </w:pPr>
+            <w:r>
+              <w:rPr>
+                <w:sz w:val="24"/>
+                <w:szCs w:val="24"/>
+              </w:rPr>
+              <w:t>User can only select “Delivery” or “Collection”</w:t>
+            </w:r>
+          </w:p>
+        </w:tc>
+        <w:tc>
+          <w:tcPr>
+            <w:tcW w:w="1503" w:type="dxa"/>
+          </w:tcPr>
+          <w:p>
+            <w:pPr>
+              <w:rPr>
+                <w:sz w:val="24"/>
+                <w:szCs w:val="24"/>
+              </w:rPr>
+            </w:pPr>
+          </w:p>
+        </w:tc>
+      </w:tr>
+      <w:tr>
+        <w:tc>
+          <w:tcPr>
+            <w:tcW w:w="1502" w:type="dxa"/>
+          </w:tcPr>
+          <w:p>
+            <w:pPr>
+              <w:rPr>
+                <w:sz w:val="24"/>
+                <w:szCs w:val="24"/>
+              </w:rPr>
+            </w:pPr>
+            <w:proofErr w:type="spellStart"/>
+            <w:r>
+              <w:rPr>
+                <w:sz w:val="24"/>
+                <w:szCs w:val="24"/>
+              </w:rPr>
+              <w:t>ScheduledTime</w:t>
+            </w:r>
+            <w:proofErr w:type="spellEnd"/>
+          </w:p>
+        </w:tc>
+        <w:tc>
+          <w:tcPr>
+            <w:tcW w:w="1502" w:type="dxa"/>
+          </w:tcPr>
+          <w:p>
+            <w:pPr>
+              <w:rPr>
+                <w:sz w:val="24"/>
+                <w:szCs w:val="24"/>
+              </w:rPr>
+            </w:pPr>
+            <w:proofErr w:type="spellStart"/>
+            <w:r>
+              <w:rPr>
+                <w:sz w:val="24"/>
+                <w:szCs w:val="24"/>
+              </w:rPr>
+              <w:t>DateTime</w:t>
+            </w:r>
+            <w:proofErr w:type="spellEnd"/>
+          </w:p>
+        </w:tc>
+        <w:tc>
+          <w:tcPr>
+            <w:tcW w:w="1503" w:type="dxa"/>
+          </w:tcPr>
+          <w:p>
+            <w:pPr>
+              <w:rPr>
+                <w:sz w:val="24"/>
+                <w:szCs w:val="24"/>
+              </w:rPr>
+            </w:pPr>
+            <w:r>
+              <w:rPr>
+                <w:sz w:val="24"/>
+                <w:szCs w:val="24"/>
+              </w:rPr>
+              <w:t>Yes</w:t>
+            </w:r>
+          </w:p>
+        </w:tc>
+        <w:tc>
+          <w:tcPr>
+            <w:tcW w:w="1503" w:type="dxa"/>
+          </w:tcPr>
+          <w:p>
+            <w:pPr>
+              <w:rPr>
+                <w:sz w:val="24"/>
+                <w:szCs w:val="24"/>
+              </w:rPr>
+            </w:pPr>
+          </w:p>
+        </w:tc>
+        <w:tc>
+          <w:tcPr>
+            <w:tcW w:w="1503" w:type="dxa"/>
+          </w:tcPr>
+          <w:p>
+            <w:pPr>
+              <w:rPr>
+                <w:sz w:val="24"/>
+                <w:szCs w:val="24"/>
+              </w:rPr>
+            </w:pPr>
+            <w:r>
+              <w:rPr>
+                <w:sz w:val="24"/>
+                <w:szCs w:val="24"/>
+              </w:rPr>
+              <w:t>Cannot be a date before the current date</w:t>
+            </w:r>
+          </w:p>
+        </w:tc>
+        <w:tc>
+          <w:tcPr>
+            <w:tcW w:w="1503" w:type="dxa"/>
+          </w:tcPr>
+          <w:p>
+            <w:pPr>
+              <w:rPr>
+                <w:sz w:val="24"/>
+                <w:szCs w:val="24"/>
+              </w:rPr>
+            </w:pPr>
+          </w:p>
+        </w:tc>
+      </w:tr>
+      <w:tr>
+        <w:tc>
+          <w:tcPr>
+            <w:tcW w:w="1502" w:type="dxa"/>
+          </w:tcPr>
+          <w:p>
+            <w:pPr>
+              <w:rPr>
+                <w:sz w:val="24"/>
+                <w:szCs w:val="24"/>
+              </w:rPr>
+            </w:pPr>
+            <w:proofErr w:type="spellStart"/>
+            <w:r>
+              <w:rPr>
+                <w:sz w:val="24"/>
+                <w:szCs w:val="24"/>
+              </w:rPr>
+              <w:t>DeliveryAddress</w:t>
+            </w:r>
+            <w:proofErr w:type="spellEnd"/>
+          </w:p>
+        </w:tc>
+        <w:tc>
+          <w:tcPr>
+            <w:tcW w:w="1502" w:type="dxa"/>
+          </w:tcPr>
+          <w:p>
+            <w:pPr>
+              <w:rPr>
+                <w:sz w:val="24"/>
+                <w:szCs w:val="24"/>
+              </w:rPr>
+            </w:pPr>
+            <w:r>
+              <w:rPr>
+                <w:sz w:val="24"/>
+                <w:szCs w:val="24"/>
+              </w:rPr>
+              <w:t>String</w:t>
+            </w:r>
+          </w:p>
+        </w:tc>
+        <w:tc>
+          <w:tcPr>
+            <w:tcW w:w="1503" w:type="dxa"/>
+          </w:tcPr>
+          <w:p>
+            <w:pPr>
+              <w:rPr>
+                <w:sz w:val="24"/>
+                <w:szCs w:val="24"/>
+              </w:rPr>
+            </w:pPr>
+            <w:r>
+              <w:rPr>
+                <w:sz w:val="24"/>
+                <w:szCs w:val="24"/>
+              </w:rPr>
+              <w:t>No</w:t>
+            </w:r>
+          </w:p>
+        </w:tc>
+        <w:tc>
+          <w:tcPr>
+            <w:tcW w:w="1503" w:type="dxa"/>
+          </w:tcPr>
+          <w:p>
+            <w:pPr>
+              <w:rPr>
+                <w:sz w:val="24"/>
+                <w:szCs w:val="24"/>
+              </w:rPr>
+            </w:pPr>
+          </w:p>
+        </w:tc>
+        <w:tc>
+          <w:tcPr>
+            <w:tcW w:w="1503" w:type="dxa"/>
+          </w:tcPr>
+          <w:p>
+            <w:pPr>
+              <w:rPr>
+                <w:sz w:val="24"/>
+                <w:szCs w:val="24"/>
+              </w:rPr>
+            </w:pPr>
+            <w:r>
+              <w:rPr>
+                <w:sz w:val="24"/>
+                <w:szCs w:val="24"/>
+              </w:rPr>
+              <w:t xml:space="preserve">Only available if the </w:t>
+            </w:r>
+            <w:proofErr w:type="spellStart"/>
+            <w:r>
+              <w:rPr>
+                <w:sz w:val="24"/>
+                <w:szCs w:val="24"/>
+              </w:rPr>
+              <w:t>OrderType</w:t>
+            </w:r>
+            <w:proofErr w:type="spellEnd"/>
+            <w:r>
+              <w:rPr>
+                <w:sz w:val="24"/>
+                <w:szCs w:val="24"/>
+              </w:rPr>
+              <w:t xml:space="preserve"> == Delivery. A valid address is required.</w:t>
+            </w:r>
+          </w:p>
+        </w:tc>
+        <w:tc>
+          <w:tcPr>
+            <w:tcW w:w="1503" w:type="dxa"/>
+          </w:tcPr>
+          <w:p>
+            <w:pPr>
+              <w:rPr>
+                <w:sz w:val="24"/>
+                <w:szCs w:val="24"/>
+              </w:rPr>
+            </w:pPr>
+          </w:p>
+        </w:tc>
+      </w:tr>
+      <w:tr>
+        <w:tc>
+          <w:tcPr>
+            <w:tcW w:w="1502" w:type="dxa"/>
+          </w:tcPr>
+          <w:p>
+            <w:pPr>
+              <w:rPr>
+                <w:sz w:val="24"/>
+                <w:szCs w:val="24"/>
+              </w:rPr>
+            </w:pPr>
+            <w:proofErr w:type="spellStart"/>
+            <w:r>
+              <w:rPr>
+                <w:sz w:val="24"/>
+                <w:szCs w:val="24"/>
+              </w:rPr>
+              <w:t>DeliveryCity</w:t>
+            </w:r>
+            <w:proofErr w:type="spellEnd"/>
+          </w:p>
+        </w:tc>
+        <w:tc>
+          <w:tcPr>
+            <w:tcW w:w="1502" w:type="dxa"/>
+          </w:tcPr>
+          <w:p>
+            <w:pPr>
+              <w:rPr>
+                <w:sz w:val="24"/>
+                <w:szCs w:val="24"/>
+              </w:rPr>
+            </w:pPr>
+            <w:r>
+              <w:rPr>
+                <w:sz w:val="24"/>
+                <w:szCs w:val="24"/>
+              </w:rPr>
+              <w:t>String</w:t>
+            </w:r>
+          </w:p>
+        </w:tc>
+        <w:tc>
+          <w:tcPr>
+            <w:tcW w:w="1503" w:type="dxa"/>
+          </w:tcPr>
+          <w:p>
+            <w:pPr>
+              <w:rPr>
+                <w:sz w:val="24"/>
+                <w:szCs w:val="24"/>
+              </w:rPr>
+            </w:pPr>
+            <w:r>
+              <w:rPr>
+                <w:sz w:val="24"/>
+                <w:szCs w:val="24"/>
+              </w:rPr>
+              <w:t>No</w:t>
+            </w:r>
+          </w:p>
+        </w:tc>
+        <w:tc>
+          <w:tcPr>
+            <w:tcW w:w="1503" w:type="dxa"/>
+          </w:tcPr>
+          <w:p>
+            <w:pPr>
+              <w:rPr>
+                <w:sz w:val="24"/>
+                <w:szCs w:val="24"/>
+              </w:rPr>
+            </w:pPr>
+          </w:p>
+        </w:tc>
+        <w:tc>
+          <w:tcPr>
+            <w:tcW w:w="1503" w:type="dxa"/>
+          </w:tcPr>
+          <w:p>
+            <w:pPr>
+              <w:rPr>
+                <w:sz w:val="24"/>
+                <w:szCs w:val="24"/>
+              </w:rPr>
+            </w:pPr>
+            <w:r>
+              <w:rPr>
+                <w:sz w:val="24"/>
+                <w:szCs w:val="24"/>
+              </w:rPr>
+              <w:t xml:space="preserve">Only available if the </w:t>
+            </w:r>
+            <w:proofErr w:type="spellStart"/>
+            <w:r>
+              <w:rPr>
+                <w:sz w:val="24"/>
+                <w:szCs w:val="24"/>
+              </w:rPr>
+              <w:t>OrderType</w:t>
+            </w:r>
+            <w:proofErr w:type="spellEnd"/>
+            <w:r>
+              <w:rPr>
+                <w:sz w:val="24"/>
+                <w:szCs w:val="24"/>
+              </w:rPr>
+              <w:t xml:space="preserve"> == Delivery.</w:t>
+            </w:r>
+          </w:p>
+          <w:p>
+            <w:pPr>
+              <w:rPr>
+                <w:sz w:val="24"/>
+                <w:szCs w:val="24"/>
+              </w:rPr>
+            </w:pPr>
+            <w:r>
+              <w:rPr>
+                <w:sz w:val="24"/>
+                <w:szCs w:val="24"/>
+              </w:rPr>
+              <w:t>A valid city is required.</w:t>
+            </w:r>
+          </w:p>
+        </w:tc>
+        <w:tc>
+          <w:tcPr>
+            <w:tcW w:w="1503" w:type="dxa"/>
+          </w:tcPr>
+          <w:p>
+            <w:pPr>
+              <w:rPr>
+                <w:sz w:val="24"/>
+                <w:szCs w:val="24"/>
+              </w:rPr>
+            </w:pPr>
+          </w:p>
+        </w:tc>
+      </w:tr>
+      <w:tr>
+        <w:tc>
+          <w:tcPr>
+            <w:tcW w:w="1502" w:type="dxa"/>
+          </w:tcPr>
+          <w:p>
+            <w:pPr>
+              <w:rPr>
+                <w:sz w:val="24"/>
+                <w:szCs w:val="24"/>
+              </w:rPr>
+            </w:pPr>
+            <w:proofErr w:type="spellStart"/>
+            <w:r>
+              <w:rPr>
+                <w:sz w:val="24"/>
+                <w:szCs w:val="24"/>
+              </w:rPr>
+              <w:t>DeliveryPostCode</w:t>
+            </w:r>
+            <w:proofErr w:type="spellEnd"/>
+          </w:p>
+        </w:tc>
+        <w:tc>
+          <w:tcPr>
+            <w:tcW w:w="1502" w:type="dxa"/>
+          </w:tcPr>
+          <w:p>
+            <w:pPr>
+              <w:rPr>
+                <w:sz w:val="24"/>
+                <w:szCs w:val="24"/>
+              </w:rPr>
+            </w:pPr>
+            <w:r>
+              <w:rPr>
+                <w:sz w:val="24"/>
+                <w:szCs w:val="24"/>
+              </w:rPr>
+              <w:t>String</w:t>
+            </w:r>
+          </w:p>
+        </w:tc>
+        <w:tc>
+          <w:tcPr>
+            <w:tcW w:w="1503" w:type="dxa"/>
+          </w:tcPr>
+          <w:p>
+            <w:pPr>
+              <w:rPr>
+                <w:sz w:val="24"/>
+                <w:szCs w:val="24"/>
+              </w:rPr>
+            </w:pPr>
+            <w:r>
+              <w:rPr>
+                <w:sz w:val="24"/>
+                <w:szCs w:val="24"/>
+              </w:rPr>
+              <w:t>No</w:t>
+            </w:r>
+          </w:p>
+        </w:tc>
+        <w:tc>
+          <w:tcPr>
+            <w:tcW w:w="1503" w:type="dxa"/>
+          </w:tcPr>
+          <w:p>
+            <w:pPr>
+              <w:rPr>
+                <w:sz w:val="24"/>
+                <w:szCs w:val="24"/>
+              </w:rPr>
+            </w:pPr>
+          </w:p>
+        </w:tc>
+        <w:tc>
+          <w:tcPr>
+            <w:tcW w:w="1503" w:type="dxa"/>
+          </w:tcPr>
+          <w:p>
+            <w:pPr>
+              <w:rPr>
+                <w:sz w:val="24"/>
+                <w:szCs w:val="24"/>
+              </w:rPr>
+            </w:pPr>
+            <w:r>
+              <w:rPr>
+                <w:sz w:val="24"/>
+                <w:szCs w:val="24"/>
+              </w:rPr>
+              <w:t xml:space="preserve">Only available if the </w:t>
+            </w:r>
+            <w:proofErr w:type="spellStart"/>
+            <w:r>
+              <w:rPr>
+                <w:sz w:val="24"/>
+                <w:szCs w:val="24"/>
+              </w:rPr>
+              <w:t>OrderType</w:t>
+            </w:r>
+            <w:proofErr w:type="spellEnd"/>
+            <w:r>
+              <w:rPr>
+                <w:sz w:val="24"/>
+                <w:szCs w:val="24"/>
+              </w:rPr>
+              <w:t xml:space="preserve"> == Delivery.</w:t>
+            </w:r>
+          </w:p>
+          <w:p>
+            <w:pPr>
+              <w:rPr>
+                <w:sz w:val="24"/>
+                <w:szCs w:val="24"/>
+              </w:rPr>
+            </w:pPr>
+            <w:r>
+              <w:rPr>
+                <w:sz w:val="24"/>
+                <w:szCs w:val="24"/>
+              </w:rPr>
+              <w:t>A valid postcode is required.</w:t>
+            </w:r>
+          </w:p>
+        </w:tc>
+        <w:tc>
+          <w:tcPr>
+            <w:tcW w:w="1503" w:type="dxa"/>
+          </w:tcPr>
+          <w:p>
+            <w:pPr>
+              <w:rPr>
+                <w:sz w:val="24"/>
+                <w:szCs w:val="24"/>
+              </w:rPr>
+            </w:pPr>
+          </w:p>
+        </w:tc>
+      </w:tr>
+      <w:tr>
+        <w:tc>
+          <w:tcPr>
+            <w:tcW w:w="1502" w:type="dxa"/>
+          </w:tcPr>
+          <w:p>
+            <w:pPr>
+              <w:rPr>
+                <w:sz w:val="24"/>
+                <w:szCs w:val="24"/>
+              </w:rPr>
+            </w:pPr>
+            <w:proofErr w:type="spellStart"/>
+            <w:r>
+              <w:rPr>
+                <w:sz w:val="24"/>
+                <w:szCs w:val="24"/>
+              </w:rPr>
+              <w:t>DeliveryFee</w:t>
+            </w:r>
+            <w:proofErr w:type="spellEnd"/>
+          </w:p>
+        </w:tc>
+        <w:tc>
+          <w:tcPr>
+            <w:tcW w:w="1502" w:type="dxa"/>
+          </w:tcPr>
+          <w:p>
+            <w:pPr>
+              <w:rPr>
+                <w:sz w:val="24"/>
+                <w:szCs w:val="24"/>
+              </w:rPr>
+            </w:pPr>
+            <w:r>
+              <w:rPr>
+                <w:sz w:val="24"/>
+                <w:szCs w:val="24"/>
+              </w:rPr>
+              <w:t>Float</w:t>
+            </w:r>
+          </w:p>
+        </w:tc>
+        <w:tc>
+          <w:tcPr>
+            <w:tcW w:w="1503" w:type="dxa"/>
+          </w:tcPr>
+          <w:p>
+            <w:pPr>
+              <w:rPr>
+                <w:sz w:val="24"/>
+                <w:szCs w:val="24"/>
+              </w:rPr>
+            </w:pPr>
+            <w:r>
+              <w:rPr>
+                <w:sz w:val="24"/>
+                <w:szCs w:val="24"/>
+              </w:rPr>
+              <w:t>No</w:t>
+            </w:r>
+          </w:p>
+        </w:tc>
+        <w:tc>
+          <w:tcPr>
+            <w:tcW w:w="1503" w:type="dxa"/>
+          </w:tcPr>
+          <w:p>
+            <w:pPr>
+              <w:rPr>
+                <w:sz w:val="24"/>
+                <w:szCs w:val="24"/>
+              </w:rPr>
+            </w:pPr>
+          </w:p>
+        </w:tc>
+        <w:tc>
+          <w:tcPr>
+            <w:tcW w:w="1503" w:type="dxa"/>
+          </w:tcPr>
+          <w:p>
+            <w:pPr>
+              <w:rPr>
+                <w:sz w:val="24"/>
+                <w:szCs w:val="24"/>
+              </w:rPr>
+            </w:pPr>
+            <w:r>
+              <w:rPr>
+                <w:sz w:val="24"/>
+                <w:szCs w:val="24"/>
+              </w:rPr>
+              <w:t xml:space="preserve">Only available if the </w:t>
+            </w:r>
+            <w:proofErr w:type="spellStart"/>
+            <w:r>
+              <w:rPr>
+                <w:sz w:val="24"/>
+                <w:szCs w:val="24"/>
+              </w:rPr>
+              <w:t>OrderType</w:t>
+            </w:r>
+            <w:proofErr w:type="spellEnd"/>
+            <w:r>
+              <w:rPr>
+                <w:sz w:val="24"/>
+                <w:szCs w:val="24"/>
+              </w:rPr>
+              <w:t xml:space="preserve"> == Delivery.</w:t>
+            </w:r>
+          </w:p>
+        </w:tc>
+        <w:tc>
+          <w:tcPr>
+            <w:tcW w:w="1503" w:type="dxa"/>
+          </w:tcPr>
+          <w:p>
+            <w:pPr>
+              <w:rPr>
+                <w:sz w:val="24"/>
+                <w:szCs w:val="24"/>
+              </w:rPr>
+            </w:pPr>
+          </w:p>
+        </w:tc>
+      </w:tr>
+      <w:tr>
+        <w:tc>
+          <w:tcPr>
+            <w:tcW w:w="1502" w:type="dxa"/>
+          </w:tcPr>
+          <w:p>
+            <w:pPr>
+              <w:rPr>
+                <w:sz w:val="24"/>
+                <w:szCs w:val="24"/>
+              </w:rPr>
+            </w:pPr>
+            <w:proofErr w:type="spellStart"/>
+            <w:r>
+              <w:rPr>
+                <w:sz w:val="24"/>
+                <w:szCs w:val="24"/>
+              </w:rPr>
+              <w:t>OrderStatus</w:t>
+            </w:r>
+            <w:proofErr w:type="spellEnd"/>
+          </w:p>
+        </w:tc>
+        <w:tc>
+          <w:tcPr>
+            <w:tcW w:w="1502" w:type="dxa"/>
+          </w:tcPr>
+          <w:p>
+            <w:pPr>
+              <w:rPr>
+                <w:sz w:val="24"/>
+                <w:szCs w:val="24"/>
+              </w:rPr>
+            </w:pPr>
+            <w:r>
+              <w:rPr>
+                <w:sz w:val="24"/>
+                <w:szCs w:val="24"/>
+              </w:rPr>
+              <w:t>String</w:t>
+            </w:r>
+          </w:p>
+        </w:tc>
+        <w:tc>
+          <w:tcPr>
+            <w:tcW w:w="1503" w:type="dxa"/>
+          </w:tcPr>
+          <w:p>
+            <w:pPr>
+              <w:rPr>
+                <w:sz w:val="24"/>
+                <w:szCs w:val="24"/>
+              </w:rPr>
+            </w:pPr>
+            <w:r>
+              <w:rPr>
+                <w:sz w:val="24"/>
+                <w:szCs w:val="24"/>
+              </w:rPr>
+              <w:t>No</w:t>
+            </w:r>
+          </w:p>
+        </w:tc>
+        <w:tc>
+          <w:tcPr>
+            <w:tcW w:w="1503" w:type="dxa"/>
+          </w:tcPr>
+          <w:p>
+            <w:pPr>
+              <w:rPr>
+                <w:sz w:val="24"/>
+                <w:szCs w:val="24"/>
+              </w:rPr>
+            </w:pPr>
+          </w:p>
+        </w:tc>
+        <w:tc>
+          <w:tcPr>
+            <w:tcW w:w="1503" w:type="dxa"/>
+          </w:tcPr>
+          <w:p>
+            <w:pPr>
+              <w:rPr>
+                <w:sz w:val="24"/>
+                <w:szCs w:val="24"/>
+              </w:rPr>
+            </w:pPr>
+          </w:p>
+        </w:tc>
+        <w:tc>
+          <w:tcPr>
+            <w:tcW w:w="1503" w:type="dxa"/>
+          </w:tcPr>
+          <w:p>
+            <w:pPr>
+              <w:rPr>
+                <w:sz w:val="24"/>
+                <w:szCs w:val="24"/>
+              </w:rPr>
+            </w:pPr>
+          </w:p>
+        </w:tc>
+      </w:tr>
+      <w:tr>
+        <w:tc>
+          <w:tcPr>
+            <w:tcW w:w="1502" w:type="dxa"/>
+          </w:tcPr>
+          <w:p>
+            <w:pPr>
+              <w:rPr>
+                <w:sz w:val="24"/>
+                <w:szCs w:val="24"/>
+              </w:rPr>
+            </w:pPr>
+            <w:proofErr w:type="spellStart"/>
+            <w:r>
+              <w:rPr>
+                <w:sz w:val="24"/>
+                <w:szCs w:val="24"/>
+              </w:rPr>
+              <w:t>DiscountId</w:t>
+            </w:r>
+            <w:proofErr w:type="spellEnd"/>
+          </w:p>
+        </w:tc>
+        <w:tc>
+          <w:tcPr>
+            <w:tcW w:w="1502" w:type="dxa"/>
+          </w:tcPr>
+          <w:p>
+            <w:pPr>
+              <w:rPr>
+                <w:sz w:val="24"/>
+                <w:szCs w:val="24"/>
+              </w:rPr>
+            </w:pPr>
+            <w:r>
+              <w:rPr>
+                <w:sz w:val="24"/>
+                <w:szCs w:val="24"/>
+              </w:rPr>
+              <w:t>Int</w:t>
+            </w:r>
+          </w:p>
+        </w:tc>
+        <w:tc>
+          <w:tcPr>
+            <w:tcW w:w="1503" w:type="dxa"/>
+          </w:tcPr>
+          <w:p>
+            <w:pPr>
+              <w:rPr>
+                <w:sz w:val="24"/>
+                <w:szCs w:val="24"/>
+              </w:rPr>
+            </w:pPr>
+            <w:r>
+              <w:rPr>
+                <w:sz w:val="24"/>
+                <w:szCs w:val="24"/>
+              </w:rPr>
+              <w:t>No</w:t>
+            </w:r>
+          </w:p>
+        </w:tc>
+        <w:tc>
+          <w:tcPr>
+            <w:tcW w:w="1503" w:type="dxa"/>
+          </w:tcPr>
+          <w:p>
+            <w:pPr>
+              <w:rPr>
+                <w:sz w:val="24"/>
+                <w:szCs w:val="24"/>
+              </w:rPr>
+            </w:pPr>
+          </w:p>
+        </w:tc>
+        <w:tc>
+          <w:tcPr>
+            <w:tcW w:w="1503" w:type="dxa"/>
+          </w:tcPr>
+          <w:p>
+            <w:pPr>
+              <w:rPr>
+                <w:sz w:val="24"/>
+                <w:szCs w:val="24"/>
+              </w:rPr>
+            </w:pPr>
+          </w:p>
+        </w:tc>
+        <w:tc>
+          <w:tcPr>
+            <w:tcW w:w="1503" w:type="dxa"/>
+          </w:tcPr>
+          <w:p>
+            <w:pPr>
+              <w:rPr>
+                <w:sz w:val="24"/>
+                <w:szCs w:val="24"/>
+              </w:rPr>
+            </w:pPr>
+            <w:r>
+              <w:rPr>
+                <w:sz w:val="24"/>
+                <w:szCs w:val="24"/>
+              </w:rPr>
+              <w:t>Foreign</w:t>
+            </w:r>
+          </w:p>
+        </w:tc>
+      </w:tr>
+    </w:tbl>
+    <w:p>
+      <w:pPr>
+        <w:rPr>
+          <w:sz w:val="24"/>
+          <w:szCs w:val="24"/>
+        </w:rPr>
+      </w:pPr>
+    </w:p>
+    <w:p>
+      <w:pPr>
+        <w:rPr>
+          <w:sz w:val="24"/>
+          <w:szCs w:val="24"/>
+        </w:rPr>
+      </w:pPr>
+    </w:p>
+    <w:p>
+      <w:pPr>
+        <w:rPr>
+          <w:sz w:val="24"/>
+          <w:szCs w:val="24"/>
+        </w:rPr>
+      </w:pPr>
+      <w:proofErr w:type="spellStart"/>
+      <w:r>
+        <w:rPr>
+          <w:sz w:val="24"/>
+          <w:szCs w:val="24"/>
+        </w:rPr>
+        <w:lastRenderedPageBreak/>
+        <w:t>OrderProduct</w:t>
+      </w:r>
+      <w:proofErr w:type="spellEnd"/>
+    </w:p>
+    <w:tbl>
+      <w:tblPr>
+        <w:tblStyle w:val="TableGrid"/>
+        <w:tblW w:w="0" w:type="auto"/>
+        <w:tblLook w:val="04A0" w:firstRow="1" w:lastRow="0" w:firstColumn="1" w:lastColumn="0" w:noHBand="0" w:noVBand="1"/>
+      </w:tblPr>
+      <w:tblGrid>
+        <w:gridCol w:w="1743"/>
+        <w:gridCol w:w="1423"/>
+        <w:gridCol w:w="1465"/>
+        <w:gridCol w:w="1448"/>
+        <w:gridCol w:w="1475"/>
+        <w:gridCol w:w="1462"/>
+      </w:tblGrid>
+      <w:tr>
+        <w:tc>
+          <w:tcPr>
+            <w:tcW w:w="1502" w:type="dxa"/>
+          </w:tcPr>
+          <w:p>
+            <w:pPr>
+              <w:rPr>
+                <w:sz w:val="24"/>
+                <w:szCs w:val="24"/>
+              </w:rPr>
+            </w:pPr>
+            <w:r>
+              <w:rPr>
+                <w:sz w:val="24"/>
+                <w:szCs w:val="24"/>
+              </w:rPr>
+              <w:t>Column</w:t>
+            </w:r>
+          </w:p>
+        </w:tc>
+        <w:tc>
+          <w:tcPr>
+            <w:tcW w:w="1502" w:type="dxa"/>
+          </w:tcPr>
+          <w:p>
+            <w:pPr>
+              <w:rPr>
+                <w:sz w:val="24"/>
+                <w:szCs w:val="24"/>
+              </w:rPr>
+            </w:pPr>
+            <w:r>
+              <w:rPr>
+                <w:sz w:val="24"/>
+                <w:szCs w:val="24"/>
+              </w:rPr>
+              <w:t>Data Type</w:t>
+            </w:r>
+          </w:p>
+        </w:tc>
+        <w:tc>
+          <w:tcPr>
+            <w:tcW w:w="1503" w:type="dxa"/>
+          </w:tcPr>
+          <w:p>
+            <w:pPr>
+              <w:rPr>
+                <w:sz w:val="24"/>
+                <w:szCs w:val="24"/>
+              </w:rPr>
+            </w:pPr>
+            <w:r>
+              <w:rPr>
+                <w:sz w:val="24"/>
+                <w:szCs w:val="24"/>
+              </w:rPr>
+              <w:t>Required</w:t>
+            </w:r>
+          </w:p>
+        </w:tc>
+        <w:tc>
+          <w:tcPr>
+            <w:tcW w:w="1503" w:type="dxa"/>
+          </w:tcPr>
+          <w:p>
+            <w:pPr>
+              <w:rPr>
+                <w:sz w:val="24"/>
+                <w:szCs w:val="24"/>
+              </w:rPr>
+            </w:pPr>
+            <w:r>
+              <w:rPr>
+                <w:sz w:val="24"/>
+                <w:szCs w:val="24"/>
+              </w:rPr>
+              <w:t>Default</w:t>
+            </w:r>
+          </w:p>
+        </w:tc>
+        <w:tc>
+          <w:tcPr>
+            <w:tcW w:w="1503" w:type="dxa"/>
+          </w:tcPr>
+          <w:p>
+            <w:pPr>
+              <w:rPr>
+                <w:sz w:val="24"/>
+                <w:szCs w:val="24"/>
+              </w:rPr>
+            </w:pPr>
+            <w:r>
+              <w:rPr>
+                <w:sz w:val="24"/>
+                <w:szCs w:val="24"/>
+              </w:rPr>
+              <w:t>Validation</w:t>
+            </w:r>
+          </w:p>
+        </w:tc>
+        <w:tc>
+          <w:tcPr>
+            <w:tcW w:w="1503" w:type="dxa"/>
+          </w:tcPr>
+          <w:p>
+            <w:pPr>
+              <w:rPr>
+                <w:sz w:val="24"/>
+                <w:szCs w:val="24"/>
+              </w:rPr>
+            </w:pPr>
+            <w:r>
+              <w:rPr>
+                <w:sz w:val="24"/>
+                <w:szCs w:val="24"/>
+              </w:rPr>
+              <w:t>Primary/</w:t>
+            </w:r>
+          </w:p>
+          <w:p>
+            <w:pPr>
+              <w:rPr>
+                <w:sz w:val="24"/>
+                <w:szCs w:val="24"/>
+              </w:rPr>
+            </w:pPr>
+            <w:r>
+              <w:rPr>
+                <w:sz w:val="24"/>
+                <w:szCs w:val="24"/>
+              </w:rPr>
+              <w:t>Foreign</w:t>
+            </w:r>
+          </w:p>
+        </w:tc>
+      </w:tr>
+      <w:tr>
+        <w:tc>
+          <w:tcPr>
+            <w:tcW w:w="1502" w:type="dxa"/>
+          </w:tcPr>
+          <w:p>
+            <w:pPr>
+              <w:rPr>
+                <w:sz w:val="24"/>
+                <w:szCs w:val="24"/>
+              </w:rPr>
+            </w:pPr>
+            <w:proofErr w:type="spellStart"/>
+            <w:r>
+              <w:rPr>
+                <w:sz w:val="24"/>
+                <w:szCs w:val="24"/>
+              </w:rPr>
+              <w:t>OrderProductId</w:t>
+            </w:r>
+            <w:proofErr w:type="spellEnd"/>
+          </w:p>
+        </w:tc>
+        <w:tc>
+          <w:tcPr>
+            <w:tcW w:w="1502" w:type="dxa"/>
+          </w:tcPr>
+          <w:p>
+            <w:pPr>
+              <w:rPr>
+                <w:sz w:val="24"/>
+                <w:szCs w:val="24"/>
+              </w:rPr>
+            </w:pPr>
+            <w:r>
+              <w:rPr>
+                <w:sz w:val="24"/>
+                <w:szCs w:val="24"/>
+              </w:rPr>
+              <w:t>Int</w:t>
+            </w:r>
+          </w:p>
+        </w:tc>
+        <w:tc>
+          <w:tcPr>
+            <w:tcW w:w="1503" w:type="dxa"/>
+          </w:tcPr>
+          <w:p>
+            <w:pPr>
+              <w:rPr>
+                <w:sz w:val="24"/>
+                <w:szCs w:val="24"/>
+              </w:rPr>
+            </w:pPr>
+            <w:r>
+              <w:rPr>
+                <w:sz w:val="24"/>
+                <w:szCs w:val="24"/>
+              </w:rPr>
+              <w:t>Yes</w:t>
+            </w:r>
+          </w:p>
+        </w:tc>
+        <w:tc>
+          <w:tcPr>
+            <w:tcW w:w="1503" w:type="dxa"/>
+          </w:tcPr>
+          <w:p>
+            <w:pPr>
+              <w:rPr>
+                <w:sz w:val="24"/>
+                <w:szCs w:val="24"/>
+              </w:rPr>
+            </w:pPr>
+          </w:p>
+        </w:tc>
+        <w:tc>
+          <w:tcPr>
+            <w:tcW w:w="1503" w:type="dxa"/>
+          </w:tcPr>
+          <w:p>
+            <w:pPr>
+              <w:rPr>
+                <w:sz w:val="24"/>
+                <w:szCs w:val="24"/>
+              </w:rPr>
+            </w:pPr>
+          </w:p>
+        </w:tc>
+        <w:tc>
+          <w:tcPr>
+            <w:tcW w:w="1503" w:type="dxa"/>
+          </w:tcPr>
+          <w:p>
+            <w:pPr>
+              <w:rPr>
+                <w:sz w:val="24"/>
+                <w:szCs w:val="24"/>
+              </w:rPr>
+            </w:pPr>
+            <w:r>
+              <w:rPr>
+                <w:sz w:val="24"/>
+                <w:szCs w:val="24"/>
+              </w:rPr>
+              <w:t>Primary</w:t>
+            </w:r>
+          </w:p>
+        </w:tc>
+      </w:tr>
+      <w:tr>
+        <w:tc>
+          <w:tcPr>
+            <w:tcW w:w="1502" w:type="dxa"/>
+          </w:tcPr>
+          <w:p>
+            <w:pPr>
+              <w:rPr>
+                <w:sz w:val="24"/>
+                <w:szCs w:val="24"/>
+              </w:rPr>
+            </w:pPr>
+            <w:proofErr w:type="spellStart"/>
+            <w:r>
+              <w:rPr>
+                <w:sz w:val="24"/>
+                <w:szCs w:val="24"/>
+              </w:rPr>
+              <w:t>OderId</w:t>
+            </w:r>
+            <w:proofErr w:type="spellEnd"/>
+          </w:p>
+        </w:tc>
+        <w:tc>
+          <w:tcPr>
+            <w:tcW w:w="1502" w:type="dxa"/>
+          </w:tcPr>
+          <w:p>
+            <w:pPr>
+              <w:rPr>
+                <w:sz w:val="24"/>
+                <w:szCs w:val="24"/>
+              </w:rPr>
+            </w:pPr>
+            <w:r>
+              <w:rPr>
+                <w:sz w:val="24"/>
+                <w:szCs w:val="24"/>
+              </w:rPr>
+              <w:t>Int</w:t>
+            </w:r>
+          </w:p>
+        </w:tc>
+        <w:tc>
+          <w:tcPr>
+            <w:tcW w:w="1503" w:type="dxa"/>
+          </w:tcPr>
+          <w:p>
+            <w:pPr>
+              <w:rPr>
+                <w:sz w:val="24"/>
+                <w:szCs w:val="24"/>
+              </w:rPr>
+            </w:pPr>
+            <w:r>
+              <w:rPr>
+                <w:sz w:val="24"/>
+                <w:szCs w:val="24"/>
+              </w:rPr>
+              <w:t>Yes</w:t>
+            </w:r>
+          </w:p>
+        </w:tc>
+        <w:tc>
+          <w:tcPr>
+            <w:tcW w:w="1503" w:type="dxa"/>
+          </w:tcPr>
+          <w:p>
+            <w:pPr>
+              <w:rPr>
+                <w:sz w:val="24"/>
+                <w:szCs w:val="24"/>
+              </w:rPr>
+            </w:pPr>
+          </w:p>
+        </w:tc>
+        <w:tc>
+          <w:tcPr>
+            <w:tcW w:w="1503" w:type="dxa"/>
+          </w:tcPr>
+          <w:p>
+            <w:pPr>
+              <w:rPr>
+                <w:sz w:val="24"/>
+                <w:szCs w:val="24"/>
+              </w:rPr>
+            </w:pPr>
+          </w:p>
+        </w:tc>
+        <w:tc>
+          <w:tcPr>
+            <w:tcW w:w="1503" w:type="dxa"/>
+          </w:tcPr>
+          <w:p>
+            <w:pPr>
+              <w:rPr>
+                <w:sz w:val="24"/>
+                <w:szCs w:val="24"/>
+              </w:rPr>
+            </w:pPr>
+            <w:r>
+              <w:rPr>
+                <w:sz w:val="24"/>
+                <w:szCs w:val="24"/>
+              </w:rPr>
+              <w:t>Foreign</w:t>
+            </w:r>
+          </w:p>
+        </w:tc>
+      </w:tr>
+      <w:tr>
+        <w:tc>
+          <w:tcPr>
+            <w:tcW w:w="1502" w:type="dxa"/>
+          </w:tcPr>
+          <w:p>
+            <w:pPr>
+              <w:rPr>
+                <w:sz w:val="24"/>
+                <w:szCs w:val="24"/>
+              </w:rPr>
+            </w:pPr>
+            <w:proofErr w:type="spellStart"/>
+            <w:r>
+              <w:rPr>
+                <w:sz w:val="24"/>
+                <w:szCs w:val="24"/>
+              </w:rPr>
+              <w:t>ProductId</w:t>
+            </w:r>
+            <w:proofErr w:type="spellEnd"/>
+          </w:p>
+        </w:tc>
+        <w:tc>
+          <w:tcPr>
+            <w:tcW w:w="1502" w:type="dxa"/>
+          </w:tcPr>
+          <w:p>
+            <w:pPr>
+              <w:rPr>
+                <w:sz w:val="24"/>
+                <w:szCs w:val="24"/>
+              </w:rPr>
+            </w:pPr>
+            <w:r>
+              <w:rPr>
+                <w:sz w:val="24"/>
+                <w:szCs w:val="24"/>
+              </w:rPr>
+              <w:t>Int</w:t>
+            </w:r>
+          </w:p>
+        </w:tc>
+        <w:tc>
+          <w:tcPr>
+            <w:tcW w:w="1503" w:type="dxa"/>
+          </w:tcPr>
+          <w:p>
+            <w:pPr>
+              <w:rPr>
+                <w:sz w:val="24"/>
+                <w:szCs w:val="24"/>
+              </w:rPr>
+            </w:pPr>
+            <w:r>
+              <w:rPr>
+                <w:sz w:val="24"/>
+                <w:szCs w:val="24"/>
+              </w:rPr>
+              <w:t>Yes</w:t>
+            </w:r>
+          </w:p>
+        </w:tc>
+        <w:tc>
+          <w:tcPr>
+            <w:tcW w:w="1503" w:type="dxa"/>
+          </w:tcPr>
+          <w:p>
+            <w:pPr>
+              <w:rPr>
+                <w:sz w:val="24"/>
+                <w:szCs w:val="24"/>
+              </w:rPr>
+            </w:pPr>
+          </w:p>
+        </w:tc>
+        <w:tc>
+          <w:tcPr>
+            <w:tcW w:w="1503" w:type="dxa"/>
+          </w:tcPr>
+          <w:p>
+            <w:pPr>
+              <w:rPr>
+                <w:sz w:val="24"/>
+                <w:szCs w:val="24"/>
+              </w:rPr>
+            </w:pPr>
+          </w:p>
+        </w:tc>
+        <w:tc>
+          <w:tcPr>
+            <w:tcW w:w="1503" w:type="dxa"/>
+          </w:tcPr>
+          <w:p>
+            <w:pPr>
+              <w:rPr>
+                <w:sz w:val="24"/>
+                <w:szCs w:val="24"/>
+              </w:rPr>
+            </w:pPr>
+            <w:r>
+              <w:rPr>
+                <w:sz w:val="24"/>
+                <w:szCs w:val="24"/>
+              </w:rPr>
+              <w:t>Foreign</w:t>
+            </w:r>
+          </w:p>
+        </w:tc>
+      </w:tr>
+      <w:tr>
+        <w:tc>
+          <w:tcPr>
+            <w:tcW w:w="1502" w:type="dxa"/>
+          </w:tcPr>
+          <w:p>
+            <w:pPr>
+              <w:rPr>
+                <w:sz w:val="24"/>
+                <w:szCs w:val="24"/>
+              </w:rPr>
+            </w:pPr>
+            <w:r>
+              <w:rPr>
+                <w:sz w:val="24"/>
+                <w:szCs w:val="24"/>
+              </w:rPr>
+              <w:t>Quantity</w:t>
+            </w:r>
+          </w:p>
+        </w:tc>
+        <w:tc>
+          <w:tcPr>
+            <w:tcW w:w="1502" w:type="dxa"/>
+          </w:tcPr>
+          <w:p>
+            <w:pPr>
+              <w:rPr>
+                <w:sz w:val="24"/>
+                <w:szCs w:val="24"/>
+              </w:rPr>
+            </w:pPr>
+            <w:r>
+              <w:rPr>
+                <w:sz w:val="24"/>
+                <w:szCs w:val="24"/>
+              </w:rPr>
+              <w:t>Int</w:t>
+            </w:r>
+          </w:p>
+        </w:tc>
+        <w:tc>
+          <w:tcPr>
+            <w:tcW w:w="1503" w:type="dxa"/>
+          </w:tcPr>
+          <w:p>
+            <w:pPr>
+              <w:rPr>
+                <w:sz w:val="24"/>
+                <w:szCs w:val="24"/>
+              </w:rPr>
+            </w:pPr>
+            <w:r>
+              <w:rPr>
+                <w:sz w:val="24"/>
+                <w:szCs w:val="24"/>
+              </w:rPr>
+              <w:t>Yes</w:t>
+            </w:r>
+          </w:p>
+        </w:tc>
+        <w:tc>
+          <w:tcPr>
+            <w:tcW w:w="1503" w:type="dxa"/>
+          </w:tcPr>
+          <w:p>
+            <w:pPr>
+              <w:rPr>
+                <w:sz w:val="24"/>
+                <w:szCs w:val="24"/>
+              </w:rPr>
+            </w:pPr>
+          </w:p>
+        </w:tc>
+        <w:tc>
+          <w:tcPr>
+            <w:tcW w:w="1503" w:type="dxa"/>
+          </w:tcPr>
+          <w:p>
+            <w:pPr>
+              <w:rPr>
+                <w:sz w:val="24"/>
+                <w:szCs w:val="24"/>
+              </w:rPr>
+            </w:pPr>
+            <w:r>
+              <w:rPr>
+                <w:sz w:val="24"/>
+                <w:szCs w:val="24"/>
+              </w:rPr>
+              <w:t>No less than 1 and cannot be more than what it in stock</w:t>
+            </w:r>
+          </w:p>
+        </w:tc>
+        <w:tc>
+          <w:tcPr>
+            <w:tcW w:w="1503" w:type="dxa"/>
+          </w:tcPr>
+          <w:p>
+            <w:pPr>
+              <w:rPr>
+                <w:sz w:val="24"/>
+                <w:szCs w:val="24"/>
+              </w:rPr>
+            </w:pPr>
+          </w:p>
+        </w:tc>
+      </w:tr>
+    </w:tbl>
+    <w:p>
+      <w:pPr>
+        <w:rPr>
+          <w:sz w:val="24"/>
+          <w:szCs w:val="24"/>
+        </w:rPr>
+      </w:pPr>
+    </w:p>
+    <w:p>
+      <w:pPr>
+        <w:rPr>
+          <w:sz w:val="24"/>
+          <w:szCs w:val="24"/>
+        </w:rPr>
+      </w:pPr>
+    </w:p>
+    <w:p>
+      <w:pPr>
+        <w:rPr>
+          <w:sz w:val="24"/>
+          <w:szCs w:val="24"/>
+        </w:rPr>
+      </w:pPr>
+      <w:r>
+        <w:rPr>
+          <w:sz w:val="24"/>
+          <w:szCs w:val="24"/>
+        </w:rPr>
+        <w:t>Discount</w:t>
+      </w:r>
+    </w:p>
+    <w:tbl>
+      <w:tblPr>
+        <w:tblStyle w:val="TableGrid"/>
+        <w:tblW w:w="0" w:type="auto"/>
+        <w:tblLook w:val="04A0" w:firstRow="1" w:lastRow="0" w:firstColumn="1" w:lastColumn="0" w:noHBand="0" w:noVBand="1"/>
+      </w:tblPr>
+      <w:tblGrid>
+        <w:gridCol w:w="1502"/>
+        <w:gridCol w:w="1502"/>
+        <w:gridCol w:w="1503"/>
+        <w:gridCol w:w="1503"/>
+        <w:gridCol w:w="1503"/>
+        <w:gridCol w:w="1503"/>
+      </w:tblGrid>
+      <w:tr>
+        <w:tc>
+          <w:tcPr>
+            <w:tcW w:w="1502" w:type="dxa"/>
+          </w:tcPr>
+          <w:p>
+            <w:pPr>
+              <w:rPr>
+                <w:sz w:val="24"/>
+                <w:szCs w:val="24"/>
+              </w:rPr>
+            </w:pPr>
+            <w:r>
+              <w:rPr>
+                <w:sz w:val="24"/>
+                <w:szCs w:val="24"/>
+              </w:rPr>
+              <w:t>Column</w:t>
+            </w:r>
+          </w:p>
+        </w:tc>
+        <w:tc>
+          <w:tcPr>
+            <w:tcW w:w="1502" w:type="dxa"/>
+          </w:tcPr>
+          <w:p>
+            <w:pPr>
+              <w:rPr>
+                <w:sz w:val="24"/>
+                <w:szCs w:val="24"/>
+              </w:rPr>
+            </w:pPr>
+            <w:r>
+              <w:rPr>
+                <w:sz w:val="24"/>
+                <w:szCs w:val="24"/>
+              </w:rPr>
+              <w:t>Data Type</w:t>
+            </w:r>
+          </w:p>
+        </w:tc>
+        <w:tc>
+          <w:tcPr>
+            <w:tcW w:w="1503" w:type="dxa"/>
+          </w:tcPr>
+          <w:p>
+            <w:pPr>
+              <w:rPr>
+                <w:sz w:val="24"/>
+                <w:szCs w:val="24"/>
+              </w:rPr>
+            </w:pPr>
+            <w:r>
+              <w:rPr>
+                <w:sz w:val="24"/>
+                <w:szCs w:val="24"/>
+              </w:rPr>
+              <w:t>Required</w:t>
+            </w:r>
+          </w:p>
+        </w:tc>
+        <w:tc>
+          <w:tcPr>
+            <w:tcW w:w="1503" w:type="dxa"/>
+          </w:tcPr>
+          <w:p>
+            <w:pPr>
+              <w:rPr>
+                <w:sz w:val="24"/>
+                <w:szCs w:val="24"/>
+              </w:rPr>
+            </w:pPr>
+            <w:r>
+              <w:rPr>
+                <w:sz w:val="24"/>
+                <w:szCs w:val="24"/>
+              </w:rPr>
+              <w:t>Default</w:t>
+            </w:r>
+          </w:p>
+        </w:tc>
+        <w:tc>
+          <w:tcPr>
+            <w:tcW w:w="1503" w:type="dxa"/>
+          </w:tcPr>
+          <w:p>
+            <w:pPr>
+              <w:rPr>
+                <w:sz w:val="24"/>
+                <w:szCs w:val="24"/>
+              </w:rPr>
+            </w:pPr>
+            <w:r>
+              <w:rPr>
+                <w:sz w:val="24"/>
+                <w:szCs w:val="24"/>
+              </w:rPr>
+              <w:t>Validation</w:t>
+            </w:r>
+          </w:p>
+        </w:tc>
+        <w:tc>
+          <w:tcPr>
+            <w:tcW w:w="1503" w:type="dxa"/>
+          </w:tcPr>
+          <w:p>
+            <w:pPr>
+              <w:rPr>
+                <w:sz w:val="24"/>
+                <w:szCs w:val="24"/>
+              </w:rPr>
+            </w:pPr>
+            <w:r>
+              <w:rPr>
+                <w:sz w:val="24"/>
+                <w:szCs w:val="24"/>
+              </w:rPr>
+              <w:t>Primary/</w:t>
+            </w:r>
+          </w:p>
+          <w:p>
+            <w:pPr>
+              <w:rPr>
+                <w:sz w:val="24"/>
+                <w:szCs w:val="24"/>
+              </w:rPr>
+            </w:pPr>
+            <w:r>
+              <w:rPr>
+                <w:sz w:val="24"/>
+                <w:szCs w:val="24"/>
+              </w:rPr>
+              <w:t>Foreign</w:t>
+            </w:r>
+          </w:p>
+        </w:tc>
+      </w:tr>
+      <w:tr>
+        <w:tc>
+          <w:tcPr>
+            <w:tcW w:w="1502" w:type="dxa"/>
+          </w:tcPr>
+          <w:p>
+            <w:pPr>
+              <w:rPr>
+                <w:sz w:val="24"/>
+                <w:szCs w:val="24"/>
+              </w:rPr>
+            </w:pPr>
+            <w:proofErr w:type="spellStart"/>
+            <w:r>
+              <w:rPr>
+                <w:sz w:val="24"/>
+                <w:szCs w:val="24"/>
+              </w:rPr>
+              <w:t>DiscountId</w:t>
+            </w:r>
+            <w:proofErr w:type="spellEnd"/>
+          </w:p>
+        </w:tc>
+        <w:tc>
+          <w:tcPr>
+            <w:tcW w:w="1502" w:type="dxa"/>
+          </w:tcPr>
+          <w:p>
+            <w:pPr>
+              <w:rPr>
+                <w:sz w:val="24"/>
+                <w:szCs w:val="24"/>
+              </w:rPr>
+            </w:pPr>
+            <w:r>
+              <w:rPr>
+                <w:sz w:val="24"/>
+                <w:szCs w:val="24"/>
+              </w:rPr>
+              <w:t>Int</w:t>
+            </w:r>
+          </w:p>
+        </w:tc>
+        <w:tc>
+          <w:tcPr>
+            <w:tcW w:w="1503" w:type="dxa"/>
+          </w:tcPr>
+          <w:p>
+            <w:pPr>
+              <w:rPr>
+                <w:sz w:val="24"/>
+                <w:szCs w:val="24"/>
+              </w:rPr>
+            </w:pPr>
+            <w:r>
+              <w:rPr>
+                <w:sz w:val="24"/>
+                <w:szCs w:val="24"/>
+              </w:rPr>
+              <w:t>Yes</w:t>
+            </w:r>
+          </w:p>
+        </w:tc>
+        <w:tc>
+          <w:tcPr>
+            <w:tcW w:w="1503" w:type="dxa"/>
+          </w:tcPr>
+          <w:p>
+            <w:pPr>
+              <w:rPr>
+                <w:sz w:val="24"/>
+                <w:szCs w:val="24"/>
+              </w:rPr>
+            </w:pPr>
+          </w:p>
+        </w:tc>
+        <w:tc>
+          <w:tcPr>
+            <w:tcW w:w="1503" w:type="dxa"/>
+          </w:tcPr>
+          <w:p>
+            <w:pPr>
+              <w:rPr>
+                <w:sz w:val="24"/>
+                <w:szCs w:val="24"/>
+              </w:rPr>
+            </w:pPr>
+          </w:p>
+        </w:tc>
+        <w:tc>
+          <w:tcPr>
+            <w:tcW w:w="1503" w:type="dxa"/>
+          </w:tcPr>
+          <w:p>
+            <w:pPr>
+              <w:rPr>
+                <w:sz w:val="24"/>
+                <w:szCs w:val="24"/>
+              </w:rPr>
+            </w:pPr>
+            <w:r>
+              <w:rPr>
+                <w:sz w:val="24"/>
+                <w:szCs w:val="24"/>
+              </w:rPr>
+              <w:t>Primary</w:t>
+            </w:r>
+          </w:p>
+        </w:tc>
+      </w:tr>
+      <w:tr>
+        <w:tc>
+          <w:tcPr>
+            <w:tcW w:w="1502" w:type="dxa"/>
+          </w:tcPr>
+          <w:p>
+            <w:pPr>
+              <w:rPr>
+                <w:sz w:val="24"/>
+                <w:szCs w:val="24"/>
+              </w:rPr>
+            </w:pPr>
+            <w:r>
+              <w:rPr>
+                <w:sz w:val="24"/>
+                <w:szCs w:val="24"/>
+              </w:rPr>
+              <w:t>C</w:t>
+            </w:r>
+            <w:r>
+              <w:rPr>
+                <w:sz w:val="24"/>
+                <w:szCs w:val="24"/>
+              </w:rPr>
+              <w:t>ode</w:t>
+            </w:r>
+          </w:p>
+        </w:tc>
+        <w:tc>
+          <w:tcPr>
+            <w:tcW w:w="1502" w:type="dxa"/>
+          </w:tcPr>
+          <w:p>
+            <w:pPr>
+              <w:rPr>
+                <w:sz w:val="24"/>
+                <w:szCs w:val="24"/>
+              </w:rPr>
+            </w:pPr>
+            <w:r>
+              <w:rPr>
+                <w:sz w:val="24"/>
+                <w:szCs w:val="24"/>
+              </w:rPr>
+              <w:t>String</w:t>
+            </w:r>
+          </w:p>
+        </w:tc>
+        <w:tc>
+          <w:tcPr>
+            <w:tcW w:w="1503" w:type="dxa"/>
+          </w:tcPr>
+          <w:p>
+            <w:pPr>
+              <w:rPr>
+                <w:sz w:val="24"/>
+                <w:szCs w:val="24"/>
+              </w:rPr>
+            </w:pPr>
+            <w:r>
+              <w:rPr>
+                <w:sz w:val="24"/>
+                <w:szCs w:val="24"/>
+              </w:rPr>
+              <w:t>Yes</w:t>
+            </w:r>
+          </w:p>
+        </w:tc>
+        <w:tc>
+          <w:tcPr>
+            <w:tcW w:w="1503" w:type="dxa"/>
+          </w:tcPr>
+          <w:p>
+            <w:pPr>
+              <w:rPr>
+                <w:sz w:val="24"/>
+                <w:szCs w:val="24"/>
+              </w:rPr>
+            </w:pPr>
+          </w:p>
+        </w:tc>
+        <w:tc>
+          <w:tcPr>
+            <w:tcW w:w="1503" w:type="dxa"/>
+          </w:tcPr>
+          <w:p>
+            <w:pPr>
+              <w:rPr>
+                <w:sz w:val="24"/>
+                <w:szCs w:val="24"/>
+              </w:rPr>
+            </w:pPr>
+          </w:p>
+        </w:tc>
+        <w:tc>
+          <w:tcPr>
+            <w:tcW w:w="1503" w:type="dxa"/>
+          </w:tcPr>
+          <w:p>
+            <w:pPr>
+              <w:rPr>
+                <w:sz w:val="24"/>
+                <w:szCs w:val="24"/>
+              </w:rPr>
+            </w:pPr>
+          </w:p>
+        </w:tc>
+      </w:tr>
+      <w:tr>
+        <w:tc>
+          <w:tcPr>
+            <w:tcW w:w="1502" w:type="dxa"/>
+          </w:tcPr>
+          <w:p>
+            <w:pPr>
+              <w:rPr>
+                <w:sz w:val="24"/>
+                <w:szCs w:val="24"/>
+              </w:rPr>
+            </w:pPr>
+            <w:r>
+              <w:rPr>
+                <w:sz w:val="24"/>
+                <w:szCs w:val="24"/>
+              </w:rPr>
+              <w:t>Percentage</w:t>
+            </w:r>
+          </w:p>
+        </w:tc>
+        <w:tc>
+          <w:tcPr>
+            <w:tcW w:w="1502" w:type="dxa"/>
+          </w:tcPr>
+          <w:p>
+            <w:pPr>
+              <w:rPr>
+                <w:sz w:val="24"/>
+                <w:szCs w:val="24"/>
+              </w:rPr>
+            </w:pPr>
+            <w:r>
+              <w:rPr>
+                <w:sz w:val="24"/>
+                <w:szCs w:val="24"/>
+              </w:rPr>
+              <w:t>Float</w:t>
+            </w:r>
+          </w:p>
+        </w:tc>
+        <w:tc>
+          <w:tcPr>
+            <w:tcW w:w="1503" w:type="dxa"/>
+          </w:tcPr>
+          <w:p>
+            <w:pPr>
+              <w:rPr>
+                <w:sz w:val="24"/>
+                <w:szCs w:val="24"/>
+              </w:rPr>
+            </w:pPr>
+            <w:r>
+              <w:rPr>
+                <w:sz w:val="24"/>
+                <w:szCs w:val="24"/>
+              </w:rPr>
+              <w:t>Yes</w:t>
+            </w:r>
+          </w:p>
+        </w:tc>
+        <w:tc>
+          <w:tcPr>
+            <w:tcW w:w="1503" w:type="dxa"/>
+          </w:tcPr>
+          <w:p>
+            <w:pPr>
+              <w:rPr>
+                <w:sz w:val="24"/>
+                <w:szCs w:val="24"/>
+              </w:rPr>
+            </w:pPr>
+          </w:p>
+        </w:tc>
+        <w:tc>
+          <w:tcPr>
+            <w:tcW w:w="1503" w:type="dxa"/>
+          </w:tcPr>
+          <w:p>
+            <w:pPr>
+              <w:rPr>
+                <w:sz w:val="24"/>
+                <w:szCs w:val="24"/>
+              </w:rPr>
+            </w:pPr>
+          </w:p>
+        </w:tc>
+        <w:tc>
+          <w:tcPr>
+            <w:tcW w:w="1503" w:type="dxa"/>
+          </w:tcPr>
+          <w:p>
+            <w:pPr>
+              <w:rPr>
+                <w:sz w:val="24"/>
+                <w:szCs w:val="24"/>
+              </w:rPr>
+            </w:pPr>
+          </w:p>
+        </w:tc>
+      </w:tr>
+    </w:tbl>
+    <w:p>
+      <w:pPr>
+        <w:rPr>
+          <w:sz w:val="24"/>
+          <w:szCs w:val="24"/>
+        </w:rPr>
+      </w:pPr>
+    </w:p>
+    <w:p>
+      <w:pPr>
+        <w:rPr>
+          <w:sz w:val="24"/>
+          <w:szCs w:val="24"/>
+        </w:rPr>
+      </w:pPr>
+    </w:p>
+    <w:p>
+      <w:pPr>
+        <w:rPr>
+          <w:sz w:val="24"/>
+          <w:szCs w:val="24"/>
+        </w:rPr>
+      </w:pPr>
+      <w:r>
+        <w:rPr>
+          <w:sz w:val="24"/>
+          <w:szCs w:val="24"/>
+        </w:rPr>
+        <w:t>Basket</w:t>
+      </w:r>
+    </w:p>
+    <w:tbl>
+      <w:tblPr>
+        <w:tblStyle w:val="TableGrid"/>
+        <w:tblW w:w="0" w:type="auto"/>
+        <w:tblLook w:val="04A0" w:firstRow="1" w:lastRow="0" w:firstColumn="1" w:lastColumn="0" w:noHBand="0" w:noVBand="1"/>
+      </w:tblPr>
+      <w:tblGrid>
+        <w:gridCol w:w="1502"/>
+        <w:gridCol w:w="1502"/>
+        <w:gridCol w:w="1503"/>
+        <w:gridCol w:w="1503"/>
+        <w:gridCol w:w="1503"/>
+        <w:gridCol w:w="1503"/>
+      </w:tblGrid>
+      <w:tr>
+        <w:tc>
+          <w:tcPr>
+            <w:tcW w:w="1502" w:type="dxa"/>
+          </w:tcPr>
+          <w:p>
+            <w:pPr>
+              <w:rPr>
+                <w:sz w:val="24"/>
+                <w:szCs w:val="24"/>
+              </w:rPr>
+            </w:pPr>
+            <w:r>
+              <w:rPr>
+                <w:sz w:val="24"/>
+                <w:szCs w:val="24"/>
+              </w:rPr>
+              <w:t>Column</w:t>
+            </w:r>
+          </w:p>
+        </w:tc>
+        <w:tc>
+          <w:tcPr>
+            <w:tcW w:w="1502" w:type="dxa"/>
+          </w:tcPr>
+          <w:p>
+            <w:pPr>
+              <w:rPr>
+                <w:sz w:val="24"/>
+                <w:szCs w:val="24"/>
+              </w:rPr>
+            </w:pPr>
+            <w:r>
+              <w:rPr>
+                <w:sz w:val="24"/>
+                <w:szCs w:val="24"/>
+              </w:rPr>
+              <w:t>Data Type</w:t>
+            </w:r>
+          </w:p>
+        </w:tc>
+        <w:tc>
+          <w:tcPr>
+            <w:tcW w:w="1503" w:type="dxa"/>
+          </w:tcPr>
+          <w:p>
+            <w:pPr>
+              <w:rPr>
+                <w:sz w:val="24"/>
+                <w:szCs w:val="24"/>
+              </w:rPr>
+            </w:pPr>
+            <w:r>
+              <w:rPr>
+                <w:sz w:val="24"/>
+                <w:szCs w:val="24"/>
+              </w:rPr>
+              <w:t>Required</w:t>
+            </w:r>
+          </w:p>
+        </w:tc>
+        <w:tc>
+          <w:tcPr>
+            <w:tcW w:w="1503" w:type="dxa"/>
+          </w:tcPr>
+          <w:p>
+            <w:pPr>
+              <w:rPr>
+                <w:sz w:val="24"/>
+                <w:szCs w:val="24"/>
+              </w:rPr>
+            </w:pPr>
+            <w:r>
+              <w:rPr>
+                <w:sz w:val="24"/>
+                <w:szCs w:val="24"/>
+              </w:rPr>
+              <w:t>Default</w:t>
+            </w:r>
+          </w:p>
+        </w:tc>
+        <w:tc>
+          <w:tcPr>
+            <w:tcW w:w="1503" w:type="dxa"/>
+          </w:tcPr>
+          <w:p>
+            <w:pPr>
+              <w:rPr>
+                <w:sz w:val="24"/>
+                <w:szCs w:val="24"/>
+              </w:rPr>
+            </w:pPr>
+            <w:r>
+              <w:rPr>
+                <w:sz w:val="24"/>
+                <w:szCs w:val="24"/>
+              </w:rPr>
+              <w:t>Validation</w:t>
+            </w:r>
+          </w:p>
+        </w:tc>
+        <w:tc>
+          <w:tcPr>
+            <w:tcW w:w="1503" w:type="dxa"/>
+          </w:tcPr>
+          <w:p>
+            <w:pPr>
+              <w:rPr>
+                <w:sz w:val="24"/>
+                <w:szCs w:val="24"/>
+              </w:rPr>
+            </w:pPr>
+            <w:r>
+              <w:rPr>
+                <w:sz w:val="24"/>
+                <w:szCs w:val="24"/>
+              </w:rPr>
+              <w:t>Primary/</w:t>
+            </w:r>
+          </w:p>
+          <w:p>
+            <w:pPr>
+              <w:rPr>
+                <w:sz w:val="24"/>
+                <w:szCs w:val="24"/>
+              </w:rPr>
+            </w:pPr>
+            <w:r>
+              <w:rPr>
+                <w:sz w:val="24"/>
+                <w:szCs w:val="24"/>
+              </w:rPr>
+              <w:t>Foreign</w:t>
+            </w:r>
+          </w:p>
+        </w:tc>
+      </w:tr>
+      <w:tr>
+        <w:tc>
+          <w:tcPr>
+            <w:tcW w:w="1502" w:type="dxa"/>
+          </w:tcPr>
+          <w:p>
+            <w:pPr>
+              <w:rPr>
+                <w:sz w:val="24"/>
+                <w:szCs w:val="24"/>
+              </w:rPr>
+            </w:pPr>
+            <w:proofErr w:type="spellStart"/>
+            <w:r>
+              <w:rPr>
+                <w:sz w:val="24"/>
+                <w:szCs w:val="24"/>
+              </w:rPr>
+              <w:t>BasketId</w:t>
+            </w:r>
+            <w:proofErr w:type="spellEnd"/>
+          </w:p>
+        </w:tc>
+        <w:tc>
+          <w:tcPr>
+            <w:tcW w:w="1502" w:type="dxa"/>
+          </w:tcPr>
+          <w:p>
+            <w:pPr>
+              <w:rPr>
+                <w:sz w:val="24"/>
+                <w:szCs w:val="24"/>
+              </w:rPr>
+            </w:pPr>
+            <w:r>
+              <w:rPr>
+                <w:sz w:val="24"/>
+                <w:szCs w:val="24"/>
+              </w:rPr>
+              <w:t>Int</w:t>
+            </w:r>
+          </w:p>
+        </w:tc>
+        <w:tc>
+          <w:tcPr>
+            <w:tcW w:w="1503" w:type="dxa"/>
+          </w:tcPr>
+          <w:p>
+            <w:pPr>
+              <w:rPr>
+                <w:sz w:val="24"/>
+                <w:szCs w:val="24"/>
+              </w:rPr>
+            </w:pPr>
+            <w:r>
+              <w:rPr>
+                <w:sz w:val="24"/>
+                <w:szCs w:val="24"/>
+              </w:rPr>
+              <w:t>Yes</w:t>
+            </w:r>
+          </w:p>
+        </w:tc>
+        <w:tc>
+          <w:tcPr>
+            <w:tcW w:w="1503" w:type="dxa"/>
+          </w:tcPr>
+          <w:p>
+            <w:pPr>
+              <w:rPr>
+                <w:sz w:val="24"/>
+                <w:szCs w:val="24"/>
+              </w:rPr>
+            </w:pPr>
+          </w:p>
+        </w:tc>
+        <w:tc>
+          <w:tcPr>
+            <w:tcW w:w="1503" w:type="dxa"/>
+          </w:tcPr>
+          <w:p>
+            <w:pPr>
+              <w:rPr>
+                <w:sz w:val="24"/>
+                <w:szCs w:val="24"/>
+              </w:rPr>
+            </w:pPr>
+          </w:p>
+        </w:tc>
+        <w:tc>
+          <w:tcPr>
+            <w:tcW w:w="1503" w:type="dxa"/>
+          </w:tcPr>
+          <w:p>
+            <w:pPr>
+              <w:rPr>
+                <w:sz w:val="24"/>
+                <w:szCs w:val="24"/>
+              </w:rPr>
+            </w:pPr>
+            <w:r>
+              <w:rPr>
+                <w:sz w:val="24"/>
+                <w:szCs w:val="24"/>
+              </w:rPr>
+              <w:t>Primary</w:t>
+            </w:r>
+          </w:p>
+        </w:tc>
+      </w:tr>
+      <w:tr>
+        <w:tc>
+          <w:tcPr>
+            <w:tcW w:w="1502" w:type="dxa"/>
+          </w:tcPr>
+          <w:p>
+            <w:pPr>
+              <w:rPr>
+                <w:sz w:val="24"/>
+                <w:szCs w:val="24"/>
+              </w:rPr>
+            </w:pPr>
+            <w:proofErr w:type="spellStart"/>
+            <w:r>
+              <w:rPr>
+                <w:sz w:val="24"/>
+                <w:szCs w:val="24"/>
+              </w:rPr>
+              <w:t>UserId</w:t>
+            </w:r>
+            <w:proofErr w:type="spellEnd"/>
+          </w:p>
+        </w:tc>
+        <w:tc>
+          <w:tcPr>
+            <w:tcW w:w="1502" w:type="dxa"/>
+          </w:tcPr>
+          <w:p>
+            <w:pPr>
+              <w:rPr>
+                <w:sz w:val="24"/>
+                <w:szCs w:val="24"/>
+              </w:rPr>
+            </w:pPr>
+            <w:r>
+              <w:rPr>
+                <w:sz w:val="24"/>
+                <w:szCs w:val="24"/>
+              </w:rPr>
+              <w:t>String</w:t>
+            </w:r>
+          </w:p>
+        </w:tc>
+        <w:tc>
+          <w:tcPr>
+            <w:tcW w:w="1503" w:type="dxa"/>
+          </w:tcPr>
+          <w:p>
+            <w:pPr>
+              <w:rPr>
+                <w:sz w:val="24"/>
+                <w:szCs w:val="24"/>
+              </w:rPr>
+            </w:pPr>
+            <w:r>
+              <w:rPr>
+                <w:sz w:val="24"/>
+                <w:szCs w:val="24"/>
+              </w:rPr>
+              <w:t>Yes</w:t>
+            </w:r>
+          </w:p>
+        </w:tc>
+        <w:tc>
+          <w:tcPr>
+            <w:tcW w:w="1503" w:type="dxa"/>
+          </w:tcPr>
+          <w:p>
+            <w:pPr>
+              <w:rPr>
+                <w:sz w:val="24"/>
+                <w:szCs w:val="24"/>
+              </w:rPr>
+            </w:pPr>
+          </w:p>
+        </w:tc>
+        <w:tc>
+          <w:tcPr>
+            <w:tcW w:w="1503" w:type="dxa"/>
+          </w:tcPr>
+          <w:p>
+            <w:pPr>
+              <w:rPr>
+                <w:sz w:val="24"/>
+                <w:szCs w:val="24"/>
+              </w:rPr>
+            </w:pPr>
+          </w:p>
+        </w:tc>
+        <w:tc>
+          <w:tcPr>
+            <w:tcW w:w="1503" w:type="dxa"/>
+          </w:tcPr>
+          <w:p>
+            <w:pPr>
+              <w:rPr>
+                <w:sz w:val="24"/>
+                <w:szCs w:val="24"/>
+              </w:rPr>
+            </w:pPr>
+            <w:r>
+              <w:rPr>
+                <w:sz w:val="24"/>
+                <w:szCs w:val="24"/>
+              </w:rPr>
+              <w:t>Foreign</w:t>
+            </w:r>
+          </w:p>
+        </w:tc>
+      </w:tr>
+    </w:tbl>
+    <w:p>
+      <w:pPr>
+        <w:rPr>
+          <w:sz w:val="24"/>
+          <w:szCs w:val="24"/>
+        </w:rPr>
+      </w:pPr>
+    </w:p>
+    <w:p>
+      <w:pPr>
+        <w:rPr>
+          <w:sz w:val="24"/>
+          <w:szCs w:val="24"/>
+        </w:rPr>
+      </w:pPr>
+      <w:proofErr w:type="spellStart"/>
+      <w:r>
+        <w:rPr>
+          <w:sz w:val="24"/>
+          <w:szCs w:val="24"/>
+        </w:rPr>
+        <w:t>BasketProduct</w:t>
+      </w:r>
+      <w:proofErr w:type="spellEnd"/>
+    </w:p>
+    <w:tbl>
+      <w:tblPr>
+        <w:tblStyle w:val="TableGrid"/>
+        <w:tblW w:w="0" w:type="auto"/>
+        <w:tblLook w:val="04A0" w:firstRow="1" w:lastRow="0" w:firstColumn="1" w:lastColumn="0" w:noHBand="0" w:noVBand="1"/>
+      </w:tblPr>
+      <w:tblGrid>
+        <w:gridCol w:w="1820"/>
+        <w:gridCol w:w="1399"/>
+        <w:gridCol w:w="1452"/>
+        <w:gridCol w:w="1431"/>
+        <w:gridCol w:w="1466"/>
+        <w:gridCol w:w="1448"/>
+      </w:tblGrid>
+      <w:tr>
+        <w:tc>
+          <w:tcPr>
+            <w:tcW w:w="1502" w:type="dxa"/>
+          </w:tcPr>
+          <w:p>
+            <w:pPr>
+              <w:rPr>
+                <w:sz w:val="24"/>
+                <w:szCs w:val="24"/>
+              </w:rPr>
+            </w:pPr>
+            <w:r>
+              <w:rPr>
+                <w:sz w:val="24"/>
+                <w:szCs w:val="24"/>
+              </w:rPr>
+              <w:t>Column</w:t>
+            </w:r>
+          </w:p>
+        </w:tc>
+        <w:tc>
+          <w:tcPr>
+            <w:tcW w:w="1502" w:type="dxa"/>
+          </w:tcPr>
+          <w:p>
+            <w:pPr>
+              <w:rPr>
+                <w:sz w:val="24"/>
+                <w:szCs w:val="24"/>
+              </w:rPr>
+            </w:pPr>
+            <w:r>
+              <w:rPr>
+                <w:sz w:val="24"/>
+                <w:szCs w:val="24"/>
+              </w:rPr>
+              <w:t>Data Type</w:t>
+            </w:r>
+          </w:p>
+        </w:tc>
+        <w:tc>
+          <w:tcPr>
+            <w:tcW w:w="1503" w:type="dxa"/>
+          </w:tcPr>
+          <w:p>
+            <w:pPr>
+              <w:rPr>
+                <w:sz w:val="24"/>
+                <w:szCs w:val="24"/>
+              </w:rPr>
+            </w:pPr>
+            <w:r>
+              <w:rPr>
+                <w:sz w:val="24"/>
+                <w:szCs w:val="24"/>
+              </w:rPr>
+              <w:t>Required</w:t>
+            </w:r>
+          </w:p>
+        </w:tc>
+        <w:tc>
+          <w:tcPr>
+            <w:tcW w:w="1503" w:type="dxa"/>
+          </w:tcPr>
+          <w:p>
+            <w:pPr>
+              <w:rPr>
+                <w:sz w:val="24"/>
+                <w:szCs w:val="24"/>
+              </w:rPr>
+            </w:pPr>
+            <w:r>
+              <w:rPr>
+                <w:sz w:val="24"/>
+                <w:szCs w:val="24"/>
+              </w:rPr>
+              <w:t>Default</w:t>
+            </w:r>
+          </w:p>
+        </w:tc>
+        <w:tc>
+          <w:tcPr>
+            <w:tcW w:w="1503" w:type="dxa"/>
+          </w:tcPr>
+          <w:p>
+            <w:pPr>
+              <w:rPr>
+                <w:sz w:val="24"/>
+                <w:szCs w:val="24"/>
+              </w:rPr>
+            </w:pPr>
+            <w:r>
+              <w:rPr>
+                <w:sz w:val="24"/>
+                <w:szCs w:val="24"/>
+              </w:rPr>
+              <w:t>Validation</w:t>
+            </w:r>
+          </w:p>
+        </w:tc>
+        <w:tc>
+          <w:tcPr>
+            <w:tcW w:w="1503" w:type="dxa"/>
+          </w:tcPr>
+          <w:p>
+            <w:pPr>
+              <w:rPr>
+                <w:sz w:val="24"/>
+                <w:szCs w:val="24"/>
+              </w:rPr>
+            </w:pPr>
+            <w:r>
+              <w:rPr>
+                <w:sz w:val="24"/>
+                <w:szCs w:val="24"/>
+              </w:rPr>
+              <w:t>Primary/</w:t>
+            </w:r>
+          </w:p>
+          <w:p>
+            <w:pPr>
+              <w:rPr>
+                <w:sz w:val="24"/>
+                <w:szCs w:val="24"/>
+              </w:rPr>
+            </w:pPr>
+            <w:r>
+              <w:rPr>
+                <w:sz w:val="24"/>
+                <w:szCs w:val="24"/>
+              </w:rPr>
+              <w:t>Foreign</w:t>
+            </w:r>
+          </w:p>
+        </w:tc>
+      </w:tr>
+      <w:tr>
+        <w:tc>
+          <w:tcPr>
+            <w:tcW w:w="1502" w:type="dxa"/>
+          </w:tcPr>
+          <w:p>
+            <w:pPr>
+              <w:rPr>
+                <w:sz w:val="24"/>
+                <w:szCs w:val="24"/>
+              </w:rPr>
+            </w:pPr>
+            <w:proofErr w:type="spellStart"/>
+            <w:r>
+              <w:rPr>
+                <w:sz w:val="24"/>
+                <w:szCs w:val="24"/>
+              </w:rPr>
+              <w:t>BasketProductId</w:t>
+            </w:r>
+            <w:proofErr w:type="spellEnd"/>
+          </w:p>
+        </w:tc>
+        <w:tc>
+          <w:tcPr>
+            <w:tcW w:w="1502" w:type="dxa"/>
+          </w:tcPr>
+          <w:p>
+            <w:pPr>
+              <w:rPr>
+                <w:sz w:val="24"/>
+                <w:szCs w:val="24"/>
+              </w:rPr>
+            </w:pPr>
+            <w:r>
+              <w:rPr>
+                <w:sz w:val="24"/>
+                <w:szCs w:val="24"/>
+              </w:rPr>
+              <w:t>Int</w:t>
+            </w:r>
+          </w:p>
+        </w:tc>
+        <w:tc>
+          <w:tcPr>
+            <w:tcW w:w="1503" w:type="dxa"/>
+          </w:tcPr>
+          <w:p>
+            <w:pPr>
+              <w:rPr>
+                <w:sz w:val="24"/>
+                <w:szCs w:val="24"/>
+              </w:rPr>
+            </w:pPr>
+            <w:r>
+              <w:rPr>
+                <w:sz w:val="24"/>
+                <w:szCs w:val="24"/>
+              </w:rPr>
+              <w:t>Yes</w:t>
+            </w:r>
+          </w:p>
+        </w:tc>
+        <w:tc>
+          <w:tcPr>
+            <w:tcW w:w="1503" w:type="dxa"/>
+          </w:tcPr>
+          <w:p>
+            <w:pPr>
+              <w:rPr>
+                <w:sz w:val="24"/>
+                <w:szCs w:val="24"/>
+              </w:rPr>
+            </w:pPr>
+          </w:p>
+        </w:tc>
+        <w:tc>
+          <w:tcPr>
+            <w:tcW w:w="1503" w:type="dxa"/>
+          </w:tcPr>
+          <w:p>
+            <w:pPr>
+              <w:rPr>
+                <w:sz w:val="24"/>
+                <w:szCs w:val="24"/>
+              </w:rPr>
+            </w:pPr>
+          </w:p>
+        </w:tc>
+        <w:tc>
+          <w:tcPr>
+            <w:tcW w:w="1503" w:type="dxa"/>
+          </w:tcPr>
+          <w:p>
+            <w:pPr>
+              <w:rPr>
+                <w:sz w:val="24"/>
+                <w:szCs w:val="24"/>
+              </w:rPr>
+            </w:pPr>
+            <w:r>
+              <w:rPr>
+                <w:sz w:val="24"/>
+                <w:szCs w:val="24"/>
+              </w:rPr>
+              <w:t>Primary</w:t>
+            </w:r>
+          </w:p>
+        </w:tc>
+      </w:tr>
+      <w:tr>
+        <w:tc>
+          <w:tcPr>
+            <w:tcW w:w="1502" w:type="dxa"/>
+          </w:tcPr>
+          <w:p>
+            <w:pPr>
+              <w:rPr>
+                <w:sz w:val="24"/>
+                <w:szCs w:val="24"/>
+              </w:rPr>
+            </w:pPr>
+            <w:proofErr w:type="spellStart"/>
+            <w:r>
+              <w:rPr>
+                <w:sz w:val="24"/>
+                <w:szCs w:val="24"/>
+              </w:rPr>
+              <w:t>BasketId</w:t>
+            </w:r>
+            <w:proofErr w:type="spellEnd"/>
+          </w:p>
+        </w:tc>
+        <w:tc>
+          <w:tcPr>
+            <w:tcW w:w="1502" w:type="dxa"/>
+          </w:tcPr>
+          <w:p>
+            <w:pPr>
+              <w:rPr>
+                <w:sz w:val="24"/>
+                <w:szCs w:val="24"/>
+              </w:rPr>
+            </w:pPr>
+            <w:r>
+              <w:rPr>
+                <w:sz w:val="24"/>
+                <w:szCs w:val="24"/>
+              </w:rPr>
+              <w:t>Int</w:t>
+            </w:r>
+          </w:p>
+        </w:tc>
+        <w:tc>
+          <w:tcPr>
+            <w:tcW w:w="1503" w:type="dxa"/>
+          </w:tcPr>
+          <w:p>
+            <w:pPr>
+              <w:rPr>
+                <w:sz w:val="24"/>
+                <w:szCs w:val="24"/>
+              </w:rPr>
+            </w:pPr>
+            <w:r>
+              <w:rPr>
+                <w:sz w:val="24"/>
+                <w:szCs w:val="24"/>
+              </w:rPr>
+              <w:t>Yes</w:t>
+            </w:r>
+          </w:p>
+        </w:tc>
+        <w:tc>
+          <w:tcPr>
+            <w:tcW w:w="1503" w:type="dxa"/>
+          </w:tcPr>
+          <w:p>
+            <w:pPr>
+              <w:rPr>
+                <w:sz w:val="24"/>
+                <w:szCs w:val="24"/>
+              </w:rPr>
+            </w:pPr>
+          </w:p>
+        </w:tc>
+        <w:tc>
+          <w:tcPr>
+            <w:tcW w:w="1503" w:type="dxa"/>
+          </w:tcPr>
+          <w:p>
+            <w:pPr>
+              <w:rPr>
+                <w:sz w:val="24"/>
+                <w:szCs w:val="24"/>
+              </w:rPr>
+            </w:pPr>
+          </w:p>
+        </w:tc>
+        <w:tc>
+          <w:tcPr>
+            <w:tcW w:w="1503" w:type="dxa"/>
+          </w:tcPr>
+          <w:p>
+            <w:pPr>
+              <w:rPr>
+                <w:sz w:val="24"/>
+                <w:szCs w:val="24"/>
+              </w:rPr>
+            </w:pPr>
+            <w:r>
+              <w:rPr>
+                <w:sz w:val="24"/>
+                <w:szCs w:val="24"/>
+              </w:rPr>
+              <w:t>Foreign</w:t>
+            </w:r>
+          </w:p>
+        </w:tc>
+      </w:tr>
+      <w:tr>
+        <w:tc>
+          <w:tcPr>
+            <w:tcW w:w="1502" w:type="dxa"/>
+          </w:tcPr>
+          <w:p>
+            <w:pPr>
+              <w:rPr>
+                <w:sz w:val="24"/>
+                <w:szCs w:val="24"/>
+              </w:rPr>
+            </w:pPr>
+            <w:proofErr w:type="spellStart"/>
+            <w:r>
+              <w:rPr>
+                <w:sz w:val="24"/>
+                <w:szCs w:val="24"/>
+              </w:rPr>
+              <w:t>ProductId</w:t>
+            </w:r>
+            <w:proofErr w:type="spellEnd"/>
+          </w:p>
+        </w:tc>
+        <w:tc>
+          <w:tcPr>
+            <w:tcW w:w="1502" w:type="dxa"/>
+          </w:tcPr>
+          <w:p>
+            <w:pPr>
+              <w:rPr>
+                <w:sz w:val="24"/>
+                <w:szCs w:val="24"/>
+              </w:rPr>
+            </w:pPr>
+            <w:r>
+              <w:rPr>
+                <w:sz w:val="24"/>
+                <w:szCs w:val="24"/>
+              </w:rPr>
+              <w:t xml:space="preserve">Int </w:t>
+            </w:r>
+          </w:p>
+        </w:tc>
+        <w:tc>
+          <w:tcPr>
+            <w:tcW w:w="1503" w:type="dxa"/>
+          </w:tcPr>
+          <w:p>
+            <w:pPr>
+              <w:rPr>
+                <w:sz w:val="24"/>
+                <w:szCs w:val="24"/>
+              </w:rPr>
+            </w:pPr>
+            <w:r>
+              <w:rPr>
+                <w:sz w:val="24"/>
+                <w:szCs w:val="24"/>
+              </w:rPr>
+              <w:t>Yes</w:t>
+            </w:r>
+          </w:p>
+        </w:tc>
+        <w:tc>
+          <w:tcPr>
+            <w:tcW w:w="1503" w:type="dxa"/>
+          </w:tcPr>
+          <w:p>
+            <w:pPr>
+              <w:rPr>
+                <w:sz w:val="24"/>
+                <w:szCs w:val="24"/>
+              </w:rPr>
+            </w:pPr>
+          </w:p>
+        </w:tc>
+        <w:tc>
+          <w:tcPr>
+            <w:tcW w:w="1503" w:type="dxa"/>
+          </w:tcPr>
+          <w:p>
+            <w:pPr>
+              <w:rPr>
+                <w:sz w:val="24"/>
+                <w:szCs w:val="24"/>
+              </w:rPr>
+            </w:pPr>
+          </w:p>
+        </w:tc>
+        <w:tc>
+          <w:tcPr>
+            <w:tcW w:w="1503" w:type="dxa"/>
+          </w:tcPr>
+          <w:p>
+            <w:pPr>
+              <w:rPr>
+                <w:sz w:val="24"/>
+                <w:szCs w:val="24"/>
+              </w:rPr>
+            </w:pPr>
+            <w:r>
+              <w:rPr>
+                <w:sz w:val="24"/>
+                <w:szCs w:val="24"/>
+              </w:rPr>
+              <w:t>Foreign</w:t>
+            </w:r>
+          </w:p>
+        </w:tc>
+      </w:tr>
+      <w:tr>
+        <w:tc>
+          <w:tcPr>
+            <w:tcW w:w="1502" w:type="dxa"/>
+          </w:tcPr>
+          <w:p>
+            <w:pPr>
+              <w:rPr>
+                <w:sz w:val="24"/>
+                <w:szCs w:val="24"/>
+              </w:rPr>
+            </w:pPr>
+            <w:r>
+              <w:rPr>
+                <w:sz w:val="24"/>
+                <w:szCs w:val="24"/>
+              </w:rPr>
+              <w:t>Quantity</w:t>
+            </w:r>
+          </w:p>
+        </w:tc>
+        <w:tc>
+          <w:tcPr>
+            <w:tcW w:w="1502" w:type="dxa"/>
+          </w:tcPr>
+          <w:p>
+            <w:pPr>
+              <w:rPr>
+                <w:sz w:val="24"/>
+                <w:szCs w:val="24"/>
+              </w:rPr>
+            </w:pPr>
+            <w:r>
+              <w:rPr>
+                <w:sz w:val="24"/>
+                <w:szCs w:val="24"/>
+              </w:rPr>
+              <w:t xml:space="preserve">Int </w:t>
+            </w:r>
+          </w:p>
+        </w:tc>
+        <w:tc>
+          <w:tcPr>
+            <w:tcW w:w="1503" w:type="dxa"/>
+          </w:tcPr>
+          <w:p>
+            <w:pPr>
+              <w:rPr>
+                <w:sz w:val="24"/>
+                <w:szCs w:val="24"/>
+              </w:rPr>
+            </w:pPr>
+            <w:r>
+              <w:rPr>
+                <w:sz w:val="24"/>
+                <w:szCs w:val="24"/>
+              </w:rPr>
+              <w:t>Yes</w:t>
+            </w:r>
+          </w:p>
+        </w:tc>
+        <w:tc>
+          <w:tcPr>
+            <w:tcW w:w="1503" w:type="dxa"/>
+          </w:tcPr>
+          <w:p>
+            <w:pPr>
+              <w:rPr>
+                <w:sz w:val="24"/>
+                <w:szCs w:val="24"/>
+              </w:rPr>
+            </w:pPr>
+          </w:p>
+        </w:tc>
+        <w:tc>
+          <w:tcPr>
+            <w:tcW w:w="1503" w:type="dxa"/>
+          </w:tcPr>
+          <w:p>
+            <w:pPr>
+              <w:rPr>
+                <w:sz w:val="24"/>
+                <w:szCs w:val="24"/>
+              </w:rPr>
+            </w:pPr>
+            <w:r>
+              <w:rPr>
+                <w:sz w:val="24"/>
+                <w:szCs w:val="24"/>
+              </w:rPr>
+              <w:t>No less than 1</w:t>
+            </w:r>
+          </w:p>
+        </w:tc>
+        <w:tc>
+          <w:tcPr>
+            <w:tcW w:w="1503" w:type="dxa"/>
+          </w:tcPr>
+          <w:p>
+            <w:pPr>
+              <w:rPr>
+                <w:sz w:val="24"/>
+                <w:szCs w:val="24"/>
+              </w:rPr>
+            </w:pPr>
+          </w:p>
+        </w:tc>
+      </w:tr>
+    </w:tbl>
     <w:p>
       <w:pPr>
         <w:rPr>
@@ -1063,6 +9779,25 @@
     <w:semiHidden/>
     <w:unhideWhenUsed/>
   </w:style>
+  <w:style w:type="table" w:styleId="TableGrid">
+    <w:name w:val="Table Grid"/>
+    <w:basedOn w:val="TableNormal"/>
+    <w:uiPriority w:val="39"/>
+    <w:rsid w:val="008C7A21"/>
+    <w:pPr>
+      <w:spacing w:after="0" w:line="240" w:lineRule="auto"/>
+    </w:pPr>
+    <w:tblPr>
+      <w:tblBorders>
+        <w:top w:val="single" w:sz="4" w:space="0" w:color="auto"/>
+        <w:left w:val="single" w:sz="4" w:space="0" w:color="auto"/>
+        <w:bottom w:val="single" w:sz="4" w:space="0" w:color="auto"/>
+        <w:right w:val="single" w:sz="4" w:space="0" w:color="auto"/>
+        <w:insideH w:val="single" w:sz="4" w:space="0" w:color="auto"/>
+        <w:insideV w:val="single" w:sz="4" w:space="0" w:color="auto"/>
+      </w:tblBorders>
+    </w:tblPr>
+  </w:style>
 </w:styles>
 </file>
 
